--- a/docs/memoria/Memoria_TFB (1) (1).docx
+++ b/docs/memoria/Memoria_TFB (1) (1).docx
@@ -1,6 +1,6 @@
 
 <file path=word/document.xml><?xml version="1.0" encoding="utf-8"?>
-<w:document xmlns:wpc="http://schemas.microsoft.com/office/word/2010/wordprocessingCanvas" xmlns:cx="http://schemas.microsoft.com/office/drawing/2014/chartex" xmlns:cx1="http://schemas.microsoft.com/office/drawing/2015/9/8/chartex" xmlns:cx2="http://schemas.microsoft.com/office/drawing/2015/10/21/chartex" xmlns:cx3="http://schemas.microsoft.com/office/drawing/2016/5/9/chartex" xmlns:cx4="http://schemas.microsoft.com/office/drawing/2016/5/10/chartex" xmlns:cx5="http://schemas.microsoft.com/office/drawing/2016/5/11/chartex" xmlns:cx6="http://schemas.microsoft.com/office/drawing/2016/5/12/chartex" xmlns:cx7="http://schemas.microsoft.com/office/drawing/2016/5/13/chartex" xmlns:cx8="http://schemas.microsoft.com/office/drawing/2016/5/14/chartex" xmlns:mc="http://schemas.openxmlformats.org/markup-compatibility/2006" xmlns:o="urn:schemas-microsoft-com:office:office" xmlns:r="http://schemas.openxmlformats.org/officeDocument/2006/relationships" xmlns:m="http://schemas.openxmlformats.org/officeDocument/2006/math" xmlns:v="urn:schemas-microsoft-com:vml" xmlns:wp14="http://schemas.microsoft.com/office/word/2010/wordprocessingDrawing" xmlns:wp="http://schemas.openxmlformats.org/drawingml/2006/wordprocessingDrawing" xmlns:w="http://schemas.openxmlformats.org/wordprocessingml/2006/main" xmlns:w14="http://schemas.microsoft.com/office/word/2010/wordml" xmlns:w10="urn:schemas-microsoft-com:office:word" xmlns:w15="http://schemas.microsoft.com/office/word/2012/wordml" xmlns:wpg="http://schemas.microsoft.com/office/word/2010/wordprocessingGroup" xmlns:wpi="http://schemas.microsoft.com/office/word/2010/wordprocessingInk" xmlns:wne="http://schemas.microsoft.com/office/word/2006/wordml" xmlns:wps="http://schemas.microsoft.com/office/word/2010/wordprocessingShape" xmlns:wpsCustomData="http://www.wps.cn/officeDocument/2013/wpsCustomData" mc:Ignorable="w14 w15 wp14">
+<w:document xmlns:wpc="http://schemas.microsoft.com/office/word/2010/wordprocessingCanvas" xmlns:mc="http://schemas.openxmlformats.org/markup-compatibility/2006" xmlns:o="urn:schemas-microsoft-com:office:office" xmlns:r="http://schemas.openxmlformats.org/officeDocument/2006/relationships" xmlns:m="http://schemas.openxmlformats.org/officeDocument/2006/math" xmlns:v="urn:schemas-microsoft-com:vml" xmlns:wp14="http://schemas.microsoft.com/office/word/2010/wordprocessingDrawing" xmlns:wp="http://schemas.openxmlformats.org/drawingml/2006/wordprocessingDrawing" xmlns:w="http://schemas.openxmlformats.org/wordprocessingml/2006/main" xmlns:w14="http://schemas.microsoft.com/office/word/2010/wordml" xmlns:w10="urn:schemas-microsoft-com:office:word" xmlns:w15="http://schemas.microsoft.com/office/word/2012/wordml" xmlns:wpg="http://schemas.microsoft.com/office/word/2010/wordprocessingGroup" xmlns:wpi="http://schemas.microsoft.com/office/word/2010/wordprocessingInk" xmlns:wne="http://schemas.microsoft.com/office/word/2006/wordml" xmlns:wps="http://schemas.microsoft.com/office/word/2010/wordprocessingShape" xmlns:wpsCustomData="http://www.wps.cn/officeDocument/2013/wpsCustomData" mc:Ignorable="w14 w15 wp14">
   <w:body>
     <w:p>
       <w:bookmarkStart w:id="0" w:name="_Hlk83984622"/>
@@ -39,7 +39,7 @@
                     </pic:cNvPicPr>
                   </pic:nvPicPr>
                   <pic:blipFill>
-                    <a:blip r:embed="rId8" cstate="print">
+                    <a:blip r:embed="rId10" cstate="print">
                       <a:extLst>
                         <a:ext uri="{28A0092B-C50C-407E-A947-70E740481C1C}">
                           <a14:useLocalDpi xmlns:a14="http://schemas.microsoft.com/office/drawing/2010/main" val="0"/>
@@ -546,7 +546,7 @@
             <w:rPr>
               <w:rFonts w:hint="default"/>
             </w:rPr>
-            <w:t>1.    Introducción ........................................................................................................ 4</w:t>
+            <w:t xml:space="preserve">1.    Introducción ........................................................................................................ </w:t>
           </w:r>
         </w:p>
         <w:p>
@@ -559,7 +559,7 @@
             <w:rPr>
               <w:rFonts w:hint="default"/>
             </w:rPr>
-            <w:t xml:space="preserve">      1.1    Contextualización y justificación del problema ............................................ 4</w:t>
+            <w:t xml:space="preserve">      1.1    Contextualización y justificación del problema ............................................ </w:t>
           </w:r>
         </w:p>
         <w:p>
@@ -572,7 +572,7 @@
             <w:rPr>
               <w:rFonts w:hint="default"/>
             </w:rPr>
-            <w:t xml:space="preserve">      1.2    Pregunta de investigación y objetivos .......................................................... 6</w:t>
+            <w:t xml:space="preserve">      1.2    Pregunta de investigación y objetivos ..........................................................</w:t>
           </w:r>
         </w:p>
         <w:p>
@@ -585,7 +585,7 @@
             <w:rPr>
               <w:rFonts w:hint="default"/>
             </w:rPr>
-            <w:t xml:space="preserve">      1.3    Alcance y estructura del trabajo .................................................................... 7</w:t>
+            <w:t xml:space="preserve">      1.3    Alcance y estructura del trabajo .................................................................... </w:t>
           </w:r>
         </w:p>
         <w:p>
@@ -605,7 +605,7 @@
             <w:rPr>
               <w:rFonts w:hint="default"/>
             </w:rPr>
-            <w:t>2.    Marco teórico ...................................................................................................... 9</w:t>
+            <w:t xml:space="preserve">2.    Marco teórico ...................................................................................................... </w:t>
           </w:r>
         </w:p>
         <w:p>
@@ -618,7 +618,7 @@
             <w:rPr>
               <w:rFonts w:hint="default"/>
             </w:rPr>
-            <w:t xml:space="preserve">      2.1    Marketplaces, logística e indicadores de rendimiento .................................. 9</w:t>
+            <w:t xml:space="preserve">      2.1    Marketplaces, logística e indicadores de rendimiento .................................. </w:t>
           </w:r>
         </w:p>
         <w:p>
@@ -631,7 +631,7 @@
             <w:rPr>
               <w:rFonts w:hint="default"/>
             </w:rPr>
-            <w:t xml:space="preserve">      2.2    Arquitectura analítica, bases de datos y reproducibilidad .......................... 12</w:t>
+            <w:t xml:space="preserve">      2.2    Arquitectura analítica, bases de datos y reproducibilidad .......................... </w:t>
           </w:r>
         </w:p>
         <w:p>
@@ -644,7 +644,7 @@
             <w:rPr>
               <w:rFonts w:hint="default"/>
             </w:rPr>
-            <w:t xml:space="preserve">      2.3    Modelado dimensional, visualización y predicción ...................................... 15</w:t>
+            <w:t xml:space="preserve">      2.3    Modelado dimensional, visualización y predicción ...................................... </w:t>
           </w:r>
         </w:p>
         <w:p>
@@ -664,7 +664,7 @@
             <w:rPr>
               <w:rFonts w:hint="default"/>
             </w:rPr>
-            <w:t>3.    Datos y caso de estudio .................................................................................... 18</w:t>
+            <w:t xml:space="preserve">3.    Datos y caso de estudio .................................................................................... </w:t>
           </w:r>
         </w:p>
         <w:p>
@@ -677,7 +677,7 @@
             <w:rPr>
               <w:rFonts w:hint="default"/>
             </w:rPr>
-            <w:t xml:space="preserve">      3.1    Descripción del dataset Olist ....................................................................... 18</w:t>
+            <w:t xml:space="preserve">      3.1    Descripción del dataset Olist ....................................................................... </w:t>
           </w:r>
         </w:p>
         <w:p>
@@ -690,7 +690,7 @@
             <w:rPr>
               <w:rFonts w:hint="default"/>
             </w:rPr>
-            <w:t xml:space="preserve">      3.2    Tablas, relaciones y granularidad ................................................................ 20</w:t>
+            <w:t xml:space="preserve">      3.2    Tablas, relaciones y granularidad ................................................................ </w:t>
           </w:r>
         </w:p>
         <w:p>
@@ -703,7 +703,7 @@
             <w:rPr>
               <w:rFonts w:hint="default"/>
             </w:rPr>
-            <w:t xml:space="preserve">      3.3    Variables, calidad del dato y limitaciones ................................................... 23</w:t>
+            <w:t xml:space="preserve">      3.3    Variables, calidad del dato y limitaciones ................................................... </w:t>
           </w:r>
         </w:p>
         <w:p>
@@ -723,7 +723,7 @@
             <w:rPr>
               <w:rFonts w:hint="default"/>
             </w:rPr>
-            <w:t>4.    Diseño de la arquitectura analítica .................................................................... 27</w:t>
+            <w:t xml:space="preserve">4.    Diseño de la arquitectura analítica .................................................................... </w:t>
           </w:r>
         </w:p>
         <w:p>
@@ -736,7 +736,7 @@
             <w:rPr>
               <w:rFonts w:hint="default"/>
             </w:rPr>
-            <w:t xml:space="preserve">      4.1    Planteamiento general y herramientas utilizadas ........................................ 27</w:t>
+            <w:t xml:space="preserve">      4.1    Planteamiento general y herramientas utilizadas ........................................ </w:t>
           </w:r>
         </w:p>
         <w:p>
@@ -749,7 +749,7 @@
             <w:rPr>
               <w:rFonts w:hint="default"/>
             </w:rPr>
-            <w:t xml:space="preserve">      4.2    Alternativas de modelado consideradas ...................................................... 30</w:t>
+            <w:t xml:space="preserve">      4.2    Alternativas de modelado consideradas ...................................................... </w:t>
           </w:r>
         </w:p>
         <w:p>
@@ -762,7 +762,7 @@
             <w:rPr>
               <w:rFonts w:hint="default"/>
             </w:rPr>
-            <w:t xml:space="preserve">      4.3    Elección final: capa relacional y constelación analítica ligera ..................... 34</w:t>
+            <w:t xml:space="preserve">      4.3    Elección final: capa relacional y constelación analítica ligera ..................... </w:t>
           </w:r>
         </w:p>
         <w:p>
@@ -775,7 +775,7 @@
             <w:rPr>
               <w:rFonts w:hint="default"/>
             </w:rPr>
-            <w:t xml:space="preserve">      4.4    Reproducibilidad y organización del repositorio .......................................... 38</w:t>
+            <w:t xml:space="preserve">      4.4    Reproducibilidad y organización del repositorio .......................................... </w:t>
           </w:r>
         </w:p>
         <w:p>
@@ -795,7 +795,7 @@
             <w:rPr>
               <w:rFonts w:hint="default"/>
             </w:rPr>
-            <w:t>5.    Implementación técnica ..................................................................................... 40</w:t>
+            <w:t xml:space="preserve">5.    Implementación técnica ..................................................................................... </w:t>
           </w:r>
         </w:p>
         <w:p>
@@ -808,7 +808,7 @@
             <w:rPr>
               <w:rFonts w:hint="default"/>
             </w:rPr>
-            <w:t xml:space="preserve">      5.1    Limpieza y preparación de datos en Python ................................................ 40</w:t>
+            <w:t xml:space="preserve">      5.1    Limpieza y preparación de datos en Python ................................................ </w:t>
           </w:r>
         </w:p>
         <w:p>
@@ -821,7 +821,7 @@
             <w:rPr>
               <w:rFonts w:hint="default"/>
             </w:rPr>
-            <w:t xml:space="preserve">      5.2    Modelo relacional en PostgreSQL ............................................................... 43</w:t>
+            <w:t xml:space="preserve">      5.2    Modelo relacional en PostgreSQL ............................................................... </w:t>
           </w:r>
         </w:p>
         <w:p>
@@ -834,7 +834,7 @@
             <w:rPr>
               <w:rFonts w:hint="default"/>
             </w:rPr>
-            <w:t xml:space="preserve">      5.3    Capa analítica dimensional y validación ..................................................... 46</w:t>
+            <w:t xml:space="preserve">      5.3    Capa analítica dimensional y validación ..................................................... </w:t>
           </w:r>
         </w:p>
         <w:p>
@@ -854,7 +854,7 @@
             <w:rPr>
               <w:rFonts w:hint="default"/>
             </w:rPr>
-            <w:t>6.    Análisis, visualización y capa predictiva ........................................................... 50</w:t>
+            <w:t xml:space="preserve">6.    Análisis, visualización y capa predictiva ........................................................... </w:t>
           </w:r>
         </w:p>
         <w:p>
@@ -867,7 +867,7 @@
             <w:rPr>
               <w:rFonts w:hint="default"/>
             </w:rPr>
-            <w:t xml:space="preserve">      6.1    Indicadores logísticos y análisis de retrasos ............................................... 50</w:t>
+            <w:t xml:space="preserve">      6.1    Indicadores logísticos y análisis de retrasos ............................................... </w:t>
           </w:r>
         </w:p>
         <w:p>
@@ -880,7 +880,7 @@
             <w:rPr>
               <w:rFonts w:hint="default"/>
             </w:rPr>
-            <w:t xml:space="preserve">      6.2    Análisis por producto, vendedor, cliente y territorio .................................... 53</w:t>
+            <w:t xml:space="preserve">      6.2    Análisis por producto, vendedor, cliente y territorio .................................... </w:t>
           </w:r>
         </w:p>
         <w:p>
@@ -893,7 +893,7 @@
             <w:rPr>
               <w:rFonts w:hint="default"/>
             </w:rPr>
-            <w:t xml:space="preserve">      6.3    Dashboard de monitorización ...................................................................... 55</w:t>
+            <w:t xml:space="preserve">      6.3    Dashboard de monitorización ...................................................................... </w:t>
           </w:r>
         </w:p>
         <w:p>
@@ -906,7 +906,7 @@
             <w:rPr>
               <w:rFonts w:hint="default"/>
             </w:rPr>
-            <w:t xml:space="preserve">      6.4    Planteamiento y evaluación de la capa predictiva ....................................... 57</w:t>
+            <w:t xml:space="preserve">      6.4    Planteamiento y evaluación de la capa predictiva ....................................... </w:t>
           </w:r>
         </w:p>
         <w:p>
@@ -926,7 +926,7 @@
             <w:rPr>
               <w:rFonts w:hint="default"/>
             </w:rPr>
-            <w:t>7.    Conclusiones ..................................................................................................... 60</w:t>
+            <w:t xml:space="preserve">7.    Conclusiones ..................................................................................................... </w:t>
           </w:r>
         </w:p>
         <w:p>
@@ -939,7 +939,7 @@
             <w:rPr>
               <w:rFonts w:hint="default"/>
             </w:rPr>
-            <w:t xml:space="preserve">      7.1    Respuesta a la pregunta de investigación .................................................. 60</w:t>
+            <w:t xml:space="preserve">      7.1    Respuesta a la pregunta de investigación .................................................. </w:t>
           </w:r>
         </w:p>
         <w:p>
@@ -952,7 +952,7 @@
             <w:rPr>
               <w:rFonts w:hint="default"/>
             </w:rPr>
-            <w:t xml:space="preserve">      7.2    Aportaciones, limitaciones y líneas futuras ................................................. 62</w:t>
+            <w:t xml:space="preserve">      7.2    Aportaciones, limitaciones y líneas futuras ................................................. </w:t>
           </w:r>
         </w:p>
         <w:p>
@@ -972,7 +972,7 @@
             <w:rPr>
               <w:rFonts w:hint="default"/>
             </w:rPr>
-            <w:t>8.    Referencias ........................................................................................................ 64</w:t>
+            <w:t xml:space="preserve">8.    Referencias ........................................................................................................ </w:t>
           </w:r>
         </w:p>
         <w:p>
@@ -992,7 +992,7 @@
             <w:rPr>
               <w:rFonts w:hint="default"/>
             </w:rPr>
-            <w:t>9.    Anexos ............................................................................................................... 66</w:t>
+            <w:t xml:space="preserve">9.    Anexos ............................................................................................................... </w:t>
           </w:r>
         </w:p>
         <w:p>
@@ -1005,7 +1005,7 @@
             <w:rPr>
               <w:rFonts w:hint="default"/>
             </w:rPr>
-            <w:t xml:space="preserve">      9.1    Diccionario de datos .................................................................................... 66</w:t>
+            <w:t xml:space="preserve">      9.1    Diccionario de datos .................................................................................... </w:t>
           </w:r>
         </w:p>
         <w:p>
@@ -1018,7 +1018,7 @@
             <w:rPr>
               <w:rFonts w:hint="default"/>
             </w:rPr>
-            <w:t xml:space="preserve">      9.2    Consultas SQL principales .......................................................................... 68</w:t>
+            <w:t xml:space="preserve">      9.2    Consultas SQL principales .......................................................................... </w:t>
           </w:r>
         </w:p>
         <w:p>
@@ -1026,7 +1026,7 @@
             <w:rPr>
               <w:rFonts w:hint="default"/>
             </w:rPr>
-            <w:t xml:space="preserve">      9.3    Estructura del repositorio ............................................................................ 70</w:t>
+            <w:t xml:space="preserve">      9.3    Estructura del repositorio ............................................................................ </w:t>
           </w:r>
         </w:p>
       </w:sdtContent>
@@ -1464,7 +1464,7 @@
           <w:sz w:val="22"/>
           <w:lang w:val="es-ES"/>
         </w:rPr>
-        <w:t>de especia relevancia ya que</w:t>
+        <w:t>de especial relevancia ya que</w:t>
       </w:r>
       <w:r>
         <w:rPr>
@@ -1474,7 +1474,27 @@
           <w:sz w:val="22"/>
           <w:lang w:val="fr-FR"/>
         </w:rPr>
-        <w:t xml:space="preserve"> permiten que múltiples vendedores ofrezcan sus productos a través de una</w:t>
+        <w:t xml:space="preserve"> permiten </w:t>
+      </w:r>
+      <w:r>
+        <w:rPr>
+          <w:rFonts w:hint="default"/>
+          <w:b w:val="0"/>
+          <w:color w:val="auto"/>
+          <w:sz w:val="22"/>
+          <w:lang w:val="es-ES"/>
+        </w:rPr>
+        <w:t xml:space="preserve">que </w:t>
+      </w:r>
+      <w:r>
+        <w:rPr>
+          <w:rFonts w:hint="default"/>
+          <w:b w:val="0"/>
+          <w:color w:val="auto"/>
+          <w:sz w:val="22"/>
+          <w:lang w:val="fr-FR"/>
+        </w:rPr>
+        <w:t xml:space="preserve"> múltiples vendedores ofrezcan sus productos a través de una</w:t>
       </w:r>
       <w:r>
         <w:rPr>
@@ -3413,38 +3433,38 @@
           <w:szCs w:val="22"/>
           <w:lang w:val="es-ES"/>
         </w:rPr>
-        <w:t>Esta diferencia es importante desde el punto de vista logístico. En aquelos negocios online más tradicionales, la empresa tiende a tener un control más directo sobre inventario,  empaque y  entrega.</w:t>
-      </w:r>
-    </w:p>
-    <w:p>
-      <w:pPr>
-        <w:pStyle w:val="15"/>
-        <w:numPr>
-          <w:ilvl w:val="0"/>
-          <w:numId w:val="0"/>
-        </w:numPr>
-        <w:ind w:left="360" w:leftChars="0"/>
-        <w:rPr>
-          <w:rFonts w:hint="default"/>
-          <w:b w:val="0"/>
-          <w:bCs/>
-          <w:color w:val="auto"/>
-          <w:sz w:val="22"/>
-          <w:szCs w:val="22"/>
-          <w:lang w:val="es-ES"/>
-        </w:rPr>
-      </w:pPr>
-      <w:r>
-        <w:rPr>
-          <w:rFonts w:hint="default"/>
-          <w:b/>
-          <w:bCs w:val="0"/>
-          <w:color w:val="auto"/>
-          <w:sz w:val="22"/>
-          <w:szCs w:val="22"/>
-          <w:lang w:val="es-ES"/>
-        </w:rPr>
-        <w:t>En los marketplaces por contra, las operacines se reparte en distintos actores: plataforma, vendedores, clientes, sistemas de pago y procesos de transporte.</w:t>
+        <w:t>Esta diferencia es importante desde el punto de vista logístico. En aquellos negocios online más tradicionales, la empresa tiende a tener un control más directo sobre inventario,  empaque y  entrega.</w:t>
+      </w:r>
+    </w:p>
+    <w:p>
+      <w:pPr>
+        <w:pStyle w:val="15"/>
+        <w:numPr>
+          <w:ilvl w:val="0"/>
+          <w:numId w:val="0"/>
+        </w:numPr>
+        <w:ind w:left="360" w:leftChars="0"/>
+        <w:rPr>
+          <w:rFonts w:hint="default"/>
+          <w:b w:val="0"/>
+          <w:bCs/>
+          <w:color w:val="auto"/>
+          <w:sz w:val="22"/>
+          <w:szCs w:val="22"/>
+          <w:lang w:val="es-ES"/>
+        </w:rPr>
+      </w:pPr>
+      <w:r>
+        <w:rPr>
+          <w:rFonts w:hint="default"/>
+          <w:b/>
+          <w:bCs w:val="0"/>
+          <w:color w:val="auto"/>
+          <w:sz w:val="22"/>
+          <w:szCs w:val="22"/>
+          <w:lang w:val="es-ES"/>
+        </w:rPr>
+        <w:t>En los marketplaces por contra, las operaciones se reparte en distintos actores: plataforma, vendedores, clientes, sistemas de pago y procesos de transporte.</w:t>
       </w:r>
       <w:r>
         <w:rPr>
@@ -3487,7 +3507,7 @@
           <w:szCs w:val="22"/>
           <w:lang w:val="es-ES"/>
         </w:rPr>
-        <w:t>La logística es una de las partes más esencial del comercio electrónico, pues es esa parte que conecta una transacción de caracter digital con una entrega  de caracter físico al cliente final. No es sólo necesario que el cliente haga la compra, también que el valor del servicio  dependa de que el pedido se prepare, envíe y entregue en condiciones adecuadas y en el plazo previsto. Por ello, la logística no es una actividad menor o secundaria, sino una de las dimensiones más centrales en la experiencia de compra y en la percepción de calidad del servicio (Asociación Española de la Economía Digital, 2016)”.</w:t>
+        <w:t>La logística es una de las partes más esencial del comercio electrónico, pues es esa parte que conecta una transacción de carácter digital con una entrega  de carácter físico al cliente final. No es sólo necesario que el cliente haga la compra, también que el valor del servicio  dependa de que el pedido se prepare, envíe y entregue en condiciones adecuadas y en el plazo previsto. Por ello, la logística no es una actividad menor o secundaria, sino una de las dimensiones más centrales en la experiencia de compra y en la percepción de calidad del servicio (Asociación Española de la Economía Digital, 2016)”.</w:t>
       </w:r>
     </w:p>
     <w:p>
@@ -4583,7 +4603,7 @@
           <w:szCs w:val="22"/>
           <w:lang w:val="es-ES"/>
         </w:rPr>
-        <w:t>El modelado dimensional es una manera de dar estructura a los datos para que puedan ser analizados con mayor facilidad.  a diferencia de un modelo relacional orientado principalmente a representar entidades y relaciones, el modelo dimensional se estructura en torno a los procesos de negocio medibles.</w:t>
+        <w:t>El modelado dimensional es una manera de dar estructura a los datos para que puedan ser analizados con mayor facilidad  a diferencia de un modelo relacional orientado principalmente a representar entidades y relaciones, el modelo dimensional se estructura en torno a los procesos de negocio medibles.</w:t>
       </w:r>
     </w:p>
     <w:p>
@@ -4657,7 +4677,7 @@
           <w:szCs w:val="22"/>
           <w:lang w:val="es-ES"/>
         </w:rPr>
-        <w:t>Una de las decisiones centrales que se deben tomar en el modelado dimensional, es la definición de la granularidad de la tabla de hechos. O sea, determinar qué representa exactamente cada fila. En este trabajo, la unidad principal de análisis es el pedido, por lo que se plantea una tabla fact_orders con una fila por order_id.</w:t>
+        <w:t xml:space="preserve">Una de las decisiones centrales que se deben tomar en el modelado dimensional, es la definición de la granularidad de la tabla de hechos. O sea, determinar qué representa exactamente cada fila. En este trabajo, la unidad principal de análisis es el pedido, por lo que se plantea una tabla fact_orders con una fila por order_id. </w:t>
       </w:r>
     </w:p>
     <w:p>
@@ -7322,6 +7342,7 @@
       <w:pPr>
         <w:pStyle w:val="15"/>
         <w:numPr>
+          <w:ilvl w:val="0"/>
           <w:numId w:val="0"/>
         </w:numPr>
         <w:ind w:left="360" w:leftChars="0"/>
@@ -7352,6 +7373,7 @@
       <w:pPr>
         <w:pStyle w:val="15"/>
         <w:numPr>
+          <w:ilvl w:val="0"/>
           <w:numId w:val="0"/>
         </w:numPr>
         <w:ind w:left="360" w:leftChars="0"/>
@@ -7382,6 +7404,7 @@
       <w:pPr>
         <w:pStyle w:val="15"/>
         <w:numPr>
+          <w:ilvl w:val="0"/>
           <w:numId w:val="0"/>
         </w:numPr>
         <w:ind w:left="360" w:leftChars="0"/>
@@ -7412,6 +7435,7 @@
       <w:pPr>
         <w:pStyle w:val="15"/>
         <w:numPr>
+          <w:ilvl w:val="0"/>
           <w:numId w:val="0"/>
         </w:numPr>
         <w:ind w:left="360" w:leftChars="0"/>
@@ -7454,6 +7478,7 @@
       <w:pPr>
         <w:pStyle w:val="15"/>
         <w:numPr>
+          <w:ilvl w:val="0"/>
           <w:numId w:val="0"/>
         </w:numPr>
         <w:ind w:left="360" w:leftChars="0"/>
@@ -7496,6 +7521,7 @@
       <w:pPr>
         <w:pStyle w:val="15"/>
         <w:numPr>
+          <w:ilvl w:val="0"/>
           <w:numId w:val="0"/>
         </w:numPr>
         <w:ind w:left="360" w:leftChars="0"/>
@@ -7538,6 +7564,7 @@
       <w:pPr>
         <w:pStyle w:val="15"/>
         <w:numPr>
+          <w:ilvl w:val="0"/>
           <w:numId w:val="0"/>
         </w:numPr>
         <w:ind w:left="360" w:leftChars="0"/>
@@ -7580,6 +7607,7 @@
       <w:pPr>
         <w:pStyle w:val="15"/>
         <w:numPr>
+          <w:ilvl w:val="0"/>
           <w:numId w:val="0"/>
         </w:numPr>
         <w:ind w:left="360" w:leftChars="0"/>
@@ -7610,24 +7638,26 @@
       <w:pPr>
         <w:pStyle w:val="15"/>
         <w:numPr>
-          <w:numId w:val="0"/>
-        </w:numPr>
-        <w:ind w:left="360" w:leftChars="0"/>
-        <w:rPr>
-          <w:rFonts w:hint="default"/>
-          <w:b w:val="0"/>
-          <w:bCs/>
-          <w:color w:val="auto"/>
-          <w:sz w:val="22"/>
-          <w:szCs w:val="22"/>
-          <w:lang w:val="es-ES"/>
-        </w:rPr>
-      </w:pPr>
-    </w:p>
-    <w:p>
-      <w:pPr>
-        <w:pStyle w:val="15"/>
-        <w:numPr>
+          <w:ilvl w:val="0"/>
+          <w:numId w:val="0"/>
+        </w:numPr>
+        <w:ind w:left="360" w:leftChars="0"/>
+        <w:rPr>
+          <w:rFonts w:hint="default"/>
+          <w:b w:val="0"/>
+          <w:bCs/>
+          <w:color w:val="auto"/>
+          <w:sz w:val="22"/>
+          <w:szCs w:val="22"/>
+          <w:lang w:val="es-ES"/>
+        </w:rPr>
+      </w:pPr>
+    </w:p>
+    <w:p>
+      <w:pPr>
+        <w:pStyle w:val="15"/>
+        <w:numPr>
+          <w:ilvl w:val="0"/>
           <w:numId w:val="0"/>
         </w:numPr>
         <w:ind w:left="360" w:leftChars="0"/>
@@ -7682,6 +7712,7 @@
       <w:pPr>
         <w:pStyle w:val="15"/>
         <w:numPr>
+          <w:ilvl w:val="0"/>
           <w:numId w:val="0"/>
         </w:numPr>
         <w:ind w:left="360" w:leftChars="0"/>
@@ -7712,6 +7743,7 @@
       <w:pPr>
         <w:pStyle w:val="15"/>
         <w:numPr>
+          <w:ilvl w:val="0"/>
           <w:numId w:val="0"/>
         </w:numPr>
         <w:ind w:left="360" w:leftChars="0"/>
@@ -7754,6 +7786,7 @@
       <w:pPr>
         <w:pStyle w:val="15"/>
         <w:numPr>
+          <w:ilvl w:val="0"/>
           <w:numId w:val="0"/>
         </w:numPr>
         <w:ind w:left="360" w:leftChars="0"/>
@@ -7784,6 +7817,7 @@
       <w:pPr>
         <w:pStyle w:val="15"/>
         <w:numPr>
+          <w:ilvl w:val="0"/>
           <w:numId w:val="0"/>
         </w:numPr>
         <w:ind w:left="360" w:leftChars="0"/>
@@ -7826,6 +7860,7 @@
       <w:pPr>
         <w:pStyle w:val="15"/>
         <w:numPr>
+          <w:ilvl w:val="0"/>
           <w:numId w:val="0"/>
         </w:numPr>
         <w:ind w:left="360" w:leftChars="0"/>
@@ -7856,6 +7891,7 @@
       <w:pPr>
         <w:pStyle w:val="15"/>
         <w:numPr>
+          <w:ilvl w:val="0"/>
           <w:numId w:val="0"/>
         </w:numPr>
         <w:ind w:left="360" w:leftChars="0"/>
@@ -7898,6 +7934,7 @@
       <w:pPr>
         <w:pStyle w:val="15"/>
         <w:numPr>
+          <w:ilvl w:val="0"/>
           <w:numId w:val="0"/>
         </w:numPr>
         <w:ind w:left="360" w:leftChars="0"/>
@@ -7928,6 +7965,7 @@
       <w:pPr>
         <w:pStyle w:val="15"/>
         <w:numPr>
+          <w:ilvl w:val="0"/>
           <w:numId w:val="0"/>
         </w:numPr>
         <w:ind w:left="360" w:leftChars="0"/>
@@ -7970,6 +8008,7 @@
       <w:pPr>
         <w:pStyle w:val="15"/>
         <w:numPr>
+          <w:ilvl w:val="0"/>
           <w:numId w:val="0"/>
         </w:numPr>
         <w:ind w:left="360" w:leftChars="0"/>
@@ -8012,6 +8051,7 @@
       <w:pPr>
         <w:pStyle w:val="15"/>
         <w:numPr>
+          <w:ilvl w:val="0"/>
           <w:numId w:val="0"/>
         </w:numPr>
         <w:ind w:left="360" w:leftChars="0"/>
@@ -8066,6 +8106,7 @@
       <w:pPr>
         <w:pStyle w:val="15"/>
         <w:numPr>
+          <w:ilvl w:val="0"/>
           <w:numId w:val="0"/>
         </w:numPr>
         <w:ind w:left="360" w:leftChars="0"/>
@@ -8108,6 +8149,7 @@
       <w:pPr>
         <w:pStyle w:val="15"/>
         <w:numPr>
+          <w:ilvl w:val="0"/>
           <w:numId w:val="0"/>
         </w:numPr>
         <w:ind w:left="360" w:leftChars="0"/>
@@ -8174,13 +8216,14 @@
           <w:szCs w:val="28"/>
           <w:lang w:val="es-ES"/>
         </w:rPr>
-        <w:t>Alternativas de moselos consideradas.</w:t>
-      </w:r>
-    </w:p>
-    <w:p>
-      <w:pPr>
-        <w:pStyle w:val="15"/>
-        <w:numPr>
+        <w:t>Alternativas de modelos consideradas.</w:t>
+      </w:r>
+    </w:p>
+    <w:p>
+      <w:pPr>
+        <w:pStyle w:val="15"/>
+        <w:numPr>
+          <w:ilvl w:val="0"/>
           <w:numId w:val="0"/>
         </w:numPr>
         <w:ind w:left="360" w:leftChars="0"/>
@@ -8223,6 +8266,7 @@
       <w:pPr>
         <w:pStyle w:val="15"/>
         <w:numPr>
+          <w:ilvl w:val="0"/>
           <w:numId w:val="0"/>
         </w:numPr>
         <w:ind w:left="360" w:leftChars="0"/>
@@ -8277,6 +8321,7 @@
       <w:pPr>
         <w:pStyle w:val="15"/>
         <w:numPr>
+          <w:ilvl w:val="0"/>
           <w:numId w:val="0"/>
         </w:numPr>
         <w:ind w:left="360" w:leftChars="0"/>
@@ -8319,6 +8364,7 @@
       <w:pPr>
         <w:pStyle w:val="15"/>
         <w:numPr>
+          <w:ilvl w:val="0"/>
           <w:numId w:val="0"/>
         </w:numPr>
         <w:ind w:left="360" w:leftChars="0"/>
@@ -8385,6 +8431,7 @@
       <w:pPr>
         <w:pStyle w:val="15"/>
         <w:numPr>
+          <w:ilvl w:val="0"/>
           <w:numId w:val="0"/>
         </w:numPr>
         <w:ind w:left="360" w:leftChars="0"/>
@@ -8451,6 +8498,7 @@
       <w:pPr>
         <w:pStyle w:val="15"/>
         <w:numPr>
+          <w:ilvl w:val="0"/>
           <w:numId w:val="0"/>
         </w:numPr>
         <w:ind w:left="360" w:leftChars="0"/>
@@ -8505,6 +8553,7 @@
       <w:pPr>
         <w:pStyle w:val="15"/>
         <w:numPr>
+          <w:ilvl w:val="0"/>
           <w:numId w:val="0"/>
         </w:numPr>
         <w:ind w:left="360" w:leftChars="0"/>
@@ -8595,6 +8644,7 @@
       <w:pPr>
         <w:pStyle w:val="15"/>
         <w:numPr>
+          <w:ilvl w:val="0"/>
           <w:numId w:val="0"/>
         </w:numPr>
         <w:ind w:left="360" w:leftChars="0"/>
@@ -8625,6 +8675,7 @@
       <w:pPr>
         <w:pStyle w:val="15"/>
         <w:numPr>
+          <w:ilvl w:val="0"/>
           <w:numId w:val="0"/>
         </w:numPr>
         <w:ind w:left="360" w:leftChars="0"/>
@@ -8655,233 +8706,6305 @@
       <w:pPr>
         <w:pStyle w:val="15"/>
         <w:numPr>
-          <w:numId w:val="0"/>
-        </w:numPr>
-        <w:ind w:left="360" w:leftChars="0"/>
-        <w:rPr>
-          <w:rFonts w:hint="default"/>
-          <w:b w:val="0"/>
-          <w:bCs/>
-          <w:color w:val="auto"/>
-          <w:sz w:val="22"/>
-          <w:szCs w:val="22"/>
-          <w:lang w:val="es-ES"/>
-        </w:rPr>
-      </w:pPr>
-      <w:r>
-        <w:rPr>
-          <w:rFonts w:hint="default"/>
-          <w:b/>
-          <w:bCs w:val="0"/>
-          <w:color w:val="auto"/>
-          <w:sz w:val="22"/>
-          <w:szCs w:val="22"/>
-          <w:lang w:val="es-ES"/>
-        </w:rPr>
-        <w:t xml:space="preserve">También podría verse como un modelo de copo de nieve. Es una versión del modelo estrella donde algunas dimensiones se </w:t>
+          <w:ilvl w:val="0"/>
+          <w:numId w:val="0"/>
+        </w:numPr>
+        <w:ind w:left="360" w:leftChars="0"/>
+        <w:rPr>
+          <w:rFonts w:hint="default"/>
+          <w:b w:val="0"/>
+          <w:bCs/>
+          <w:color w:val="auto"/>
+          <w:sz w:val="22"/>
+          <w:szCs w:val="22"/>
+          <w:lang w:val="es-ES"/>
+        </w:rPr>
+      </w:pPr>
+      <w:r>
+        <w:rPr>
+          <w:rFonts w:hint="default"/>
+          <w:b/>
+          <w:bCs w:val="0"/>
+          <w:color w:val="auto"/>
+          <w:sz w:val="22"/>
+          <w:szCs w:val="22"/>
+          <w:lang w:val="es-ES"/>
+        </w:rPr>
+        <w:t>También podría verse como un modelo de copo de nieve. Es una versión del modelo estrella donde algunas dimensiones se normalizan en varias tablas relacionadas.</w:t>
+      </w:r>
+      <w:r>
+        <w:rPr>
+          <w:rFonts w:hint="default"/>
+          <w:b w:val="0"/>
+          <w:bCs/>
+          <w:color w:val="auto"/>
+          <w:sz w:val="22"/>
+          <w:szCs w:val="22"/>
+          <w:lang w:val="es-ES"/>
+        </w:rPr>
+        <w:t xml:space="preserve"> Por ejemplo, la dimensión geográfica podría descomponerse en prefijo postal, ciudad y estado.</w:t>
+      </w:r>
+    </w:p>
+    <w:p>
+      <w:pPr>
+        <w:pStyle w:val="15"/>
+        <w:numPr>
+          <w:ilvl w:val="0"/>
+          <w:numId w:val="0"/>
+        </w:numPr>
+        <w:ind w:left="360" w:leftChars="0"/>
+        <w:rPr>
+          <w:rFonts w:hint="default"/>
+          <w:b w:val="0"/>
+          <w:bCs/>
+          <w:color w:val="auto"/>
+          <w:sz w:val="22"/>
+          <w:szCs w:val="22"/>
+          <w:lang w:val="es-ES"/>
+        </w:rPr>
+      </w:pPr>
+      <w:r>
+        <w:rPr>
+          <w:rFonts w:hint="default"/>
+          <w:b/>
+          <w:bCs w:val="0"/>
+          <w:color w:val="auto"/>
+          <w:sz w:val="22"/>
+          <w:szCs w:val="22"/>
+          <w:lang w:val="es-ES"/>
+        </w:rPr>
+        <w:t xml:space="preserve">El modelo copo de nieve permite disminuir las redundancias y representar mejor las jerarquías internas. </w:t>
+      </w:r>
+      <w:r>
+        <w:rPr>
+          <w:rFonts w:hint="default"/>
+          <w:b w:val="0"/>
+          <w:bCs/>
+          <w:color w:val="auto"/>
+          <w:sz w:val="22"/>
+          <w:szCs w:val="22"/>
+          <w:lang w:val="es-ES"/>
+        </w:rPr>
+        <w:t xml:space="preserve">Sin embargo, </w:t>
+      </w:r>
+      <w:r>
+        <w:rPr>
+          <w:rFonts w:hint="default"/>
+          <w:b/>
+          <w:bCs w:val="0"/>
+          <w:color w:val="auto"/>
+          <w:sz w:val="22"/>
+          <w:szCs w:val="22"/>
+          <w:lang w:val="es-ES"/>
+        </w:rPr>
+        <w:t>el número de tablas y relaciones también crece, lo cual puede dificultar las consultas y hacer que la conexión con herramientas de visualización sea menos direct</w:t>
+      </w:r>
+      <w:r>
+        <w:rPr>
+          <w:rFonts w:hint="default"/>
+          <w:b w:val="0"/>
+          <w:bCs/>
+          <w:color w:val="auto"/>
+          <w:sz w:val="22"/>
+          <w:szCs w:val="22"/>
+          <w:lang w:val="es-ES"/>
+        </w:rPr>
+        <w:t>a. Para este trabajo, no parece necesaria esa complejidad adicional.</w:t>
+      </w:r>
+    </w:p>
+    <w:p>
+      <w:pPr>
+        <w:pStyle w:val="15"/>
+        <w:numPr>
+          <w:ilvl w:val="0"/>
+          <w:numId w:val="0"/>
+        </w:numPr>
+        <w:ind w:left="360" w:leftChars="0"/>
+        <w:rPr>
+          <w:rFonts w:hint="default"/>
+          <w:b w:val="0"/>
+          <w:bCs/>
+          <w:color w:val="auto"/>
+          <w:sz w:val="22"/>
+          <w:szCs w:val="22"/>
+          <w:lang w:val="es-ES"/>
+        </w:rPr>
+      </w:pPr>
+      <w:r>
+        <w:rPr>
+          <w:rFonts w:hint="default"/>
+          <w:b/>
+          <w:bCs w:val="0"/>
+          <w:color w:val="auto"/>
+          <w:sz w:val="22"/>
+          <w:szCs w:val="22"/>
+          <w:lang w:val="es-ES"/>
+        </w:rPr>
+        <w:t>Las alternativas estudiadas presentan, por tanto, dos riesgos contrarios. Una tabla plana sería demasiado simple, por un lado, y podría ocultar la riqueza estructural del dataset. Por otro lado, un copo de nieve completo introducirían una complejidad superior a la necesaria para el alcance del trabajo.</w:t>
+      </w:r>
+    </w:p>
+    <w:p>
+      <w:pPr>
+        <w:pStyle w:val="15"/>
+        <w:numPr>
+          <w:ilvl w:val="0"/>
+          <w:numId w:val="0"/>
+        </w:numPr>
+        <w:ind w:left="360" w:leftChars="0"/>
+        <w:rPr>
+          <w:rFonts w:hint="default"/>
+          <w:b/>
+          <w:bCs w:val="0"/>
+          <w:color w:val="auto"/>
+          <w:sz w:val="22"/>
+          <w:szCs w:val="22"/>
+          <w:lang w:val="es-ES"/>
+        </w:rPr>
+      </w:pPr>
+      <w:r>
+        <w:rPr>
+          <w:rFonts w:hint="default"/>
+          <w:b/>
+          <w:bCs w:val="0"/>
+          <w:color w:val="auto"/>
+          <w:sz w:val="22"/>
+          <w:szCs w:val="22"/>
+          <w:lang w:val="es-ES"/>
+        </w:rPr>
+        <w:t>La solución más equilibrada pasa por combinar una capa relacional limpia con una capa dimensional de tipo constelación ligera. Esta opción permite mantener la trazabilidad del modelo relacional y, al mismo tiempo, construir una estructura analítica más adecuada para el cálculo de indicadores, la creación de visualizaciones y la preparación de una posible capa predictiva.</w:t>
+      </w:r>
+    </w:p>
+    <w:p>
+      <w:pPr>
+        <w:pStyle w:val="15"/>
+        <w:numPr>
+          <w:ilvl w:val="0"/>
+          <w:numId w:val="0"/>
+        </w:numPr>
+        <w:ind w:left="360" w:leftChars="0"/>
+        <w:rPr>
+          <w:rFonts w:hint="default"/>
+          <w:b w:val="0"/>
+          <w:bCs/>
+          <w:color w:val="auto"/>
+          <w:sz w:val="28"/>
+          <w:szCs w:val="28"/>
+          <w:lang w:val="es-ES"/>
+        </w:rPr>
+      </w:pPr>
+      <w:r>
+        <w:rPr>
+          <w:rFonts w:hint="default"/>
+          <w:b/>
+          <w:bCs w:val="0"/>
+          <w:color w:val="auto"/>
+          <w:sz w:val="22"/>
+          <w:szCs w:val="22"/>
+          <w:lang w:val="es-ES"/>
+        </w:rPr>
+        <w:t>En este sentido, la arquitectura final no reemplaza el modelo relacional por un modelo dimensional, sino que utiliza ambos de forma complementaria</w:t>
+      </w:r>
+      <w:r>
+        <w:rPr>
+          <w:rFonts w:hint="default"/>
+          <w:b w:val="0"/>
+          <w:bCs/>
+          <w:color w:val="auto"/>
+          <w:sz w:val="22"/>
+          <w:szCs w:val="22"/>
+          <w:lang w:val="es-ES"/>
+        </w:rPr>
+        <w:t>. La capa core mantiene las entidades originales y sus relaciones, mientras que la capa analytics reestructura la información en tablas de hechos y dimensiones orientadas al análisis.</w:t>
+      </w:r>
+    </w:p>
+    <w:p>
+      <w:pPr>
+        <w:pStyle w:val="15"/>
+        <w:numPr>
+          <w:ilvl w:val="1"/>
+          <w:numId w:val="1"/>
+        </w:numPr>
+        <w:ind w:left="780" w:leftChars="0" w:hanging="420" w:firstLineChars="0"/>
+        <w:rPr>
+          <w:rFonts w:hint="default"/>
+        </w:rPr>
+      </w:pPr>
+      <w:r>
+        <w:rPr>
+          <w:rFonts w:hint="default"/>
+        </w:rPr>
+        <w:t xml:space="preserve">   Elección final: capa relacional y constelación analítica ligera</w:t>
+      </w:r>
+    </w:p>
+    <w:p>
+      <w:pPr>
+        <w:pStyle w:val="15"/>
+        <w:numPr>
+          <w:ilvl w:val="0"/>
+          <w:numId w:val="0"/>
+        </w:numPr>
+        <w:ind w:left="360" w:leftChars="0"/>
+        <w:rPr>
+          <w:rFonts w:hint="default"/>
+          <w:b w:val="0"/>
+          <w:bCs/>
+          <w:color w:val="auto"/>
+          <w:sz w:val="22"/>
+          <w:szCs w:val="22"/>
+          <w:lang w:val="es-ES"/>
+        </w:rPr>
+      </w:pPr>
+      <w:r>
+        <w:rPr>
+          <w:rFonts w:hint="default"/>
+          <w:b w:val="0"/>
+          <w:bCs/>
+          <w:color w:val="auto"/>
+          <w:sz w:val="22"/>
+          <w:szCs w:val="22"/>
+          <w:lang w:val="es-ES"/>
+        </w:rPr>
+        <w:t xml:space="preserve">Una vez valoradas las alternativas anteriores, la arquitectura elegida combina una capa relacional limpia y una capa analítica dimensional tipo constelación ligera. Con esta decisión se pretende mantener un </w:t>
+      </w:r>
+      <w:r>
+        <w:rPr>
+          <w:rFonts w:hint="default"/>
+          <w:b/>
+          <w:bCs w:val="0"/>
+          <w:color w:val="auto"/>
+          <w:sz w:val="22"/>
+          <w:szCs w:val="22"/>
+          <w:lang w:val="es-ES"/>
+        </w:rPr>
+        <w:t xml:space="preserve">equilibrio entre trazabilidad, claridad analítica y viabilidad técnica, </w:t>
+      </w:r>
+      <w:r>
+        <w:rPr>
+          <w:rFonts w:hint="default"/>
+          <w:b w:val="0"/>
+          <w:bCs/>
+          <w:color w:val="auto"/>
+          <w:sz w:val="22"/>
+          <w:szCs w:val="22"/>
+          <w:lang w:val="es-ES"/>
+        </w:rPr>
+        <w:t>dentro del alcance del trabajo.</w:t>
+      </w:r>
+    </w:p>
+    <w:p>
+      <w:pPr>
+        <w:pStyle w:val="15"/>
+        <w:numPr>
+          <w:ilvl w:val="0"/>
+          <w:numId w:val="0"/>
+        </w:numPr>
+        <w:ind w:left="360" w:leftChars="0"/>
+        <w:rPr>
+          <w:rFonts w:hint="default"/>
+          <w:b w:val="0"/>
+          <w:bCs/>
+          <w:color w:val="auto"/>
+          <w:sz w:val="22"/>
+          <w:szCs w:val="22"/>
+          <w:lang w:val="es-ES"/>
+        </w:rPr>
+      </w:pPr>
+      <w:r>
+        <w:rPr>
+          <w:rFonts w:hint="default"/>
+          <w:b w:val="0"/>
+          <w:bCs/>
+          <w:color w:val="auto"/>
+          <w:sz w:val="22"/>
+          <w:szCs w:val="22"/>
+          <w:lang w:val="es-ES"/>
+        </w:rPr>
+        <w:t xml:space="preserve"> </w:t>
+      </w:r>
+      <w:r>
+        <w:rPr>
+          <w:rFonts w:hint="default"/>
+          <w:b/>
+          <w:bCs w:val="0"/>
+          <w:color w:val="auto"/>
+          <w:sz w:val="22"/>
+          <w:szCs w:val="22"/>
+          <w:lang w:val="es-ES"/>
+        </w:rPr>
+        <w:t>La primera parte del modelo será la capa “core”</w:t>
+      </w:r>
+      <w:r>
+        <w:rPr>
+          <w:rFonts w:hint="default"/>
+          <w:b w:val="0"/>
+          <w:bCs/>
+          <w:color w:val="auto"/>
+          <w:sz w:val="22"/>
+          <w:szCs w:val="22"/>
+          <w:lang w:val="es-ES"/>
+        </w:rPr>
+        <w:t>. Esta capa conserva las tablas principales del dataset Olist en una estructura relacional como son pedidos, clientes, vendedores, productos, líneas de pedido, pagos, reseñas y geolocalización. Su objetivo primordial es mantener los datos limpios, ordenados y relacionados a través de claves.</w:t>
+      </w:r>
+    </w:p>
+    <w:p>
+      <w:pPr>
+        <w:pStyle w:val="15"/>
+        <w:numPr>
+          <w:ilvl w:val="0"/>
+          <w:numId w:val="0"/>
+        </w:numPr>
+        <w:ind w:left="360" w:leftChars="0"/>
+        <w:rPr>
+          <w:rFonts w:hint="default"/>
+          <w:b w:val="0"/>
+          <w:bCs/>
+          <w:color w:val="auto"/>
+          <w:sz w:val="22"/>
+          <w:szCs w:val="22"/>
+          <w:lang w:val="es-ES"/>
+        </w:rPr>
+      </w:pPr>
+      <w:r>
+        <w:rPr>
+          <w:rFonts w:hint="default"/>
+          <w:b/>
+          <w:bCs w:val="0"/>
+          <w:color w:val="auto"/>
+          <w:sz w:val="22"/>
+          <w:szCs w:val="22"/>
+          <w:lang w:val="es-ES"/>
+        </w:rPr>
+        <w:t>La capa core no se piensa como producto final de análisis, sino como base estructurada del proyecto.</w:t>
+      </w:r>
+      <w:r>
+        <w:rPr>
+          <w:rFonts w:hint="default"/>
+          <w:b w:val="0"/>
+          <w:bCs/>
+          <w:color w:val="auto"/>
+          <w:sz w:val="22"/>
+          <w:szCs w:val="22"/>
+          <w:lang w:val="es-ES"/>
+        </w:rPr>
+        <w:t xml:space="preserve"> </w:t>
+      </w:r>
+      <w:r>
+        <w:rPr>
+          <w:rFonts w:hint="default"/>
+          <w:b/>
+          <w:bCs w:val="0"/>
+          <w:color w:val="auto"/>
+          <w:sz w:val="22"/>
+          <w:szCs w:val="22"/>
+          <w:lang w:val="es-ES"/>
+        </w:rPr>
+        <w:t>Permite conocer el origen de los datos, comprobar las relaciones entre entidades y evitar que las transformaciones analíticas reemplacen la información original.</w:t>
+      </w:r>
+    </w:p>
+    <w:p>
+      <w:pPr>
+        <w:pStyle w:val="15"/>
+        <w:numPr>
+          <w:ilvl w:val="0"/>
+          <w:numId w:val="0"/>
+        </w:numPr>
+        <w:ind w:left="360" w:leftChars="0"/>
+        <w:rPr>
+          <w:rFonts w:hint="default"/>
+          <w:b w:val="0"/>
+          <w:bCs/>
+          <w:color w:val="auto"/>
+          <w:sz w:val="22"/>
+          <w:szCs w:val="22"/>
+          <w:lang w:val="es-ES"/>
+        </w:rPr>
+      </w:pPr>
+      <w:r>
+        <w:rPr>
+          <w:rFonts w:hint="default"/>
+          <w:b/>
+          <w:bCs w:val="0"/>
+          <w:color w:val="auto"/>
+          <w:sz w:val="22"/>
+          <w:szCs w:val="22"/>
+          <w:lang w:val="es-ES"/>
+        </w:rPr>
+        <w:t>La decisión es importante porque en el dataset hay tablas con distintas granularidades.</w:t>
+      </w:r>
+      <w:r>
+        <w:rPr>
+          <w:rFonts w:hint="default"/>
+          <w:b w:val="0"/>
+          <w:bCs/>
+          <w:color w:val="auto"/>
+          <w:sz w:val="22"/>
+          <w:szCs w:val="22"/>
+          <w:lang w:val="es-ES"/>
+        </w:rPr>
+        <w:t xml:space="preserve"> </w:t>
+      </w:r>
+      <w:r>
+        <w:rPr>
+          <w:rFonts w:hint="default"/>
+          <w:b/>
+          <w:bCs w:val="0"/>
+          <w:color w:val="auto"/>
+          <w:sz w:val="22"/>
+          <w:szCs w:val="22"/>
+          <w:lang w:val="es-ES"/>
+        </w:rPr>
+        <w:t>Por ejemplo, orders está a nivel de pedido, order_items a nivel de línea de pedido, order_payments a nivel de pago y geolocations a nivel de prefijo postal</w:t>
+      </w:r>
+      <w:r>
+        <w:rPr>
+          <w:rFonts w:hint="default"/>
+          <w:b w:val="0"/>
+          <w:bCs/>
+          <w:color w:val="auto"/>
+          <w:sz w:val="22"/>
+          <w:szCs w:val="22"/>
+          <w:lang w:val="es-ES"/>
+        </w:rPr>
+        <w:t>. El mantener esta estructura evita errores de interpretación.</w:t>
+      </w:r>
+    </w:p>
+    <w:p>
+      <w:pPr>
+        <w:pStyle w:val="15"/>
+        <w:numPr>
+          <w:ilvl w:val="0"/>
+          <w:numId w:val="0"/>
+        </w:numPr>
+        <w:ind w:left="360" w:leftChars="0"/>
+        <w:rPr>
+          <w:rFonts w:hint="default"/>
+          <w:b w:val="0"/>
+          <w:bCs/>
+          <w:color w:val="auto"/>
+          <w:sz w:val="22"/>
+          <w:szCs w:val="22"/>
+          <w:lang w:val="es-ES"/>
+        </w:rPr>
+      </w:pPr>
+      <w:r>
+        <w:rPr>
+          <w:rFonts w:hint="default"/>
+          <w:b/>
+          <w:bCs w:val="0"/>
+          <w:color w:val="auto"/>
+          <w:sz w:val="22"/>
+          <w:szCs w:val="22"/>
+          <w:lang w:val="es-ES"/>
+        </w:rPr>
+        <w:t>Encima de la capa core se monta la capa analytics</w:t>
+      </w:r>
+      <w:r>
+        <w:rPr>
+          <w:rFonts w:hint="default"/>
+          <w:b w:val="0"/>
+          <w:bCs/>
+          <w:color w:val="auto"/>
+          <w:sz w:val="22"/>
+          <w:szCs w:val="22"/>
+          <w:lang w:val="es-ES"/>
+        </w:rPr>
+        <w:t xml:space="preserve">. En esta segunda capa se reestructura la información mediante un modelo dimensional constituido por tablas de hechos y dimensiones. </w:t>
+      </w:r>
+      <w:r>
+        <w:rPr>
+          <w:rFonts w:hint="default"/>
+          <w:b/>
+          <w:bCs w:val="0"/>
+          <w:color w:val="auto"/>
+          <w:sz w:val="22"/>
+          <w:szCs w:val="22"/>
+          <w:lang w:val="es-ES"/>
+        </w:rPr>
+        <w:t>En el modelado dimensional, declarar el grano de la tabla de hechos es una decisión fundamental, pues determina lo que representa cada fila y qué métricas pueden ser incorporadas de forma coherente</w:t>
+      </w:r>
+      <w:r>
+        <w:rPr>
+          <w:rFonts w:hint="default"/>
+          <w:b w:val="0"/>
+          <w:bCs/>
+          <w:color w:val="auto"/>
+          <w:sz w:val="22"/>
+          <w:szCs w:val="22"/>
+          <w:lang w:val="es-ES"/>
+        </w:rPr>
+        <w:t xml:space="preserve"> (Kimball y Ross, 2013).</w:t>
+      </w:r>
+    </w:p>
+    <w:p>
+      <w:pPr>
+        <w:pStyle w:val="15"/>
+        <w:numPr>
+          <w:ilvl w:val="0"/>
+          <w:numId w:val="0"/>
+        </w:numPr>
+        <w:ind w:left="360" w:leftChars="0"/>
+        <w:rPr>
+          <w:rFonts w:hint="default"/>
+          <w:b w:val="0"/>
+          <w:bCs/>
+          <w:color w:val="auto"/>
+          <w:sz w:val="22"/>
+          <w:szCs w:val="22"/>
+          <w:lang w:val="es-ES"/>
+        </w:rPr>
+      </w:pPr>
+      <w:r>
+        <w:rPr>
+          <w:rFonts w:hint="default"/>
+          <w:b w:val="0"/>
+          <w:bCs/>
+          <w:color w:val="auto"/>
+          <w:sz w:val="22"/>
+          <w:szCs w:val="22"/>
+          <w:lang w:val="es-ES"/>
+        </w:rPr>
+        <w:t xml:space="preserve">El hecho principal será la </w:t>
+      </w:r>
+      <w:r>
+        <w:rPr>
+          <w:rFonts w:hint="default"/>
+          <w:b/>
+          <w:bCs w:val="0"/>
+          <w:color w:val="auto"/>
+          <w:sz w:val="22"/>
+          <w:szCs w:val="22"/>
+          <w:lang w:val="es-ES"/>
+        </w:rPr>
+        <w:t>tabla fact_orders. Su granularidad será de un registro por pedido, es decir, un registro por order_id</w:t>
+      </w:r>
+      <w:r>
+        <w:rPr>
+          <w:rFonts w:hint="default"/>
+          <w:b w:val="0"/>
+          <w:bCs/>
+          <w:color w:val="auto"/>
+          <w:sz w:val="22"/>
+          <w:szCs w:val="22"/>
+          <w:lang w:val="es-ES"/>
+        </w:rPr>
+        <w:t xml:space="preserve">. Esta tabla permitirá hacer un análisis del ciclo logístico completo del pedido, incluyendo </w:t>
+      </w:r>
+      <w:r>
+        <w:rPr>
+          <w:rFonts w:hint="default"/>
+          <w:b/>
+          <w:bCs w:val="0"/>
+          <w:color w:val="auto"/>
+          <w:sz w:val="22"/>
+          <w:szCs w:val="22"/>
+          <w:lang w:val="es-ES"/>
+        </w:rPr>
+        <w:t>métricas tales como tiempos de aprobación, tiempos de entrega, días de retraso, coste total de envío, valor total del pedido y satisfacción del cliente.</w:t>
+      </w:r>
+    </w:p>
+    <w:p>
+      <w:pPr>
+        <w:pStyle w:val="15"/>
+        <w:numPr>
+          <w:ilvl w:val="0"/>
+          <w:numId w:val="0"/>
+        </w:numPr>
+        <w:ind w:left="360" w:leftChars="0"/>
+        <w:rPr>
+          <w:rFonts w:hint="default"/>
+          <w:b w:val="0"/>
+          <w:bCs/>
+          <w:color w:val="auto"/>
+          <w:sz w:val="22"/>
+          <w:szCs w:val="22"/>
+          <w:lang w:val="es-ES"/>
+        </w:rPr>
+      </w:pPr>
+      <w:r>
+        <w:rPr>
+          <w:rFonts w:hint="default"/>
+          <w:b/>
+          <w:bCs w:val="0"/>
+          <w:color w:val="auto"/>
+          <w:sz w:val="22"/>
+          <w:szCs w:val="22"/>
+          <w:lang w:val="es-ES"/>
+        </w:rPr>
+        <w:t xml:space="preserve">Para construir fact_orders tendremos que añadir información procedente de otras tablas. </w:t>
+      </w:r>
+      <w:r>
+        <w:rPr>
+          <w:rFonts w:hint="default"/>
+          <w:b w:val="0"/>
+          <w:bCs/>
+          <w:color w:val="auto"/>
+          <w:sz w:val="22"/>
+          <w:szCs w:val="22"/>
+          <w:lang w:val="es-ES"/>
+        </w:rPr>
+        <w:t xml:space="preserve">Por ejemplo, </w:t>
+      </w:r>
+      <w:r>
+        <w:rPr>
+          <w:rFonts w:hint="default"/>
+          <w:b/>
+          <w:bCs w:val="0"/>
+          <w:color w:val="auto"/>
+          <w:sz w:val="22"/>
+          <w:szCs w:val="22"/>
+          <w:lang w:val="es-ES"/>
+        </w:rPr>
+        <w:t>los precios y costes de envío de los order_items se resumirán a nivel de pedido. Los pagos y las reseñas seguirán el mismo proceso, y también deben agregarse antes de incluirlos en una tabla que tenga una fila por pedido.</w:t>
+      </w:r>
+    </w:p>
+    <w:p>
+      <w:pPr>
+        <w:pStyle w:val="15"/>
+        <w:numPr>
+          <w:ilvl w:val="0"/>
+          <w:numId w:val="0"/>
+        </w:numPr>
+        <w:ind w:left="360" w:leftChars="0"/>
+        <w:rPr>
+          <w:rFonts w:hint="default"/>
+          <w:b w:val="0"/>
+          <w:bCs/>
+          <w:color w:val="auto"/>
+          <w:sz w:val="22"/>
+          <w:szCs w:val="22"/>
+          <w:lang w:val="es-ES"/>
+        </w:rPr>
+      </w:pPr>
+      <w:r>
+        <w:rPr>
+          <w:rFonts w:hint="default"/>
+          <w:b/>
+          <w:bCs w:val="0"/>
+          <w:color w:val="auto"/>
+          <w:sz w:val="22"/>
+          <w:szCs w:val="22"/>
+          <w:lang w:val="es-ES"/>
+        </w:rPr>
+        <w:t>Sin embargo, limitar todo el análisis a fact_orders haría que perdamos parte del detalle operativo del dataset.</w:t>
+      </w:r>
+      <w:r>
+        <w:rPr>
+          <w:rFonts w:hint="default"/>
+          <w:b w:val="0"/>
+          <w:bCs/>
+          <w:color w:val="auto"/>
+          <w:sz w:val="22"/>
+          <w:szCs w:val="22"/>
+          <w:lang w:val="es-ES"/>
+        </w:rPr>
+        <w:t xml:space="preserve"> </w:t>
+      </w:r>
+      <w:r>
+        <w:rPr>
+          <w:rFonts w:hint="default"/>
+          <w:b/>
+          <w:bCs w:val="0"/>
+          <w:color w:val="auto"/>
+          <w:sz w:val="22"/>
+          <w:szCs w:val="22"/>
+          <w:lang w:val="es-ES"/>
+        </w:rPr>
+        <w:t>Un pedido en un marketplace puede contener varios productos y puede involucrar a varios vendedores. De ahí que también se cree una segunda tabla de hechos: fact_order_items.</w:t>
+      </w:r>
+    </w:p>
+    <w:p>
+      <w:pPr>
+        <w:pStyle w:val="15"/>
+        <w:numPr>
+          <w:ilvl w:val="0"/>
+          <w:numId w:val="0"/>
+        </w:numPr>
+        <w:ind w:left="360" w:leftChars="0"/>
+        <w:rPr>
+          <w:rFonts w:hint="default"/>
+          <w:b w:val="0"/>
+          <w:bCs/>
+          <w:color w:val="auto"/>
+          <w:sz w:val="22"/>
+          <w:szCs w:val="22"/>
+          <w:lang w:val="es-ES"/>
+        </w:rPr>
+      </w:pPr>
+      <w:r>
+        <w:rPr>
+          <w:rFonts w:hint="default"/>
+          <w:b/>
+          <w:bCs w:val="0"/>
+          <w:color w:val="auto"/>
+          <w:sz w:val="22"/>
+          <w:szCs w:val="22"/>
+          <w:lang w:val="es-ES"/>
+        </w:rPr>
+        <w:t>La tabla fact_order_items tendrá una granularidad de una fila por línea de pedido.</w:t>
+      </w:r>
+      <w:r>
+        <w:rPr>
+          <w:rFonts w:hint="default"/>
+          <w:b w:val="0"/>
+          <w:bCs/>
+          <w:color w:val="auto"/>
+          <w:sz w:val="22"/>
+          <w:szCs w:val="22"/>
+          <w:lang w:val="es-ES"/>
+        </w:rPr>
+        <w:t xml:space="preserve"> Esta tabla permitirá conservar el</w:t>
+      </w:r>
+      <w:r>
+        <w:rPr>
+          <w:rFonts w:hint="default"/>
+          <w:b/>
+          <w:bCs w:val="0"/>
+          <w:color w:val="auto"/>
+          <w:sz w:val="22"/>
+          <w:szCs w:val="22"/>
+          <w:lang w:val="es-ES"/>
+        </w:rPr>
+        <w:t xml:space="preserve"> detalle de producto, vendedor, precio y coste de envío por ítem.</w:t>
+      </w:r>
+      <w:r>
+        <w:rPr>
+          <w:rFonts w:hint="default"/>
+          <w:b w:val="0"/>
+          <w:bCs/>
+          <w:color w:val="auto"/>
+          <w:sz w:val="22"/>
+          <w:szCs w:val="22"/>
+          <w:lang w:val="es-ES"/>
+        </w:rPr>
+        <w:t xml:space="preserve"> De este modo, el modelo podrá analizar no sólo el rendimiento del pedido en su conjunto, sino también el comportamiento de productos, vendedores y costes a nivel más detallado.</w:t>
+      </w:r>
+    </w:p>
+    <w:p>
+      <w:pPr>
+        <w:pStyle w:val="15"/>
+        <w:numPr>
+          <w:ilvl w:val="0"/>
+          <w:numId w:val="0"/>
+        </w:numPr>
+        <w:ind w:left="360" w:leftChars="0"/>
+        <w:rPr>
+          <w:rFonts w:hint="default"/>
+          <w:b w:val="0"/>
+          <w:bCs/>
+          <w:color w:val="auto"/>
+          <w:sz w:val="22"/>
+          <w:szCs w:val="22"/>
+          <w:lang w:val="es-ES"/>
+        </w:rPr>
+      </w:pPr>
+      <w:r>
+        <w:rPr>
+          <w:rFonts w:hint="default"/>
+          <w:b/>
+          <w:bCs w:val="0"/>
+          <w:color w:val="auto"/>
+          <w:sz w:val="22"/>
+          <w:szCs w:val="22"/>
+          <w:lang w:val="es-ES"/>
+        </w:rPr>
+        <w:t>La relación entre fact_orders y fact_order_items será de uno a varios. Un pedido puede contener varios pedidos de línea, pero cada uno de ellos pertenece a un pedido específico</w:t>
+      </w:r>
+      <w:r>
+        <w:rPr>
+          <w:rFonts w:hint="default"/>
+          <w:b w:val="0"/>
+          <w:bCs/>
+          <w:color w:val="auto"/>
+          <w:sz w:val="22"/>
+          <w:szCs w:val="22"/>
+          <w:lang w:val="es-ES"/>
+        </w:rPr>
+        <w:t>. Esta separación permite respetar las dos principales granularidades del dataset, sin obligar a echar toda la información en una única tabla plana.</w:t>
+      </w:r>
+    </w:p>
+    <w:p>
+      <w:pPr>
+        <w:pStyle w:val="15"/>
+        <w:numPr>
+          <w:ilvl w:val="0"/>
+          <w:numId w:val="0"/>
+        </w:numPr>
+        <w:ind w:left="360" w:leftChars="0"/>
+        <w:rPr>
+          <w:rFonts w:hint="default"/>
+          <w:b w:val="0"/>
+          <w:bCs/>
+          <w:color w:val="auto"/>
+          <w:sz w:val="22"/>
+          <w:szCs w:val="22"/>
+          <w:lang w:val="es-ES"/>
+        </w:rPr>
+      </w:pPr>
+      <w:r>
+        <w:rPr>
+          <w:rFonts w:hint="default"/>
+          <w:b w:val="0"/>
+          <w:bCs/>
+          <w:color w:val="auto"/>
+          <w:sz w:val="22"/>
+          <w:szCs w:val="22"/>
+          <w:lang w:val="es-ES"/>
+        </w:rPr>
+        <w:t xml:space="preserve">Se definen dimensiones compartidas alrededor de las tablas de hechos. </w:t>
+      </w:r>
+      <w:r>
+        <w:rPr>
+          <w:rFonts w:hint="default"/>
+          <w:b/>
+          <w:bCs w:val="0"/>
+          <w:color w:val="auto"/>
+          <w:sz w:val="22"/>
+          <w:szCs w:val="22"/>
+          <w:lang w:val="es-ES"/>
+        </w:rPr>
+        <w:t xml:space="preserve">Estas son dim_customer, dim_seller, dim_product, dim_order_status, dim_date y dim_geography. </w:t>
+      </w:r>
+      <w:r>
+        <w:rPr>
+          <w:rFonts w:hint="default"/>
+          <w:b w:val="0"/>
+          <w:bCs/>
+          <w:color w:val="auto"/>
+          <w:sz w:val="22"/>
+          <w:szCs w:val="22"/>
+          <w:lang w:val="es-ES"/>
+        </w:rPr>
+        <w:t>Estas dimensiones permiten analizar las métricas desde distintas perspectivas: cliente, vendedor, producto, estado del pedido, tiempo y localización.</w:t>
+      </w:r>
+    </w:p>
+    <w:p>
+      <w:pPr>
+        <w:pStyle w:val="15"/>
+        <w:numPr>
+          <w:ilvl w:val="0"/>
+          <w:numId w:val="0"/>
+        </w:numPr>
+        <w:ind w:left="360" w:leftChars="0"/>
+        <w:rPr>
+          <w:rFonts w:hint="default"/>
+          <w:b w:val="0"/>
+          <w:bCs/>
+          <w:color w:val="auto"/>
+          <w:sz w:val="22"/>
+          <w:szCs w:val="22"/>
+          <w:lang w:val="es-ES"/>
+        </w:rPr>
+      </w:pPr>
+      <w:r>
+        <w:rPr>
+          <w:rFonts w:hint="default"/>
+          <w:b/>
+          <w:bCs w:val="0"/>
+          <w:color w:val="auto"/>
+          <w:sz w:val="22"/>
+          <w:szCs w:val="22"/>
+          <w:lang w:val="es-ES"/>
+        </w:rPr>
+        <w:t>Esas dimensiones compartidas es lo que permite hablar de una constelación analítica ligera.</w:t>
+      </w:r>
+      <w:r>
+        <w:rPr>
+          <w:rFonts w:hint="default"/>
+          <w:b w:val="0"/>
+          <w:bCs/>
+          <w:color w:val="auto"/>
+          <w:sz w:val="22"/>
+          <w:szCs w:val="22"/>
+          <w:lang w:val="es-ES"/>
+        </w:rPr>
+        <w:t xml:space="preserve"> </w:t>
+      </w:r>
+      <w:r>
+        <w:rPr>
+          <w:rFonts w:hint="default"/>
+          <w:b/>
+          <w:bCs w:val="0"/>
+          <w:color w:val="auto"/>
+          <w:sz w:val="22"/>
+          <w:szCs w:val="22"/>
+          <w:lang w:val="es-ES"/>
+        </w:rPr>
+        <w:t>No se trata de una única estrella centrada solo en pedidos, sino de un modelo con dos tablas de hechos conectadas a varias dimensiones comunes.</w:t>
+      </w:r>
+      <w:r>
+        <w:rPr>
+          <w:rFonts w:hint="default"/>
+          <w:b w:val="0"/>
+          <w:bCs/>
+          <w:color w:val="auto"/>
+          <w:sz w:val="22"/>
+          <w:szCs w:val="22"/>
+          <w:lang w:val="es-ES"/>
+        </w:rPr>
+        <w:t xml:space="preserve"> Esta definición respeta la lógica del modelado dimensional, pero se adapta mejor a la estructura real del dataset.</w:t>
+      </w:r>
+    </w:p>
+    <w:p>
+      <w:pPr>
+        <w:pStyle w:val="15"/>
+        <w:numPr>
+          <w:ilvl w:val="0"/>
+          <w:numId w:val="0"/>
+        </w:numPr>
+        <w:ind w:left="360" w:leftChars="0"/>
+        <w:rPr>
+          <w:rFonts w:hint="default"/>
+          <w:b/>
+          <w:bCs w:val="0"/>
+          <w:color w:val="auto"/>
+          <w:sz w:val="22"/>
+          <w:szCs w:val="22"/>
+          <w:lang w:val="es-ES"/>
+        </w:rPr>
+      </w:pPr>
+      <w:r>
+        <w:rPr>
+          <w:rFonts w:hint="default"/>
+          <w:b/>
+          <w:bCs w:val="0"/>
+          <w:color w:val="auto"/>
+          <w:sz w:val="22"/>
+          <w:szCs w:val="22"/>
+          <w:lang w:val="es-ES"/>
+        </w:rPr>
+        <w:t>La elección de una constelación ligera, también evita los dos extremos descartados. Por un lado, evita la sobre simplificación de una tabla plana, que perdería detalle de productos y vendedores. Por otra parte, se evita la complejidad innecesaria de un copo de nieve completo, que añadiría más tablas y relaciones sin ventaja proporcional para este trabajo.</w:t>
+      </w:r>
+    </w:p>
+    <w:p>
+      <w:pPr>
+        <w:pStyle w:val="15"/>
+        <w:numPr>
+          <w:ilvl w:val="0"/>
+          <w:numId w:val="0"/>
+        </w:numPr>
+        <w:ind w:left="360" w:leftChars="0"/>
+        <w:rPr>
+          <w:rFonts w:hint="default"/>
+          <w:b/>
+          <w:bCs w:val="0"/>
+          <w:color w:val="auto"/>
+          <w:sz w:val="22"/>
+          <w:szCs w:val="22"/>
+          <w:lang w:val="es-ES"/>
+        </w:rPr>
+      </w:pPr>
+      <w:r>
+        <w:rPr>
+          <w:rFonts w:hint="default"/>
+          <w:b w:val="0"/>
+          <w:bCs/>
+          <w:color w:val="auto"/>
+          <w:sz w:val="22"/>
+          <w:szCs w:val="22"/>
+          <w:lang w:val="es-ES"/>
+        </w:rPr>
+        <w:t xml:space="preserve">Juntos, la arquitectura final permite trabajar con dos niveles de análisis. </w:t>
+      </w:r>
+      <w:r>
+        <w:rPr>
+          <w:rFonts w:hint="default"/>
+          <w:b/>
+          <w:bCs w:val="0"/>
+          <w:color w:val="auto"/>
+          <w:sz w:val="22"/>
+          <w:szCs w:val="22"/>
+          <w:lang w:val="es-ES"/>
+        </w:rPr>
+        <w:t>A nivel de pedido, fact_orders facilita el cálculo general de indicadores de logística. A nivel de línea de pedido, fact_order_items conserva el detalle necesario para estudiar productos, vendedores, precios y costes de envío:</w:t>
+      </w:r>
+    </w:p>
+    <w:p>
+      <w:pPr>
+        <w:pStyle w:val="15"/>
+        <w:numPr>
+          <w:ilvl w:val="0"/>
+          <w:numId w:val="0"/>
+        </w:numPr>
+        <w:ind w:left="360" w:leftChars="0"/>
+        <w:rPr>
+          <w:rFonts w:hint="default"/>
+          <w:b w:val="0"/>
+          <w:bCs/>
+          <w:color w:val="auto"/>
+          <w:sz w:val="22"/>
+          <w:szCs w:val="22"/>
+          <w:lang w:val="es-ES"/>
+        </w:rPr>
+      </w:pPr>
+      <w:r>
+        <w:rPr>
+          <w:rFonts w:hint="default"/>
+          <w:b w:val="0"/>
+          <w:bCs/>
+          <w:color w:val="auto"/>
+          <w:sz w:val="22"/>
+          <w:szCs w:val="22"/>
+          <w:lang w:val="es-ES"/>
+        </w:rPr>
+        <w:t>La solución elegida cumple por tanto con el objetivo del proyecto: construir una arquitectura analítica reproducible, comprensible y orientada al análisis del rendimiento logístico. La capa core se encarga de dar trazabilidad y coherencia a los datos, mientras que la capa analytics permite calcular indicadores, visualizarlos en Power BI y preparar una posible capa predictiva.</w:t>
+      </w:r>
+    </w:p>
+    <w:p>
+      <w:pPr>
+        <w:pStyle w:val="15"/>
+        <w:numPr>
+          <w:ilvl w:val="1"/>
+          <w:numId w:val="1"/>
+        </w:numPr>
+        <w:ind w:left="780" w:leftChars="0" w:hanging="420" w:firstLineChars="0"/>
+        <w:rPr>
+          <w:rFonts w:hint="default"/>
+        </w:rPr>
+      </w:pPr>
+      <w:r>
+        <w:rPr>
+          <w:rFonts w:hint="default"/>
+        </w:rPr>
+        <w:t xml:space="preserve">   Reproducibilidad y organización del repositorio</w:t>
+      </w:r>
+    </w:p>
+    <w:p>
+      <w:pPr>
+        <w:pStyle w:val="15"/>
+        <w:numPr>
+          <w:ilvl w:val="0"/>
+          <w:numId w:val="0"/>
+        </w:numPr>
+        <w:ind w:left="360" w:leftChars="0"/>
+        <w:rPr>
+          <w:rFonts w:hint="default"/>
+          <w:b w:val="0"/>
+          <w:bCs/>
+          <w:color w:val="000000" w:themeColor="text1"/>
+          <w:sz w:val="22"/>
+          <w:szCs w:val="22"/>
+          <w:lang w:val="es-ES"/>
+          <w14:textFill>
+            <w14:solidFill>
+              <w14:schemeClr w14:val="tx1"/>
+            </w14:solidFill>
+          </w14:textFill>
+        </w:rPr>
+      </w:pPr>
+      <w:r>
+        <w:rPr>
+          <w:rFonts w:hint="default"/>
+          <w:b/>
+          <w:bCs w:val="0"/>
+          <w:color w:val="000000" w:themeColor="text1"/>
+          <w:sz w:val="22"/>
+          <w:szCs w:val="22"/>
+          <w:lang w:val="es-ES"/>
+          <w14:textFill>
+            <w14:solidFill>
+              <w14:schemeClr w14:val="tx1"/>
+            </w14:solidFill>
+          </w14:textFill>
+        </w:rPr>
+        <w:t>La reproducibilidad es un aspecto central del proyecto, pues permite que el trabajo no dependa únicamente de operaciones manuales o de decisiones difíciles de reconstruir.</w:t>
+      </w:r>
+      <w:r>
+        <w:rPr>
+          <w:rFonts w:hint="default"/>
+          <w:b w:val="0"/>
+          <w:bCs/>
+          <w:color w:val="000000" w:themeColor="text1"/>
+          <w:sz w:val="22"/>
+          <w:szCs w:val="22"/>
+          <w:lang w:val="es-ES"/>
+          <w14:textFill>
+            <w14:solidFill>
+              <w14:schemeClr w14:val="tx1"/>
+            </w14:solidFill>
+          </w14:textFill>
+        </w:rPr>
+        <w:t xml:space="preserve"> El objetivo es que </w:t>
+      </w:r>
+      <w:r>
+        <w:rPr>
+          <w:rFonts w:hint="default"/>
+          <w:b/>
+          <w:bCs w:val="0"/>
+          <w:color w:val="000000" w:themeColor="text1"/>
+          <w:sz w:val="22"/>
+          <w:szCs w:val="22"/>
+          <w:lang w:val="es-ES"/>
+          <w14:textFill>
+            <w14:solidFill>
+              <w14:schemeClr w14:val="tx1"/>
+            </w14:solidFill>
+          </w14:textFill>
+        </w:rPr>
+        <w:t>otra persona pueda entender cómo se ha ido pasando desde los datos originales a las tablas analíticas, los indicadores, las visualizaciones y la posible capa predictiva.</w:t>
+      </w:r>
+    </w:p>
+    <w:p>
+      <w:pPr>
+        <w:pStyle w:val="15"/>
+        <w:numPr>
+          <w:ilvl w:val="0"/>
+          <w:numId w:val="0"/>
+        </w:numPr>
+        <w:ind w:left="360" w:leftChars="0"/>
+        <w:rPr>
+          <w:rFonts w:hint="default"/>
+          <w:b/>
+          <w:bCs w:val="0"/>
+          <w:color w:val="000000" w:themeColor="text1"/>
+          <w:sz w:val="22"/>
+          <w:szCs w:val="22"/>
+          <w:lang w:val="es-ES"/>
+          <w14:textFill>
+            <w14:solidFill>
+              <w14:schemeClr w14:val="tx1"/>
+            </w14:solidFill>
+          </w14:textFill>
+        </w:rPr>
+      </w:pPr>
+      <w:r>
+        <w:rPr>
+          <w:rFonts w:hint="default"/>
+          <w:b w:val="0"/>
+          <w:bCs/>
+          <w:color w:val="000000" w:themeColor="text1"/>
+          <w:sz w:val="22"/>
+          <w:szCs w:val="22"/>
+          <w:lang w:val="es-ES"/>
+          <w14:textFill>
+            <w14:solidFill>
+              <w14:schemeClr w14:val="tx1"/>
+            </w14:solidFill>
+          </w14:textFill>
+        </w:rPr>
+        <w:t xml:space="preserve">Para ello, el proyecto está organizado con una clara estructura de repositorio. Esta estructura </w:t>
+      </w:r>
+      <w:r>
+        <w:rPr>
+          <w:rFonts w:hint="default"/>
+          <w:b/>
+          <w:bCs w:val="0"/>
+          <w:color w:val="000000" w:themeColor="text1"/>
+          <w:sz w:val="22"/>
+          <w:szCs w:val="22"/>
+          <w:lang w:val="es-ES"/>
+          <w14:textFill>
+            <w14:solidFill>
+              <w14:schemeClr w14:val="tx1"/>
+            </w14:solidFill>
+          </w14:textFill>
+        </w:rPr>
+        <w:t>separa los datos originales, los datos procesados, los scripts de limpieza, las consultas SQL, los notebooks, los resultados generados y la documentación. Así, cada parte del flujo de trabajo queda localizada en un lugar determinado.</w:t>
+      </w:r>
+    </w:p>
+    <w:p>
+      <w:pPr>
+        <w:pStyle w:val="15"/>
+        <w:numPr>
+          <w:ilvl w:val="0"/>
+          <w:numId w:val="0"/>
+        </w:numPr>
+        <w:ind w:left="360" w:leftChars="0"/>
+        <w:rPr>
+          <w:rFonts w:hint="default"/>
+          <w:b w:val="0"/>
+          <w:bCs/>
+          <w:color w:val="000000" w:themeColor="text1"/>
+          <w:sz w:val="22"/>
+          <w:szCs w:val="22"/>
+          <w:lang w:val="es-ES"/>
+          <w14:textFill>
+            <w14:solidFill>
+              <w14:schemeClr w14:val="tx1"/>
+            </w14:solidFill>
+          </w14:textFill>
+        </w:rPr>
+      </w:pPr>
+      <w:r>
+        <w:rPr>
+          <w:rFonts w:hint="default"/>
+          <w:b w:val="0"/>
+          <w:bCs/>
+          <w:color w:val="000000" w:themeColor="text1"/>
+          <w:sz w:val="22"/>
+          <w:szCs w:val="22"/>
+          <w:lang w:val="es-ES"/>
+          <w14:textFill>
+            <w14:solidFill>
+              <w14:schemeClr w14:val="tx1"/>
+            </w14:solidFill>
+          </w14:textFill>
+        </w:rPr>
+        <w:t>L</w:t>
+      </w:r>
+      <w:r>
+        <w:rPr>
+          <w:rFonts w:hint="default"/>
+          <w:b/>
+          <w:bCs w:val="0"/>
+          <w:color w:val="000000" w:themeColor="text1"/>
+          <w:sz w:val="22"/>
+          <w:szCs w:val="22"/>
+          <w:lang w:val="es-ES"/>
+          <w14:textFill>
+            <w14:solidFill>
+              <w14:schemeClr w14:val="tx1"/>
+            </w14:solidFill>
+          </w14:textFill>
+        </w:rPr>
+        <w:t>os datos originales se guardan en una carpeta específica</w:t>
+      </w:r>
+      <w:r>
+        <w:rPr>
+          <w:rFonts w:hint="default"/>
+          <w:b w:val="0"/>
+          <w:bCs/>
+          <w:color w:val="000000" w:themeColor="text1"/>
+          <w:sz w:val="22"/>
+          <w:szCs w:val="22"/>
+          <w:lang w:val="es-ES"/>
+          <w14:textFill>
+            <w14:solidFill>
+              <w14:schemeClr w14:val="tx1"/>
+            </w14:solidFill>
+          </w14:textFill>
+        </w:rPr>
+        <w:t xml:space="preserve"> y no se modifican directamente. </w:t>
+      </w:r>
+      <w:r>
+        <w:rPr>
+          <w:rFonts w:hint="default"/>
+          <w:b/>
+          <w:bCs w:val="0"/>
+          <w:color w:val="000000" w:themeColor="text1"/>
+          <w:sz w:val="22"/>
+          <w:szCs w:val="22"/>
+          <w:lang w:val="es-ES"/>
+          <w14:textFill>
+            <w14:solidFill>
+              <w14:schemeClr w14:val="tx1"/>
+            </w14:solidFill>
+          </w14:textFill>
+        </w:rPr>
+        <w:t>Esta decisión permite conservar una copia íntegra de la fuente original</w:t>
+      </w:r>
+      <w:r>
+        <w:rPr>
+          <w:rFonts w:hint="default"/>
+          <w:b w:val="0"/>
+          <w:bCs/>
+          <w:color w:val="000000" w:themeColor="text1"/>
+          <w:sz w:val="22"/>
+          <w:szCs w:val="22"/>
+          <w:lang w:val="es-ES"/>
+          <w14:textFill>
+            <w14:solidFill>
+              <w14:schemeClr w14:val="tx1"/>
+            </w14:solidFill>
+          </w14:textFill>
+        </w:rPr>
+        <w:t xml:space="preserve"> y evita que los trabajos de limpieza modifiquen los archivos de partida. Sobre copias de trabajo o sobre tablas creadas posteriormente en la base de datos se realizan las transformaciones.</w:t>
+      </w:r>
+    </w:p>
+    <w:p>
+      <w:pPr>
+        <w:pStyle w:val="15"/>
+        <w:numPr>
+          <w:ilvl w:val="0"/>
+          <w:numId w:val="0"/>
+        </w:numPr>
+        <w:ind w:left="360" w:leftChars="0"/>
+        <w:rPr>
+          <w:rFonts w:hint="default"/>
+          <w:b/>
+          <w:bCs w:val="0"/>
+          <w:color w:val="000000" w:themeColor="text1"/>
+          <w:sz w:val="22"/>
+          <w:szCs w:val="22"/>
+          <w:lang w:val="es-ES"/>
+          <w14:textFill>
+            <w14:solidFill>
+              <w14:schemeClr w14:val="tx1"/>
+            </w14:solidFill>
+          </w14:textFill>
+        </w:rPr>
+      </w:pPr>
+      <w:r>
+        <w:rPr>
+          <w:rFonts w:hint="default"/>
+          <w:b/>
+          <w:bCs w:val="0"/>
+          <w:color w:val="000000" w:themeColor="text1"/>
+          <w:sz w:val="22"/>
+          <w:szCs w:val="22"/>
+          <w:lang w:val="es-ES"/>
+          <w14:textFill>
+            <w14:solidFill>
+              <w14:schemeClr w14:val="tx1"/>
+            </w14:solidFill>
+          </w14:textFill>
+        </w:rPr>
+        <w:t>La limpieza inicial de los datos queda documentada en notebooks y scripts en Python.</w:t>
+      </w:r>
+      <w:r>
+        <w:rPr>
+          <w:rFonts w:hint="default"/>
+          <w:b w:val="0"/>
+          <w:bCs/>
+          <w:color w:val="000000" w:themeColor="text1"/>
+          <w:sz w:val="22"/>
+          <w:szCs w:val="22"/>
+          <w:lang w:val="es-ES"/>
+          <w14:textFill>
+            <w14:solidFill>
+              <w14:schemeClr w14:val="tx1"/>
+            </w14:solidFill>
+          </w14:textFill>
+        </w:rPr>
+        <w:t xml:space="preserve"> </w:t>
+      </w:r>
+      <w:r>
+        <w:rPr>
+          <w:rFonts w:hint="default"/>
+          <w:b/>
+          <w:bCs w:val="0"/>
+          <w:color w:val="000000" w:themeColor="text1"/>
+          <w:sz w:val="22"/>
+          <w:szCs w:val="22"/>
+          <w:lang w:val="es-ES"/>
+          <w14:textFill>
+            <w14:solidFill>
+              <w14:schemeClr w14:val="tx1"/>
+            </w14:solidFill>
+          </w14:textFill>
+        </w:rPr>
+        <w:t>Los notebooks permiten mostrar el proceso de exploración, las comprobaciones realizadas y las decisiones metodológicas adoptadas.</w:t>
+      </w:r>
+      <w:r>
+        <w:rPr>
+          <w:rFonts w:hint="default"/>
+          <w:b w:val="0"/>
+          <w:bCs/>
+          <w:color w:val="000000" w:themeColor="text1"/>
+          <w:sz w:val="22"/>
+          <w:szCs w:val="22"/>
+          <w:lang w:val="es-ES"/>
+          <w14:textFill>
+            <w14:solidFill>
+              <w14:schemeClr w14:val="tx1"/>
+            </w14:solidFill>
+          </w14:textFill>
+        </w:rPr>
+        <w:t xml:space="preserve"> </w:t>
+      </w:r>
+      <w:r>
+        <w:rPr>
+          <w:rFonts w:hint="default"/>
+          <w:b/>
+          <w:bCs w:val="0"/>
+          <w:color w:val="000000" w:themeColor="text1"/>
+          <w:sz w:val="22"/>
+          <w:szCs w:val="22"/>
+          <w:lang w:val="es-ES"/>
+          <w14:textFill>
+            <w14:solidFill>
+              <w14:schemeClr w14:val="tx1"/>
+            </w14:solidFill>
+          </w14:textFill>
+        </w:rPr>
+        <w:t>Los scripts permiten volver a ejecutar las transformaciones de manera más estable y ordenada</w:t>
+      </w:r>
+    </w:p>
+    <w:p>
+      <w:pPr>
+        <w:pStyle w:val="15"/>
+        <w:numPr>
+          <w:ilvl w:val="0"/>
+          <w:numId w:val="0"/>
+        </w:numPr>
+        <w:ind w:left="360" w:leftChars="0"/>
+        <w:rPr>
+          <w:rFonts w:hint="default" w:ascii="Calibri" w:hAnsi="Calibri" w:cs="Calibri"/>
+          <w:b w:val="0"/>
+          <w:bCs/>
+          <w:color w:val="auto"/>
+          <w:sz w:val="22"/>
+          <w:szCs w:val="22"/>
+        </w:rPr>
+      </w:pPr>
+      <w:r>
+        <w:rPr>
+          <w:rFonts w:hint="default" w:ascii="Calibri" w:hAnsi="Calibri" w:cs="Calibri"/>
+          <w:b w:val="0"/>
+          <w:bCs/>
+          <w:color w:val="auto"/>
+          <w:sz w:val="22"/>
+          <w:szCs w:val="22"/>
+        </w:rPr>
+        <w:t>También la parte SQL del proyecto está organizada en archivos separados. Dentro de la carpeta sql se diferencian varios bloques de trabajo. En primer lugar, la carpeta core contiene los scripts 01_create_tables_core_data.sql y 02_import_core_data.sql, encargados de crear las tablas relacionales de la capa core y cargar en ellas los datos preparados.</w:t>
+      </w:r>
+    </w:p>
+    <w:p>
+      <w:pPr>
+        <w:pStyle w:val="15"/>
+        <w:numPr>
+          <w:ilvl w:val="0"/>
+          <w:numId w:val="0"/>
+        </w:numPr>
+        <w:ind w:left="360" w:leftChars="0"/>
+        <w:rPr>
+          <w:rFonts w:hint="default" w:ascii="Calibri" w:hAnsi="Calibri" w:cs="Calibri"/>
+          <w:b w:val="0"/>
+          <w:bCs/>
+          <w:color w:val="auto"/>
+          <w:sz w:val="22"/>
+          <w:szCs w:val="22"/>
+        </w:rPr>
+      </w:pPr>
+      <w:r>
+        <w:rPr>
+          <w:rFonts w:hint="default" w:ascii="Calibri" w:hAnsi="Calibri" w:cs="Calibri"/>
+          <w:b w:val="0"/>
+          <w:bCs/>
+          <w:color w:val="auto"/>
+          <w:sz w:val="22"/>
+          <w:szCs w:val="22"/>
+        </w:rPr>
+        <w:t>En segundo lugar, la carpeta analytics contiene los scripts 01_Create_tables.sql y 02_import_core_data.sql, utilizados para crear y poblar la capa analítica formada por dimensiones y tablas de hechos. De esta manera, la construcción del modelo relacional y la construcción del modelo analítico quedan separadas en fases distintas.</w:t>
+      </w:r>
+    </w:p>
+    <w:p>
+      <w:pPr>
+        <w:pStyle w:val="15"/>
+        <w:numPr>
+          <w:ilvl w:val="0"/>
+          <w:numId w:val="0"/>
+        </w:numPr>
+        <w:ind w:left="360" w:leftChars="0"/>
+        <w:rPr>
+          <w:rFonts w:hint="default" w:ascii="Calibri" w:hAnsi="Calibri" w:cs="Calibri"/>
+          <w:b w:val="0"/>
+          <w:bCs/>
+          <w:color w:val="auto"/>
+          <w:sz w:val="22"/>
+          <w:szCs w:val="22"/>
+        </w:rPr>
+      </w:pPr>
+      <w:r>
+        <w:rPr>
+          <w:rFonts w:hint="default" w:ascii="Calibri" w:hAnsi="Calibri" w:cs="Calibri"/>
+          <w:b w:val="0"/>
+          <w:bCs/>
+          <w:color w:val="auto"/>
+          <w:sz w:val="22"/>
+          <w:szCs w:val="22"/>
+        </w:rPr>
+        <w:t>Además, la carpeta Analysis recoge las consultas exploratorias utilizadas para estudiar los principales indicadores logísticos del proyecto</w:t>
+      </w:r>
+      <w:r>
+        <w:rPr>
+          <w:rFonts w:hint="default" w:ascii="Calibri" w:hAnsi="Calibri" w:cs="Calibri"/>
+          <w:b/>
+          <w:bCs w:val="0"/>
+          <w:color w:val="auto"/>
+          <w:sz w:val="22"/>
+          <w:szCs w:val="22"/>
+        </w:rPr>
+        <w:t>. Estas consultas se organizan por bloques temáticos: indicadores generales, distribución de retrasos, complejidad del pedido, valor económico, rendimiento por vendedor, peso y volumen, categoría de producto, análisis geográfico, satisfacción del cliente y evolución mensual</w:t>
+      </w:r>
+      <w:r>
+        <w:rPr>
+          <w:rFonts w:hint="default" w:ascii="Calibri" w:hAnsi="Calibri" w:cs="Calibri"/>
+          <w:b w:val="0"/>
+          <w:bCs/>
+          <w:color w:val="auto"/>
+          <w:sz w:val="22"/>
+          <w:szCs w:val="22"/>
+        </w:rPr>
+        <w:t>. Esta organización permite que cada análisis tenga un archivo propio y que las consultas sean más fáciles de revisar, modificar y justificar dentro de la memoria.</w:t>
+      </w:r>
+    </w:p>
+    <w:p>
+      <w:pPr>
+        <w:pStyle w:val="15"/>
+        <w:numPr>
+          <w:ilvl w:val="0"/>
+          <w:numId w:val="0"/>
+        </w:numPr>
+        <w:ind w:left="360" w:leftChars="0"/>
+        <w:rPr>
+          <w:rFonts w:hint="default" w:ascii="Calibri" w:hAnsi="Calibri" w:cs="Calibri"/>
+          <w:b w:val="0"/>
+          <w:bCs/>
+          <w:color w:val="auto"/>
+          <w:sz w:val="22"/>
+          <w:szCs w:val="22"/>
+        </w:rPr>
+      </w:pPr>
+      <w:r>
+        <w:rPr>
+          <w:rFonts w:hint="default" w:ascii="Calibri" w:hAnsi="Calibri" w:cs="Calibri"/>
+          <w:b w:val="0"/>
+          <w:bCs/>
+          <w:color w:val="auto"/>
+          <w:sz w:val="22"/>
+          <w:szCs w:val="22"/>
+        </w:rPr>
+        <w:t xml:space="preserve">Por último, la carpeta views contiene las vistas SQL finales creadas sobre la capa analytics. Estas vistas sintetizan las consultas más relevantes y están preparadas para ser consumidas directamente desde Power BI. </w:t>
+      </w:r>
+      <w:r>
+        <w:rPr>
+          <w:rFonts w:hint="default" w:ascii="Calibri" w:hAnsi="Calibri" w:cs="Calibri"/>
+          <w:b/>
+          <w:bCs w:val="0"/>
+          <w:color w:val="auto"/>
+          <w:sz w:val="22"/>
+          <w:szCs w:val="22"/>
+        </w:rPr>
+        <w:t>A diferencia de los archivos de Analysis, que funcionan como consultas de trabajo y validación, los archivos de views representan una capa estable de explotación analítica. Esta separación permite diferenciar entre consultas exploratorias y objetos reutilizables de base de datos.</w:t>
+      </w:r>
+    </w:p>
+    <w:p>
+      <w:pPr>
+        <w:pStyle w:val="15"/>
+        <w:numPr>
+          <w:ilvl w:val="0"/>
+          <w:numId w:val="0"/>
+        </w:numPr>
+        <w:ind w:left="360" w:leftChars="0"/>
+        <w:rPr>
+          <w:rFonts w:hint="default" w:ascii="Calibri" w:hAnsi="Calibri" w:cs="Calibri"/>
+          <w:b/>
+          <w:bCs w:val="0"/>
+          <w:color w:val="000000" w:themeColor="text1"/>
+          <w:sz w:val="22"/>
+          <w:szCs w:val="22"/>
+          <w:lang w:val="es-ES"/>
+          <w14:textFill>
+            <w14:solidFill>
+              <w14:schemeClr w14:val="tx1"/>
+            </w14:solidFill>
+          </w14:textFill>
+        </w:rPr>
+      </w:pPr>
+      <w:r>
+        <w:rPr>
+          <w:rFonts w:hint="default" w:ascii="Calibri" w:hAnsi="Calibri" w:cs="Calibri"/>
+          <w:b w:val="0"/>
+          <w:bCs/>
+          <w:color w:val="auto"/>
+          <w:sz w:val="22"/>
+          <w:szCs w:val="22"/>
+        </w:rPr>
+        <w:t>Esta separación permite diferenciar entre la carga estructurada de los datos, la construcción de la capa analítica, la elaboración de consultas de análisis y la creación de vistas finales para visualización. Además, permite revisar cada fase del proceso sin mezclar creación de tablas, inserción de datos, transformaciones, validaciones, consultas exploratorias y vistas para Power BI en un mismo archivo que sería difícil de seguir.</w:t>
+      </w:r>
+    </w:p>
+    <w:p>
+      <w:pPr>
+        <w:pStyle w:val="15"/>
+        <w:numPr>
+          <w:ilvl w:val="0"/>
+          <w:numId w:val="0"/>
+        </w:numPr>
+        <w:ind w:left="360" w:leftChars="0"/>
+        <w:rPr>
+          <w:rFonts w:hint="default"/>
+          <w:b w:val="0"/>
+          <w:bCs/>
+          <w:color w:val="000000" w:themeColor="text1"/>
+          <w:sz w:val="22"/>
+          <w:szCs w:val="22"/>
+          <w:lang w:val="es-ES"/>
+          <w14:textFill>
+            <w14:solidFill>
+              <w14:schemeClr w14:val="tx1"/>
+            </w14:solidFill>
+          </w14:textFill>
+        </w:rPr>
+      </w:pPr>
+      <w:r>
+        <w:rPr>
+          <w:rFonts w:hint="default"/>
+          <w:b/>
+          <w:bCs w:val="0"/>
+          <w:color w:val="000000" w:themeColor="text1"/>
+          <w:sz w:val="22"/>
+          <w:szCs w:val="22"/>
+          <w:lang w:val="es-ES"/>
+          <w14:textFill>
+            <w14:solidFill>
+              <w14:schemeClr w14:val="tx1"/>
+            </w14:solidFill>
+          </w14:textFill>
+        </w:rPr>
+        <w:t>La organización del repositorio también ayuda a controlar la trazabilidad de los modelos. Si un indicador aparece en una visualización o en una consulta final, se debe poder rastrear de qué tabla procede, qué transformación ha sufrido y en qué archivo se ha generado</w:t>
+      </w:r>
+      <w:r>
+        <w:rPr>
+          <w:rFonts w:hint="default"/>
+          <w:b w:val="0"/>
+          <w:bCs/>
+          <w:color w:val="000000" w:themeColor="text1"/>
+          <w:sz w:val="22"/>
+          <w:szCs w:val="22"/>
+          <w:lang w:val="es-ES"/>
+          <w14:textFill>
+            <w14:solidFill>
+              <w14:schemeClr w14:val="tx1"/>
+            </w14:solidFill>
+          </w14:textFill>
+        </w:rPr>
+        <w:t>. Esta trazabilidad resulta de especial importancia cuando se trabaja con datos de diferente granularidad.</w:t>
+      </w:r>
+    </w:p>
+    <w:p>
+      <w:pPr>
+        <w:pStyle w:val="15"/>
+        <w:numPr>
+          <w:ilvl w:val="0"/>
+          <w:numId w:val="0"/>
+        </w:numPr>
+        <w:ind w:left="360" w:leftChars="0"/>
+        <w:rPr>
+          <w:rFonts w:hint="default"/>
+          <w:b w:val="0"/>
+          <w:bCs/>
+          <w:color w:val="000000" w:themeColor="text1"/>
+          <w:sz w:val="22"/>
+          <w:szCs w:val="22"/>
+          <w:lang w:val="es-ES"/>
+          <w14:textFill>
+            <w14:solidFill>
+              <w14:schemeClr w14:val="tx1"/>
+            </w14:solidFill>
+          </w14:textFill>
+        </w:rPr>
+      </w:pPr>
+      <w:r>
+        <w:rPr>
+          <w:rFonts w:hint="default"/>
+          <w:b/>
+          <w:bCs w:val="0"/>
+          <w:color w:val="000000" w:themeColor="text1"/>
+          <w:sz w:val="22"/>
+          <w:szCs w:val="22"/>
+          <w:lang w:val="es-ES"/>
+          <w14:textFill>
+            <w14:solidFill>
+              <w14:schemeClr w14:val="tx1"/>
+            </w14:solidFill>
+          </w14:textFill>
+        </w:rPr>
+        <w:t>Git es un sistema de control de versiones. Su función es registrar los cambios que se producen en el proyecto, de modo que se puedan recuperar versiones anteriores, comparar los cambios realizados y mantener un historial del desarrollo.</w:t>
+      </w:r>
+      <w:r>
+        <w:rPr>
+          <w:rFonts w:hint="default"/>
+          <w:b w:val="0"/>
+          <w:bCs/>
+          <w:color w:val="000000" w:themeColor="text1"/>
+          <w:sz w:val="22"/>
+          <w:szCs w:val="22"/>
+          <w:lang w:val="es-ES"/>
+          <w14:textFill>
+            <w14:solidFill>
+              <w14:schemeClr w14:val="tx1"/>
+            </w14:solidFill>
+          </w14:textFill>
+        </w:rPr>
+        <w:t xml:space="preserve"> Esto es útil tanto para la gestión técnica del trabajo como para documentar su evolución.</w:t>
+      </w:r>
+    </w:p>
+    <w:p>
+      <w:pPr>
+        <w:pStyle w:val="15"/>
+        <w:numPr>
+          <w:ilvl w:val="0"/>
+          <w:numId w:val="0"/>
+        </w:numPr>
+        <w:ind w:left="360" w:leftChars="0"/>
+        <w:rPr>
+          <w:rFonts w:hint="default"/>
+          <w:b w:val="0"/>
+          <w:bCs/>
+          <w:color w:val="000000" w:themeColor="text1"/>
+          <w:sz w:val="22"/>
+          <w:szCs w:val="22"/>
+          <w:lang w:val="es-ES"/>
+          <w14:textFill>
+            <w14:solidFill>
+              <w14:schemeClr w14:val="tx1"/>
+            </w14:solidFill>
+          </w14:textFill>
+        </w:rPr>
+      </w:pPr>
+      <w:r>
+        <w:rPr>
+          <w:rFonts w:hint="default"/>
+          <w:b w:val="0"/>
+          <w:bCs/>
+          <w:color w:val="000000" w:themeColor="text1"/>
+          <w:sz w:val="22"/>
+          <w:szCs w:val="22"/>
+          <w:lang w:val="es-ES"/>
+          <w14:textFill>
+            <w14:solidFill>
+              <w14:schemeClr w14:val="tx1"/>
+            </w14:solidFill>
+          </w14:textFill>
+        </w:rPr>
+        <w:t>Como repositorio remoto se emplea GitHub. Permite guardar una copia externa del proyecto, facilita la revisión del código y muestra la estructura completa del trabajo. Además, sirve como base para presentar el proyecto de forma profesional, incluyendo el README, la organización de carpetas y la documentación asociada.</w:t>
+      </w:r>
+    </w:p>
+    <w:p>
+      <w:pPr>
+        <w:pStyle w:val="15"/>
+        <w:numPr>
+          <w:ilvl w:val="0"/>
+          <w:numId w:val="0"/>
+        </w:numPr>
+        <w:ind w:left="360" w:leftChars="0"/>
+        <w:rPr>
+          <w:rFonts w:hint="default"/>
+          <w:b w:val="0"/>
+          <w:bCs/>
+          <w:color w:val="000000" w:themeColor="text1"/>
+          <w:sz w:val="22"/>
+          <w:szCs w:val="22"/>
+          <w:lang w:val="es-ES"/>
+          <w14:textFill>
+            <w14:solidFill>
+              <w14:schemeClr w14:val="tx1"/>
+            </w14:solidFill>
+          </w14:textFill>
+        </w:rPr>
+      </w:pPr>
+      <w:r>
+        <w:rPr>
+          <w:rFonts w:hint="default"/>
+          <w:b/>
+          <w:bCs w:val="0"/>
+          <w:color w:val="000000" w:themeColor="text1"/>
+          <w:sz w:val="22"/>
+          <w:szCs w:val="22"/>
+          <w:lang w:val="es-ES"/>
+          <w14:textFill>
+            <w14:solidFill>
+              <w14:schemeClr w14:val="tx1"/>
+            </w14:solidFill>
+          </w14:textFill>
+        </w:rPr>
+        <w:t>El archivo README es muy importante dentro del repositorio. En este se resumen el objetivo del proyecto, la estructura de carpetas, las herramientas utilizadas, el flujo de trabajo y las instrucciones básicas para reproducir el análisis.</w:t>
+      </w:r>
+      <w:r>
+        <w:rPr>
+          <w:rFonts w:hint="default"/>
+          <w:b w:val="0"/>
+          <w:bCs/>
+          <w:color w:val="000000" w:themeColor="text1"/>
+          <w:sz w:val="22"/>
+          <w:szCs w:val="22"/>
+          <w:lang w:val="es-ES"/>
+          <w14:textFill>
+            <w14:solidFill>
+              <w14:schemeClr w14:val="tx1"/>
+            </w14:solidFill>
+          </w14:textFill>
+        </w:rPr>
+        <w:t xml:space="preserve"> De este modo el repositorio no queda reducido a un mero conjunto de archivos, sino que se convierte en una guía del proyecto.</w:t>
+      </w:r>
+    </w:p>
+    <w:p>
+      <w:pPr>
+        <w:pStyle w:val="15"/>
+        <w:numPr>
+          <w:ilvl w:val="0"/>
+          <w:numId w:val="0"/>
+        </w:numPr>
+        <w:ind w:left="360" w:leftChars="0"/>
+        <w:rPr>
+          <w:rFonts w:hint="default"/>
+          <w:b w:val="0"/>
+          <w:bCs/>
+          <w:color w:val="000000" w:themeColor="text1"/>
+          <w:sz w:val="22"/>
+          <w:szCs w:val="22"/>
+          <w:lang w:val="es-ES"/>
+          <w14:textFill>
+            <w14:solidFill>
+              <w14:schemeClr w14:val="tx1"/>
+            </w14:solidFill>
+          </w14:textFill>
+        </w:rPr>
+      </w:pPr>
+      <w:r>
+        <w:rPr>
+          <w:rFonts w:hint="default"/>
+          <w:b/>
+          <w:bCs w:val="0"/>
+          <w:color w:val="000000" w:themeColor="text1"/>
+          <w:sz w:val="22"/>
+          <w:szCs w:val="22"/>
+          <w:lang w:val="es-ES"/>
+          <w14:textFill>
+            <w14:solidFill>
+              <w14:schemeClr w14:val="tx1"/>
+            </w14:solidFill>
+          </w14:textFill>
+        </w:rPr>
+        <w:t>También está previsto el uso de Docker como herramienta de apoyo a la reproducibilidad del entorno técnico.</w:t>
+      </w:r>
+      <w:r>
+        <w:rPr>
+          <w:rFonts w:hint="default"/>
+          <w:b w:val="0"/>
+          <w:bCs/>
+          <w:color w:val="000000" w:themeColor="text1"/>
+          <w:sz w:val="22"/>
+          <w:szCs w:val="22"/>
+          <w:lang w:val="es-ES"/>
+          <w14:textFill>
+            <w14:solidFill>
+              <w14:schemeClr w14:val="tx1"/>
+            </w14:solidFill>
+          </w14:textFill>
+        </w:rPr>
+        <w:t xml:space="preserve"> Con Docker podemos tener servicios como PostgreSQL corriendo en contenedores, lo cual reduce la dependencia de la configuración local de nuestro equipo. Esto permite que el proyecto pueda replicarse en otros entornos con menos problemas de instalación o compatibilidad.</w:t>
+      </w:r>
+    </w:p>
+    <w:p>
+      <w:pPr>
+        <w:pStyle w:val="15"/>
+        <w:numPr>
+          <w:ilvl w:val="0"/>
+          <w:numId w:val="0"/>
+        </w:numPr>
+        <w:ind w:left="360" w:leftChars="0"/>
+        <w:rPr>
+          <w:rFonts w:hint="default"/>
+          <w:b/>
+          <w:bCs w:val="0"/>
+          <w:color w:val="000000" w:themeColor="text1"/>
+          <w:sz w:val="22"/>
+          <w:szCs w:val="22"/>
+          <w:lang w:val="es-ES"/>
+          <w14:textFill>
+            <w14:solidFill>
+              <w14:schemeClr w14:val="tx1"/>
+            </w14:solidFill>
+          </w14:textFill>
+        </w:rPr>
+      </w:pPr>
+      <w:r>
+        <w:rPr>
+          <w:rFonts w:hint="default"/>
+          <w:b/>
+          <w:bCs w:val="0"/>
+          <w:color w:val="000000" w:themeColor="text1"/>
+          <w:sz w:val="22"/>
+          <w:szCs w:val="22"/>
+          <w:lang w:val="es-ES"/>
+          <w14:textFill>
+            <w14:solidFill>
+              <w14:schemeClr w14:val="tx1"/>
+            </w14:solidFill>
+          </w14:textFill>
+        </w:rPr>
+        <w:t>La reproducibilidad no depende únicamente de las herramientas empleadas, sino también del modo en que se registran las decisiones. Por ello, el proyecto incluye comentarios en el código, consultas de validación, explicación de las capas del modelo y justificación de las principales decisiones de diseño.</w:t>
+      </w:r>
+    </w:p>
+    <w:p>
+      <w:pPr>
+        <w:pStyle w:val="15"/>
+        <w:numPr>
+          <w:ilvl w:val="0"/>
+          <w:numId w:val="0"/>
+        </w:numPr>
+        <w:ind w:left="360" w:leftChars="0"/>
+        <w:rPr>
+          <w:rFonts w:hint="default"/>
+          <w:b w:val="0"/>
+          <w:bCs/>
+          <w:color w:val="000000" w:themeColor="text1"/>
+          <w:sz w:val="22"/>
+          <w:szCs w:val="22"/>
+          <w:lang w:val="es-ES"/>
+          <w14:textFill>
+            <w14:solidFill>
+              <w14:schemeClr w14:val="tx1"/>
+            </w14:solidFill>
+          </w14:textFill>
+        </w:rPr>
+      </w:pPr>
+      <w:r>
+        <w:rPr>
+          <w:rFonts w:hint="default"/>
+          <w:b w:val="0"/>
+          <w:bCs/>
+          <w:color w:val="000000" w:themeColor="text1"/>
+          <w:sz w:val="22"/>
+          <w:szCs w:val="22"/>
+          <w:lang w:val="es-ES"/>
+          <w14:textFill>
+            <w14:solidFill>
+              <w14:schemeClr w14:val="tx1"/>
+            </w14:solidFill>
+          </w14:textFill>
+        </w:rPr>
+        <w:t>Juntos, la organización del repositorio busca que el proyecto sea comprensible, revisable y ejecutable. La organización por carpetas, los scripts, la separación entre core y analytics, el control de versiones y la documentación permiten reconstruir todo el flujo desde los datos originales hasta los resultados finales.</w:t>
+      </w:r>
+    </w:p>
+    <w:p>
+      <w:pPr>
+        <w:pStyle w:val="15"/>
+        <w:numPr>
+          <w:ilvl w:val="0"/>
+          <w:numId w:val="0"/>
+        </w:numPr>
+        <w:ind w:left="360" w:leftChars="0"/>
+        <w:rPr>
+          <w:rFonts w:hint="default"/>
+          <w:b/>
+          <w:bCs w:val="0"/>
+          <w:color w:val="FFC000" w:themeColor="accent4"/>
+          <w:sz w:val="44"/>
+          <w:szCs w:val="44"/>
+          <w:lang w:val="es-ES"/>
+          <w14:textFill>
+            <w14:solidFill>
+              <w14:schemeClr w14:val="accent4"/>
+            </w14:solidFill>
+          </w14:textFill>
+        </w:rPr>
+      </w:pPr>
+      <w:r>
+        <w:rPr>
+          <w:rFonts w:hint="default"/>
+          <w:b/>
+          <w:bCs w:val="0"/>
+          <w:color w:val="FFC000" w:themeColor="accent4"/>
+          <w:sz w:val="44"/>
+          <w:szCs w:val="44"/>
+          <w:lang w:val="es-ES"/>
+          <w14:textFill>
+            <w14:solidFill>
+              <w14:schemeClr w14:val="accent4"/>
+            </w14:solidFill>
+          </w14:textFill>
+        </w:rPr>
+        <w:t>5. implementación tecnica</w:t>
+      </w:r>
+    </w:p>
+    <w:p>
+      <w:pPr>
+        <w:pStyle w:val="15"/>
+        <w:numPr>
+          <w:ilvl w:val="0"/>
+          <w:numId w:val="0"/>
+        </w:numPr>
+        <w:ind w:left="360" w:leftChars="0"/>
+        <w:rPr>
+          <w:rFonts w:hint="default"/>
+          <w:b/>
+          <w:bCs w:val="0"/>
+          <w:color w:val="002060"/>
+          <w:sz w:val="28"/>
+          <w:szCs w:val="28"/>
+          <w:lang w:val="es-ES"/>
+        </w:rPr>
+      </w:pPr>
+      <w:r>
+        <w:rPr>
+          <w:rFonts w:hint="default"/>
+          <w:b/>
+          <w:bCs w:val="0"/>
+          <w:color w:val="002060"/>
+          <w:sz w:val="28"/>
+          <w:szCs w:val="28"/>
+          <w:lang w:val="es-ES"/>
+        </w:rPr>
+        <w:t>5.1 Limpieza y preparación de datos en Python</w:t>
+      </w:r>
+    </w:p>
+    <w:p>
+      <w:pPr>
+        <w:pStyle w:val="15"/>
+        <w:numPr>
+          <w:ilvl w:val="0"/>
+          <w:numId w:val="0"/>
+        </w:numPr>
+        <w:ind w:left="360" w:leftChars="0"/>
+        <w:rPr>
+          <w:rFonts w:hint="default"/>
+          <w:b/>
+          <w:bCs w:val="0"/>
+          <w:color w:val="auto"/>
+          <w:sz w:val="22"/>
+          <w:szCs w:val="22"/>
+          <w:lang w:val="es-ES"/>
+        </w:rPr>
+      </w:pPr>
+      <w:r>
+        <w:rPr>
+          <w:rFonts w:hint="default"/>
+          <w:b/>
+          <w:bCs w:val="0"/>
+          <w:color w:val="auto"/>
+          <w:sz w:val="22"/>
+          <w:szCs w:val="22"/>
+          <w:lang w:val="es-ES"/>
+        </w:rPr>
+        <w:t>En la primera fase de la implementación técnica, los datos se limpian y preparan inicialmente con Python. Esta fase se realiza antes de cargar los datos en PostgreSQL y su objetivo es revisar la calidad básica de las tablas originales del dataset Olist.</w:t>
+      </w:r>
+    </w:p>
+    <w:p>
+      <w:pPr>
+        <w:pStyle w:val="15"/>
+        <w:numPr>
+          <w:ilvl w:val="0"/>
+          <w:numId w:val="0"/>
+        </w:numPr>
+        <w:ind w:left="360" w:leftChars="0"/>
+        <w:rPr>
+          <w:rFonts w:hint="default"/>
+          <w:b w:val="0"/>
+          <w:bCs/>
+          <w:color w:val="auto"/>
+          <w:sz w:val="22"/>
+          <w:szCs w:val="22"/>
+          <w:lang w:val="es-ES"/>
+        </w:rPr>
+      </w:pPr>
+      <w:r>
+        <w:rPr>
+          <w:rFonts w:hint="default"/>
+          <w:b w:val="0"/>
+          <w:bCs/>
+          <w:color w:val="auto"/>
+          <w:sz w:val="22"/>
+          <w:szCs w:val="22"/>
+          <w:lang w:val="es-ES"/>
+        </w:rPr>
+        <w:t>El proceso se lleva a cabo en un notebook de Jupyter donde se mezclan código, resultados y explicación metodológica. Esto permite registrar de manera ordenada las comprobaciones realizadas en cada tabla y justificar las decisiones adoptadas durante la limpieza.</w:t>
+      </w:r>
+    </w:p>
+    <w:p>
+      <w:pPr>
+        <w:pStyle w:val="15"/>
+        <w:numPr>
+          <w:ilvl w:val="0"/>
+          <w:numId w:val="0"/>
+        </w:numPr>
+        <w:ind w:left="360" w:leftChars="0"/>
+        <w:rPr>
+          <w:rFonts w:hint="default"/>
+          <w:b w:val="0"/>
+          <w:bCs/>
+          <w:color w:val="auto"/>
+          <w:sz w:val="22"/>
+          <w:szCs w:val="22"/>
+          <w:lang w:val="es-ES"/>
+        </w:rPr>
+      </w:pPr>
+      <w:r>
+        <w:rPr>
+          <w:rFonts w:hint="default"/>
+          <w:b/>
+          <w:bCs w:val="0"/>
+          <w:color w:val="auto"/>
+          <w:sz w:val="22"/>
+          <w:szCs w:val="22"/>
+          <w:lang w:val="es-ES"/>
+        </w:rPr>
+        <w:t>Las librerías principales que se utilizan son Pandas, Numpy y Os</w:t>
+      </w:r>
+      <w:r>
+        <w:rPr>
+          <w:rFonts w:hint="default"/>
+          <w:b w:val="0"/>
+          <w:bCs/>
+          <w:color w:val="auto"/>
+          <w:sz w:val="22"/>
+          <w:szCs w:val="22"/>
+          <w:lang w:val="es-ES"/>
+        </w:rPr>
+        <w:t>. Pandas es el paquete que se utiliza para cargar, inspeccionar, transformar y exportar los dataframes. Numpy se encarga del manejo de datos faltantes, y te permite trabajar con rutas y dentro de la estructura de proyecto.</w:t>
+      </w:r>
+    </w:p>
+    <w:p>
+      <w:pPr>
+        <w:pStyle w:val="15"/>
+        <w:numPr>
+          <w:ilvl w:val="0"/>
+          <w:numId w:val="0"/>
+        </w:numPr>
+        <w:ind w:left="360" w:leftChars="0"/>
+        <w:rPr>
+          <w:rFonts w:hint="default"/>
+          <w:b w:val="0"/>
+          <w:bCs/>
+          <w:color w:val="auto"/>
+          <w:sz w:val="22"/>
+          <w:szCs w:val="22"/>
+          <w:lang w:val="es-ES"/>
+        </w:rPr>
+      </w:pPr>
+      <w:r>
+        <w:rPr>
+          <w:rFonts w:hint="default"/>
+          <w:b/>
+          <w:bCs w:val="0"/>
+          <w:color w:val="auto"/>
+          <w:sz w:val="22"/>
+          <w:szCs w:val="22"/>
+          <w:lang w:val="es-ES"/>
+        </w:rPr>
+        <w:t>Primero, cargamos los archivos CSV originales desde la carpeta de datos raw</w:t>
+      </w:r>
+      <w:r>
+        <w:rPr>
+          <w:rFonts w:hint="default"/>
+          <w:b w:val="0"/>
+          <w:bCs/>
+          <w:color w:val="auto"/>
+          <w:sz w:val="22"/>
+          <w:szCs w:val="22"/>
+          <w:lang w:val="es-ES"/>
+        </w:rPr>
+        <w:t>. Los archivos correspondientes a las tablas son: customers, geolocations, order_items, order_payments, order_reviews, orders, products y sellers.</w:t>
+      </w:r>
+    </w:p>
+    <w:p>
+      <w:pPr>
+        <w:pStyle w:val="15"/>
+        <w:numPr>
+          <w:ilvl w:val="0"/>
+          <w:numId w:val="0"/>
+        </w:numPr>
+        <w:ind w:left="360" w:leftChars="0"/>
+        <w:rPr>
+          <w:rFonts w:hint="default"/>
+          <w:b w:val="0"/>
+          <w:bCs/>
+          <w:color w:val="auto"/>
+          <w:sz w:val="22"/>
+          <w:szCs w:val="22"/>
+          <w:lang w:val="es-ES"/>
+        </w:rPr>
+      </w:pPr>
+      <w:r>
+        <w:rPr>
+          <w:rFonts w:hint="default"/>
+          <w:b/>
+          <w:bCs w:val="0"/>
+          <w:color w:val="auto"/>
+          <w:sz w:val="22"/>
+          <w:szCs w:val="22"/>
+          <w:lang w:val="es-ES"/>
+        </w:rPr>
+        <w:t>La limpieza se plantea de forma conservadora. No se suprimen registros salvo que sean claramente redundantes o inconsistentes.</w:t>
+      </w:r>
+      <w:r>
+        <w:rPr>
+          <w:rFonts w:hint="default"/>
+          <w:b w:val="0"/>
+          <w:bCs/>
+          <w:color w:val="auto"/>
+          <w:sz w:val="22"/>
+          <w:szCs w:val="22"/>
+          <w:lang w:val="es-ES"/>
+        </w:rPr>
+        <w:t xml:space="preserve"> </w:t>
+      </w:r>
+      <w:r>
+        <w:rPr>
+          <w:rFonts w:hint="default"/>
+          <w:b/>
+          <w:bCs w:val="0"/>
+          <w:color w:val="auto"/>
+          <w:sz w:val="22"/>
+          <w:szCs w:val="22"/>
+          <w:lang w:val="es-ES"/>
+        </w:rPr>
+        <w:t>En los casos donde los valores nulos pueden ser ausencia válida de información o eventos que no ocurrieron, se mantienen para analizarse posteriormente en su contexto.</w:t>
+      </w:r>
+    </w:p>
+    <w:p>
+      <w:pPr>
+        <w:pStyle w:val="15"/>
+        <w:numPr>
+          <w:ilvl w:val="0"/>
+          <w:numId w:val="0"/>
+        </w:numPr>
+        <w:ind w:left="360" w:leftChars="0"/>
+        <w:rPr>
+          <w:rFonts w:hint="default"/>
+          <w:b w:val="0"/>
+          <w:bCs/>
+          <w:color w:val="auto"/>
+          <w:sz w:val="22"/>
+          <w:szCs w:val="22"/>
+          <w:lang w:val="es-ES"/>
+        </w:rPr>
+      </w:pPr>
+      <w:r>
+        <w:rPr>
+          <w:rFonts w:hint="default"/>
+          <w:b w:val="0"/>
+          <w:bCs/>
+          <w:color w:val="auto"/>
+          <w:sz w:val="22"/>
+          <w:szCs w:val="22"/>
+          <w:lang w:val="es-ES"/>
+        </w:rPr>
+        <w:t>A cada tabla se le hace una revisión inicial similar.</w:t>
+      </w:r>
+      <w:r>
+        <w:rPr>
+          <w:rFonts w:hint="default"/>
+          <w:b/>
+          <w:bCs w:val="0"/>
+          <w:color w:val="auto"/>
+          <w:sz w:val="22"/>
+          <w:szCs w:val="22"/>
+          <w:lang w:val="es-ES"/>
+        </w:rPr>
+        <w:t xml:space="preserve"> Se miran las primeras filas, el número de registros y columnas, los tipos de datos, los valores nulos, los duplicados exactos y la coherencia básica de algunas variables relevantes.</w:t>
+      </w:r>
+    </w:p>
+    <w:p>
+      <w:pPr>
+        <w:pStyle w:val="15"/>
+        <w:numPr>
+          <w:ilvl w:val="0"/>
+          <w:numId w:val="0"/>
+        </w:numPr>
+        <w:ind w:left="360" w:leftChars="0"/>
+        <w:rPr>
+          <w:rFonts w:hint="default"/>
+          <w:b w:val="0"/>
+          <w:bCs/>
+          <w:color w:val="auto"/>
+          <w:sz w:val="22"/>
+          <w:szCs w:val="22"/>
+          <w:lang w:val="es-ES"/>
+        </w:rPr>
+      </w:pPr>
+      <w:r>
+        <w:rPr>
+          <w:rFonts w:hint="default"/>
+          <w:b/>
+          <w:bCs w:val="0"/>
+          <w:color w:val="auto"/>
+          <w:sz w:val="22"/>
+          <w:szCs w:val="22"/>
+          <w:lang w:val="es-ES"/>
+        </w:rPr>
+        <w:t>En la tabla customers</w:t>
+      </w:r>
+      <w:r>
+        <w:rPr>
+          <w:rFonts w:hint="default"/>
+          <w:b w:val="0"/>
+          <w:bCs/>
+          <w:color w:val="auto"/>
+          <w:sz w:val="22"/>
+          <w:szCs w:val="22"/>
+          <w:lang w:val="es-ES"/>
+        </w:rPr>
+        <w:t xml:space="preserve"> se analizan las variables customer_id, customer_unique_id, customer_zip_code_prefix, customer_city y customer_state. La tabla cuenta con 99.441 observaciones y no contiene valores nulos ni duplicados exactos.</w:t>
+      </w:r>
+    </w:p>
+    <w:p>
+      <w:pPr>
+        <w:pStyle w:val="15"/>
+        <w:numPr>
+          <w:ilvl w:val="0"/>
+          <w:numId w:val="0"/>
+        </w:numPr>
+        <w:ind w:left="360" w:leftChars="0"/>
+        <w:rPr>
+          <w:rFonts w:hint="default"/>
+          <w:b w:val="0"/>
+          <w:bCs/>
+          <w:color w:val="auto"/>
+          <w:sz w:val="22"/>
+          <w:szCs w:val="22"/>
+          <w:lang w:val="es-ES"/>
+        </w:rPr>
+      </w:pPr>
+      <w:r>
+        <w:rPr>
+          <w:rFonts w:hint="default"/>
+          <w:b/>
+          <w:bCs w:val="0"/>
+          <w:color w:val="auto"/>
+          <w:sz w:val="22"/>
+          <w:szCs w:val="22"/>
+          <w:lang w:val="es-ES"/>
+        </w:rPr>
+        <w:t>Las transformaciones que se aplican sobre los customers son mayormente preventivas. La ciudad del cliente se pone en minúsculas y se quitan los espacios innecesarios;</w:t>
+      </w:r>
+      <w:r>
+        <w:rPr>
+          <w:rFonts w:hint="default"/>
+          <w:b w:val="0"/>
+          <w:bCs/>
+          <w:color w:val="auto"/>
+          <w:sz w:val="22"/>
+          <w:szCs w:val="22"/>
+          <w:lang w:val="es-ES"/>
+        </w:rPr>
+        <w:t xml:space="preserve"> el estado se pone en mayúsculas. </w:t>
+      </w:r>
+      <w:r>
+        <w:rPr>
+          <w:rFonts w:hint="default"/>
+          <w:b/>
+          <w:bCs w:val="0"/>
+          <w:color w:val="auto"/>
+          <w:sz w:val="22"/>
+          <w:szCs w:val="22"/>
+          <w:lang w:val="es-ES"/>
+        </w:rPr>
+        <w:t>También se considera al código postal como una variable categórica porque representa una zona geográfica y no una cantidad numérica.</w:t>
+      </w:r>
+    </w:p>
+    <w:p>
+      <w:pPr>
+        <w:pStyle w:val="15"/>
+        <w:numPr>
+          <w:ilvl w:val="0"/>
+          <w:numId w:val="0"/>
+        </w:numPr>
+        <w:ind w:left="360" w:leftChars="0"/>
+        <w:rPr>
+          <w:rFonts w:hint="default"/>
+          <w:b/>
+          <w:bCs w:val="0"/>
+          <w:color w:val="auto"/>
+          <w:sz w:val="22"/>
+          <w:szCs w:val="22"/>
+          <w:lang w:val="es-ES"/>
+        </w:rPr>
+      </w:pPr>
+      <w:r>
+        <w:rPr>
+          <w:rFonts w:hint="default"/>
+          <w:b/>
+          <w:bCs w:val="0"/>
+          <w:color w:val="auto"/>
+          <w:sz w:val="22"/>
+          <w:szCs w:val="22"/>
+          <w:lang w:val="es-ES"/>
+        </w:rPr>
+        <w:t>La tabla de geolocations requiere un tratamiento más específico. No tiene valores nulos, pero sí muchos duplicados exactos y varias coordenadas para el mismo prefijo postal.</w:t>
+      </w:r>
+    </w:p>
+    <w:p>
+      <w:pPr>
+        <w:pStyle w:val="15"/>
+        <w:numPr>
+          <w:ilvl w:val="0"/>
+          <w:numId w:val="0"/>
+        </w:numPr>
+        <w:ind w:left="360" w:leftChars="0"/>
+        <w:rPr>
+          <w:rFonts w:hint="default"/>
+          <w:b/>
+          <w:bCs w:val="0"/>
+          <w:color w:val="auto"/>
+          <w:sz w:val="22"/>
+          <w:szCs w:val="22"/>
+          <w:lang w:val="es-ES"/>
+        </w:rPr>
+      </w:pPr>
+      <w:r>
+        <w:rPr>
+          <w:rFonts w:hint="default"/>
+          <w:b/>
+          <w:bCs w:val="0"/>
+          <w:color w:val="auto"/>
+          <w:sz w:val="22"/>
+          <w:szCs w:val="22"/>
+          <w:lang w:val="es-ES"/>
+        </w:rPr>
+        <w:t>Primero se desechan los duplicados exactos</w:t>
+      </w:r>
+      <w:r>
+        <w:rPr>
+          <w:rFonts w:hint="default"/>
+          <w:b w:val="0"/>
+          <w:bCs/>
+          <w:color w:val="auto"/>
+          <w:sz w:val="22"/>
+          <w:szCs w:val="22"/>
+          <w:lang w:val="es-ES"/>
+        </w:rPr>
+        <w:t xml:space="preserve">, pues tienen la misma combinación de prefijo postal, latitud, longitud, ciudad y estado. </w:t>
+      </w:r>
+      <w:r>
+        <w:rPr>
+          <w:rFonts w:hint="default"/>
+          <w:b/>
+          <w:bCs w:val="0"/>
+          <w:color w:val="auto"/>
+          <w:sz w:val="22"/>
+          <w:szCs w:val="22"/>
+          <w:lang w:val="es-ES"/>
+        </w:rPr>
+        <w:t>Seguidamente se construye una versión agregada con una única fila por cada geolocation_zip_code_prefix.</w:t>
+      </w:r>
+    </w:p>
+    <w:p>
+      <w:pPr>
+        <w:pStyle w:val="15"/>
+        <w:numPr>
+          <w:ilvl w:val="0"/>
+          <w:numId w:val="0"/>
+        </w:numPr>
+        <w:ind w:left="360" w:leftChars="0"/>
+        <w:rPr>
+          <w:rFonts w:hint="default"/>
+          <w:b w:val="0"/>
+          <w:bCs/>
+          <w:color w:val="auto"/>
+          <w:sz w:val="22"/>
+          <w:szCs w:val="22"/>
+          <w:lang w:val="es-ES"/>
+        </w:rPr>
+      </w:pPr>
+      <w:r>
+        <w:rPr>
+          <w:rFonts w:hint="default"/>
+          <w:b/>
+          <w:bCs w:val="0"/>
+          <w:color w:val="auto"/>
+          <w:sz w:val="22"/>
+          <w:szCs w:val="22"/>
+          <w:lang w:val="es-ES"/>
+        </w:rPr>
+        <w:t>En esta tabla adicional se calcula la latitud y la longitud como el promedio de las observaciones para cada prefijo postal</w:t>
+      </w:r>
+      <w:r>
+        <w:rPr>
+          <w:rFonts w:hint="default"/>
+          <w:b w:val="0"/>
+          <w:bCs/>
+          <w:color w:val="auto"/>
+          <w:sz w:val="22"/>
+          <w:szCs w:val="22"/>
+          <w:lang w:val="es-ES"/>
+        </w:rPr>
+        <w:t xml:space="preserve">. De este modo se consigue una localización aproximada por zona postal y </w:t>
+      </w:r>
+      <w:r>
+        <w:rPr>
+          <w:rFonts w:hint="default"/>
+          <w:b/>
+          <w:bCs w:val="0"/>
+          <w:color w:val="auto"/>
+          <w:sz w:val="22"/>
+          <w:szCs w:val="22"/>
+          <w:lang w:val="es-ES"/>
+        </w:rPr>
+        <w:t>se evita que futuras uniones con clientes o vendedores multipliquen artificialmente los registros.</w:t>
+      </w:r>
+    </w:p>
+    <w:p>
+      <w:pPr>
+        <w:pStyle w:val="15"/>
+        <w:numPr>
+          <w:ilvl w:val="0"/>
+          <w:numId w:val="0"/>
+        </w:numPr>
+        <w:ind w:left="360" w:leftChars="0"/>
+        <w:rPr>
+          <w:rFonts w:hint="default"/>
+          <w:b w:val="0"/>
+          <w:bCs/>
+          <w:color w:val="auto"/>
+          <w:sz w:val="22"/>
+          <w:szCs w:val="22"/>
+          <w:lang w:val="es-ES"/>
+        </w:rPr>
+      </w:pPr>
+      <w:r>
+        <w:rPr>
+          <w:rFonts w:hint="default"/>
+          <w:b w:val="0"/>
+          <w:bCs/>
+          <w:color w:val="auto"/>
+          <w:sz w:val="22"/>
+          <w:szCs w:val="22"/>
+          <w:lang w:val="es-ES"/>
+        </w:rPr>
+        <w:t>Se realiza una revisión de la tabla order_items a nivel de línea de pedido. Contiene 112 650 registros y 7 variables: order_id, order_item_id, product_id, seller_id, shipping_limit_date, price y freight_value.</w:t>
+      </w:r>
+    </w:p>
+    <w:p>
+      <w:pPr>
+        <w:pStyle w:val="15"/>
+        <w:numPr>
+          <w:ilvl w:val="0"/>
+          <w:numId w:val="0"/>
+        </w:numPr>
+        <w:ind w:left="360" w:leftChars="0"/>
+        <w:rPr>
+          <w:rFonts w:hint="default"/>
+          <w:b w:val="0"/>
+          <w:bCs/>
+          <w:color w:val="auto"/>
+          <w:sz w:val="22"/>
+          <w:szCs w:val="22"/>
+          <w:lang w:val="es-ES"/>
+        </w:rPr>
+      </w:pPr>
+      <w:r>
+        <w:rPr>
+          <w:rFonts w:hint="default"/>
+          <w:b/>
+          <w:bCs w:val="0"/>
+          <w:color w:val="auto"/>
+          <w:sz w:val="22"/>
+          <w:szCs w:val="22"/>
+          <w:lang w:val="es-ES"/>
+        </w:rPr>
+        <w:t>En order_items no se encuentran valores nulos ni duplicados exactos. El cambio principal radica en transformar shipping_limit_date a datetime</w:t>
+      </w:r>
+      <w:r>
+        <w:rPr>
+          <w:rFonts w:hint="default"/>
+          <w:b w:val="0"/>
+          <w:bCs/>
+          <w:color w:val="auto"/>
+          <w:sz w:val="22"/>
+          <w:szCs w:val="22"/>
+          <w:lang w:val="es-ES"/>
+        </w:rPr>
+        <w:t>, pues se trata de una fecha límite de envío y se requerirá para futuros análisis temporales.</w:t>
+      </w:r>
+    </w:p>
+    <w:p>
+      <w:pPr>
+        <w:pStyle w:val="15"/>
+        <w:numPr>
+          <w:ilvl w:val="0"/>
+          <w:numId w:val="0"/>
+        </w:numPr>
+        <w:ind w:left="360" w:leftChars="0"/>
+        <w:rPr>
+          <w:rFonts w:hint="default"/>
+          <w:b w:val="0"/>
+          <w:bCs/>
+          <w:color w:val="auto"/>
+          <w:sz w:val="22"/>
+          <w:szCs w:val="22"/>
+          <w:lang w:val="es-ES"/>
+        </w:rPr>
+      </w:pPr>
+      <w:r>
+        <w:rPr>
+          <w:rFonts w:hint="default"/>
+          <w:b w:val="0"/>
+          <w:bCs/>
+          <w:color w:val="auto"/>
+          <w:sz w:val="22"/>
+          <w:szCs w:val="22"/>
+          <w:lang w:val="es-ES"/>
+        </w:rPr>
+        <w:t>S</w:t>
+      </w:r>
+      <w:r>
+        <w:rPr>
+          <w:rFonts w:hint="default"/>
+          <w:b/>
+          <w:bCs w:val="0"/>
+          <w:color w:val="auto"/>
+          <w:sz w:val="22"/>
+          <w:szCs w:val="22"/>
+          <w:lang w:val="es-ES"/>
+        </w:rPr>
+        <w:t>e revisan, además, las variables económicas price y freight_value. No se observan valores negativos en estas columnas, lo que sugiere una coherencia básica</w:t>
+      </w:r>
+      <w:r>
+        <w:rPr>
+          <w:rFonts w:hint="default"/>
+          <w:b w:val="0"/>
+          <w:bCs/>
+          <w:color w:val="auto"/>
+          <w:sz w:val="22"/>
+          <w:szCs w:val="22"/>
+          <w:lang w:val="es-ES"/>
+        </w:rPr>
+        <w:t xml:space="preserve"> en los datos económicos asociados a los productos y costes de envío.</w:t>
+      </w:r>
+    </w:p>
+    <w:p>
+      <w:pPr>
+        <w:pStyle w:val="15"/>
+        <w:numPr>
+          <w:ilvl w:val="0"/>
+          <w:numId w:val="0"/>
+        </w:numPr>
+        <w:ind w:left="360" w:leftChars="0"/>
+        <w:rPr>
+          <w:rFonts w:hint="default"/>
+          <w:b w:val="0"/>
+          <w:bCs/>
+          <w:color w:val="auto"/>
+          <w:sz w:val="22"/>
+          <w:szCs w:val="22"/>
+          <w:lang w:val="es-ES"/>
+        </w:rPr>
+      </w:pPr>
+      <w:r>
+        <w:rPr>
+          <w:rFonts w:hint="default"/>
+          <w:b/>
+          <w:bCs w:val="0"/>
+          <w:color w:val="auto"/>
+          <w:sz w:val="22"/>
+          <w:szCs w:val="22"/>
+          <w:lang w:val="es-ES"/>
+        </w:rPr>
+        <w:t>La tabla order_payments</w:t>
+      </w:r>
+      <w:r>
+        <w:rPr>
+          <w:rFonts w:hint="default"/>
+          <w:b w:val="0"/>
+          <w:bCs/>
+          <w:color w:val="auto"/>
+          <w:sz w:val="22"/>
+          <w:szCs w:val="22"/>
+          <w:lang w:val="es-ES"/>
+        </w:rPr>
+        <w:t xml:space="preserve"> tiene 103.886 filas y recoge información sobre las transacciones de pago asociadas a los pedidos. Sus principales variables son order_id, payment_sequential, payment_type, payment_installments y payment_value.</w:t>
+      </w:r>
+    </w:p>
+    <w:p>
+      <w:pPr>
+        <w:pStyle w:val="15"/>
+        <w:numPr>
+          <w:ilvl w:val="0"/>
+          <w:numId w:val="0"/>
+        </w:numPr>
+        <w:ind w:left="360" w:leftChars="0"/>
+        <w:rPr>
+          <w:rFonts w:hint="default"/>
+          <w:b/>
+          <w:bCs w:val="0"/>
+          <w:color w:val="auto"/>
+          <w:sz w:val="22"/>
+          <w:szCs w:val="22"/>
+          <w:lang w:val="es-ES"/>
+        </w:rPr>
+      </w:pPr>
+      <w:r>
+        <w:rPr>
+          <w:rFonts w:hint="default"/>
+          <w:b w:val="0"/>
+          <w:bCs/>
+          <w:color w:val="auto"/>
+          <w:sz w:val="22"/>
+          <w:szCs w:val="22"/>
+          <w:lang w:val="es-ES"/>
+        </w:rPr>
+        <w:t xml:space="preserve">En esta tabla no se encontraron valores nulos ni duplicados exactos. También </w:t>
+      </w:r>
+      <w:r>
+        <w:rPr>
+          <w:rFonts w:hint="default"/>
+          <w:b/>
+          <w:bCs w:val="0"/>
+          <w:color w:val="auto"/>
+          <w:sz w:val="22"/>
+          <w:szCs w:val="22"/>
+          <w:lang w:val="es-ES"/>
+        </w:rPr>
+        <w:t>se comprueba que payment_value no tiene valores negativos, pero sí hay unos cuantos pagos con valor cero.</w:t>
+      </w:r>
+    </w:p>
+    <w:p>
+      <w:pPr>
+        <w:pStyle w:val="15"/>
+        <w:numPr>
+          <w:ilvl w:val="0"/>
+          <w:numId w:val="0"/>
+        </w:numPr>
+        <w:ind w:left="360" w:leftChars="0"/>
+        <w:rPr>
+          <w:rFonts w:hint="default"/>
+          <w:b w:val="0"/>
+          <w:bCs/>
+          <w:color w:val="auto"/>
+          <w:sz w:val="22"/>
+          <w:szCs w:val="22"/>
+          <w:lang w:val="es-ES"/>
+        </w:rPr>
+      </w:pPr>
+      <w:r>
+        <w:rPr>
+          <w:rFonts w:hint="default"/>
+          <w:b/>
+          <w:bCs w:val="0"/>
+          <w:color w:val="auto"/>
+          <w:sz w:val="22"/>
+          <w:szCs w:val="22"/>
+          <w:lang w:val="es-ES"/>
+        </w:rPr>
+        <w:t>Los pagos que tienen valor cero no se eliminan en esta fase, ya que pueden estar asociados a situaciones especiales del sistema</w:t>
+      </w:r>
+      <w:r>
+        <w:rPr>
+          <w:rFonts w:hint="default"/>
+          <w:b w:val="0"/>
+          <w:bCs/>
+          <w:color w:val="auto"/>
+          <w:sz w:val="22"/>
+          <w:szCs w:val="22"/>
+          <w:lang w:val="es-ES"/>
+        </w:rPr>
+        <w:t>, como los pagos hechos a través de un voucher o los registros con tipo not_defined. Por ello, se conservan para evitar una eliminación prematura de información potencialmente válida.</w:t>
+      </w:r>
+    </w:p>
+    <w:p>
+      <w:pPr>
+        <w:pStyle w:val="15"/>
+        <w:numPr>
+          <w:ilvl w:val="0"/>
+          <w:numId w:val="0"/>
+        </w:numPr>
+        <w:ind w:left="360" w:leftChars="0"/>
+        <w:rPr>
+          <w:rFonts w:hint="default"/>
+          <w:b w:val="0"/>
+          <w:bCs/>
+          <w:color w:val="auto"/>
+          <w:sz w:val="22"/>
+          <w:szCs w:val="22"/>
+          <w:lang w:val="es-ES"/>
+        </w:rPr>
+      </w:pPr>
+      <w:r>
+        <w:rPr>
+          <w:rFonts w:hint="default"/>
+          <w:b/>
+          <w:bCs w:val="0"/>
+          <w:color w:val="auto"/>
+          <w:sz w:val="22"/>
+          <w:szCs w:val="22"/>
+          <w:lang w:val="es-ES"/>
+        </w:rPr>
+        <w:t>La tabla order_reviews</w:t>
+      </w:r>
+      <w:r>
+        <w:rPr>
+          <w:rFonts w:hint="default"/>
+          <w:b w:val="0"/>
+          <w:bCs/>
+          <w:color w:val="auto"/>
+          <w:sz w:val="22"/>
+          <w:szCs w:val="22"/>
+          <w:lang w:val="es-ES"/>
+        </w:rPr>
+        <w:t xml:space="preserve"> cuenta con 99.224 registros y reúne las valoraciones de los clientes. Incluye review_id, order_id, review_score, review_comment_title, review_comment_message, review_creation_date y review_answer_timestamp.</w:t>
+      </w:r>
+    </w:p>
+    <w:p>
+      <w:pPr>
+        <w:pStyle w:val="15"/>
+        <w:numPr>
+          <w:ilvl w:val="0"/>
+          <w:numId w:val="0"/>
+        </w:numPr>
+        <w:ind w:left="360" w:leftChars="0"/>
+        <w:rPr>
+          <w:rFonts w:hint="default"/>
+          <w:b/>
+          <w:bCs w:val="0"/>
+          <w:color w:val="auto"/>
+          <w:sz w:val="22"/>
+          <w:szCs w:val="22"/>
+          <w:lang w:val="es-ES"/>
+        </w:rPr>
+      </w:pPr>
+      <w:r>
+        <w:rPr>
+          <w:rFonts w:hint="default"/>
+          <w:b/>
+          <w:bCs w:val="0"/>
+          <w:color w:val="auto"/>
+          <w:sz w:val="22"/>
+          <w:szCs w:val="22"/>
+          <w:lang w:val="es-ES"/>
+        </w:rPr>
+        <w:t>En las variables principales de identificación, puntuación o fechas no se observan nulos. Sin embargo, sí aparecen valores perdidos en los campos textuales review_comment_title y review_comment_message.</w:t>
+      </w:r>
+    </w:p>
+    <w:p>
+      <w:pPr>
+        <w:pStyle w:val="15"/>
+        <w:numPr>
+          <w:ilvl w:val="0"/>
+          <w:numId w:val="0"/>
+        </w:numPr>
+        <w:ind w:left="360" w:leftChars="0"/>
+        <w:rPr>
+          <w:rFonts w:hint="default"/>
+          <w:b w:val="0"/>
+          <w:bCs/>
+          <w:color w:val="auto"/>
+          <w:sz w:val="22"/>
+          <w:szCs w:val="22"/>
+          <w:lang w:val="es-ES"/>
+        </w:rPr>
+      </w:pPr>
+      <w:r>
+        <w:rPr>
+          <w:rFonts w:hint="default"/>
+          <w:b/>
+          <w:bCs w:val="0"/>
+          <w:color w:val="auto"/>
+          <w:sz w:val="22"/>
+          <w:szCs w:val="22"/>
+          <w:lang w:val="es-ES"/>
+        </w:rPr>
+        <w:t>Estos valores nulos no se consideran errores pues el cliente puede dejar una nota numérica sin escribir un comentario</w:t>
+      </w:r>
+      <w:r>
+        <w:rPr>
+          <w:rFonts w:hint="default"/>
+          <w:b w:val="0"/>
+          <w:bCs/>
+          <w:color w:val="auto"/>
+          <w:sz w:val="22"/>
+          <w:szCs w:val="22"/>
+          <w:lang w:val="es-ES"/>
+        </w:rPr>
+        <w:t xml:space="preserve">. </w:t>
+      </w:r>
+      <w:r>
+        <w:rPr>
+          <w:rFonts w:hint="default"/>
+          <w:b/>
+          <w:bCs w:val="0"/>
+          <w:color w:val="auto"/>
+          <w:sz w:val="22"/>
+          <w:szCs w:val="22"/>
+          <w:lang w:val="es-ES"/>
+        </w:rPr>
+        <w:t>Por este motivo se mantienen los registros</w:t>
+      </w:r>
+      <w:r>
+        <w:rPr>
+          <w:rFonts w:hint="default"/>
+          <w:b w:val="0"/>
+          <w:bCs/>
+          <w:color w:val="auto"/>
+          <w:sz w:val="22"/>
+          <w:szCs w:val="22"/>
+          <w:lang w:val="es-ES"/>
+        </w:rPr>
+        <w:t>, ya que review_score sigue siendo una variable útil para estudiar la satisfacción del cliente.</w:t>
+      </w:r>
+    </w:p>
+    <w:p>
+      <w:pPr>
+        <w:pStyle w:val="15"/>
+        <w:numPr>
+          <w:ilvl w:val="0"/>
+          <w:numId w:val="0"/>
+        </w:numPr>
+        <w:ind w:left="360" w:leftChars="0"/>
+        <w:rPr>
+          <w:rFonts w:hint="default"/>
+          <w:b/>
+          <w:bCs w:val="0"/>
+          <w:color w:val="auto"/>
+          <w:sz w:val="22"/>
+          <w:szCs w:val="22"/>
+          <w:lang w:val="es-ES"/>
+        </w:rPr>
+      </w:pPr>
+      <w:r>
+        <w:rPr>
+          <w:rFonts w:hint="default"/>
+          <w:b/>
+          <w:bCs w:val="0"/>
+          <w:color w:val="auto"/>
+          <w:sz w:val="22"/>
+          <w:szCs w:val="22"/>
+          <w:lang w:val="es-ES"/>
+        </w:rPr>
+        <w:t>Se convierten las variables review_creation_date y review_answer_timestamp a datetime. Además, se comprueba que el valor de review_score se encuentra dentro del rango esperado, que es de 1 a 5.</w:t>
+      </w:r>
+    </w:p>
+    <w:p>
+      <w:pPr>
+        <w:pStyle w:val="15"/>
+        <w:numPr>
+          <w:ilvl w:val="0"/>
+          <w:numId w:val="0"/>
+        </w:numPr>
+        <w:ind w:left="360" w:leftChars="0"/>
+        <w:rPr>
+          <w:rFonts w:hint="default"/>
+          <w:b w:val="0"/>
+          <w:bCs/>
+          <w:color w:val="auto"/>
+          <w:sz w:val="22"/>
+          <w:szCs w:val="22"/>
+          <w:lang w:val="es-ES"/>
+        </w:rPr>
+      </w:pPr>
+      <w:r>
+        <w:rPr>
+          <w:rFonts w:hint="default"/>
+          <w:b/>
+          <w:bCs w:val="0"/>
+          <w:color w:val="auto"/>
+          <w:sz w:val="22"/>
+          <w:szCs w:val="22"/>
+          <w:lang w:val="es-ES"/>
+        </w:rPr>
+        <w:t>La tabla “orders”</w:t>
+      </w:r>
+      <w:r>
+        <w:rPr>
+          <w:rFonts w:hint="default"/>
+          <w:b w:val="0"/>
+          <w:bCs/>
+          <w:color w:val="auto"/>
+          <w:sz w:val="22"/>
+          <w:szCs w:val="22"/>
+          <w:lang w:val="es-ES"/>
+        </w:rPr>
+        <w:t xml:space="preserve"> es una de las más importantes del proyecto, pues en ella se da el ciclo logístico del pedido. Contiene 99.441 observaciones y 8 variables: order_id, customer_id, order_status, order_purchase_timestamp, order_approved_at, order_delivered_carrier_date, order_delivered_customer_date y order_estimated_delivery_date.</w:t>
+      </w:r>
+    </w:p>
+    <w:p>
+      <w:pPr>
+        <w:pStyle w:val="15"/>
+        <w:numPr>
+          <w:ilvl w:val="0"/>
+          <w:numId w:val="0"/>
+        </w:numPr>
+        <w:ind w:left="360" w:leftChars="0"/>
+        <w:rPr>
+          <w:rFonts w:hint="default"/>
+          <w:b w:val="0"/>
+          <w:bCs/>
+          <w:color w:val="auto"/>
+          <w:sz w:val="22"/>
+          <w:szCs w:val="22"/>
+          <w:lang w:val="es-ES"/>
+        </w:rPr>
+      </w:pPr>
+      <w:r>
+        <w:rPr>
+          <w:rFonts w:hint="default"/>
+          <w:b w:val="0"/>
+          <w:bCs/>
+          <w:color w:val="auto"/>
+          <w:sz w:val="22"/>
+          <w:szCs w:val="22"/>
+          <w:lang w:val="es-ES"/>
+        </w:rPr>
+        <w:t>En order_id, customer_id, order_status, order_purchase_timestamp y order_estimated_delivery_date no se encontraron valores nulos. Estas variables permiten identificar el pedido, asociarlo al cliente, conocer su estado, y disponer de la fecha de compra y de la fecha estimada de entrega.</w:t>
+      </w:r>
+    </w:p>
+    <w:p>
+      <w:pPr>
+        <w:pStyle w:val="15"/>
+        <w:numPr>
+          <w:ilvl w:val="0"/>
+          <w:numId w:val="0"/>
+        </w:numPr>
+        <w:ind w:left="360" w:leftChars="0"/>
+        <w:rPr>
+          <w:rFonts w:hint="default"/>
+          <w:b/>
+          <w:bCs w:val="0"/>
+          <w:color w:val="auto"/>
+          <w:sz w:val="22"/>
+          <w:szCs w:val="22"/>
+          <w:lang w:val="es-ES"/>
+        </w:rPr>
+      </w:pPr>
+      <w:r>
+        <w:rPr>
+          <w:rFonts w:hint="default"/>
+          <w:b/>
+          <w:bCs w:val="0"/>
+          <w:color w:val="auto"/>
+          <w:sz w:val="22"/>
+          <w:szCs w:val="22"/>
+          <w:lang w:val="es-ES"/>
+        </w:rPr>
+        <w:t>Sí que hay valores nulos en algunas fechas logísticas. El campo order_approved_at tiene 160 valores nulos, order_delivered_carrier_date tiene 1.783 y order_delivered_customer_date  tiene 2.965.</w:t>
+      </w:r>
+    </w:p>
+    <w:p>
+      <w:pPr>
+        <w:pStyle w:val="15"/>
+        <w:numPr>
+          <w:ilvl w:val="0"/>
+          <w:numId w:val="0"/>
+        </w:numPr>
+        <w:ind w:left="360" w:leftChars="0"/>
+        <w:rPr>
+          <w:rFonts w:hint="default"/>
+          <w:b/>
+          <w:bCs w:val="0"/>
+          <w:color w:val="auto"/>
+          <w:sz w:val="22"/>
+          <w:szCs w:val="22"/>
+          <w:lang w:val="es-ES"/>
+        </w:rPr>
+      </w:pPr>
+      <w:r>
+        <w:rPr>
+          <w:rFonts w:hint="default"/>
+          <w:b/>
+          <w:bCs w:val="0"/>
+          <w:color w:val="auto"/>
+          <w:sz w:val="22"/>
+          <w:szCs w:val="22"/>
+          <w:lang w:val="es-ES"/>
+        </w:rPr>
+        <w:t>Estos valores no son eliminados, pues pueden representar pedidos no aprobados, no enviados al transportista, cancelados o no entregados. En vez de asignarles valores artificialmente, se conservan para ser interpretados más adelante junto con order_status.</w:t>
+      </w:r>
+    </w:p>
+    <w:p>
+      <w:pPr>
+        <w:pStyle w:val="15"/>
+        <w:numPr>
+          <w:ilvl w:val="0"/>
+          <w:numId w:val="0"/>
+        </w:numPr>
+        <w:ind w:left="360" w:leftChars="0"/>
+        <w:rPr>
+          <w:rFonts w:hint="default"/>
+          <w:b w:val="0"/>
+          <w:bCs/>
+          <w:color w:val="auto"/>
+          <w:sz w:val="22"/>
+          <w:szCs w:val="22"/>
+          <w:lang w:val="es-ES"/>
+        </w:rPr>
+      </w:pPr>
+      <w:r>
+        <w:rPr>
+          <w:rFonts w:hint="default"/>
+          <w:b/>
+          <w:bCs w:val="0"/>
+          <w:color w:val="auto"/>
+          <w:sz w:val="22"/>
+          <w:szCs w:val="22"/>
+          <w:lang w:val="es-ES"/>
+        </w:rPr>
+        <w:t>Se convierten todas las columnas de tipo temporal de orders a datetime</w:t>
+      </w:r>
+      <w:r>
+        <w:rPr>
+          <w:rFonts w:hint="default"/>
+          <w:b w:val="0"/>
+          <w:bCs/>
+          <w:color w:val="auto"/>
+          <w:sz w:val="22"/>
+          <w:szCs w:val="22"/>
+          <w:lang w:val="es-ES"/>
+        </w:rPr>
+        <w:t>. Esta transformación es necesaria para poder calcular posteriormente variables derivadas como el tiempo de aprobación, el tiempo de entrega, los días de retraso y el cumplimiento de la fecha estimada.</w:t>
+      </w:r>
+    </w:p>
+    <w:p>
+      <w:pPr>
+        <w:pStyle w:val="15"/>
+        <w:numPr>
+          <w:ilvl w:val="0"/>
+          <w:numId w:val="0"/>
+        </w:numPr>
+        <w:ind w:left="360" w:leftChars="0"/>
+        <w:rPr>
+          <w:rFonts w:hint="default"/>
+          <w:b w:val="0"/>
+          <w:bCs/>
+          <w:color w:val="auto"/>
+          <w:sz w:val="22"/>
+          <w:szCs w:val="22"/>
+          <w:lang w:val="es-ES"/>
+        </w:rPr>
+      </w:pPr>
+      <w:r>
+        <w:rPr>
+          <w:rFonts w:hint="default"/>
+          <w:b/>
+          <w:bCs w:val="0"/>
+          <w:color w:val="auto"/>
+          <w:sz w:val="22"/>
+          <w:szCs w:val="22"/>
+          <w:lang w:val="es-ES"/>
+        </w:rPr>
+        <w:t>La tabla productos</w:t>
+      </w:r>
+      <w:r>
+        <w:rPr>
+          <w:rFonts w:hint="default"/>
+          <w:b w:val="0"/>
+          <w:bCs/>
+          <w:color w:val="auto"/>
+          <w:sz w:val="22"/>
+          <w:szCs w:val="22"/>
+          <w:lang w:val="es-ES"/>
+        </w:rPr>
+        <w:t xml:space="preserve"> tiene 32.951 registros y 9 variables relacionadas con la descripción y las características físicas de los productos. Estas son: product_category_name, product_weight_g, product_length_cm, product_height_cm y product_width_cm.</w:t>
+      </w:r>
+    </w:p>
+    <w:p>
+      <w:pPr>
+        <w:pStyle w:val="15"/>
+        <w:numPr>
+          <w:ilvl w:val="0"/>
+          <w:numId w:val="0"/>
+        </w:numPr>
+        <w:ind w:left="360" w:leftChars="0"/>
+        <w:rPr>
+          <w:rFonts w:hint="default"/>
+          <w:b/>
+          <w:bCs w:val="0"/>
+          <w:color w:val="auto"/>
+          <w:sz w:val="22"/>
+          <w:szCs w:val="22"/>
+          <w:lang w:val="es-ES"/>
+        </w:rPr>
+      </w:pPr>
+      <w:r>
+        <w:rPr>
+          <w:rFonts w:hint="default"/>
+          <w:b/>
+          <w:bCs w:val="0"/>
+          <w:color w:val="auto"/>
+          <w:sz w:val="22"/>
+          <w:szCs w:val="22"/>
+          <w:lang w:val="es-ES"/>
+        </w:rPr>
+        <w:t>En productos se observan valores nulos en variables catalográficas como la categoría del producto, la longitud del nombre, la longitud de la descripción y el número de fotos. Esos registros no se eliminan, pues pueden estar asociados a pedidos reales y seguir siendo útiles para el análisis.</w:t>
+      </w:r>
+    </w:p>
+    <w:p>
+      <w:pPr>
+        <w:pStyle w:val="15"/>
+        <w:numPr>
+          <w:ilvl w:val="0"/>
+          <w:numId w:val="0"/>
+        </w:numPr>
+        <w:ind w:left="360" w:leftChars="0"/>
+        <w:rPr>
+          <w:rFonts w:hint="default"/>
+          <w:b/>
+          <w:bCs w:val="0"/>
+          <w:color w:val="auto"/>
+          <w:sz w:val="22"/>
+          <w:szCs w:val="22"/>
+          <w:lang w:val="es-ES"/>
+        </w:rPr>
+      </w:pPr>
+      <w:r>
+        <w:rPr>
+          <w:rFonts w:hint="default"/>
+          <w:b/>
+          <w:bCs w:val="0"/>
+          <w:color w:val="auto"/>
+          <w:sz w:val="22"/>
+          <w:szCs w:val="22"/>
+          <w:lang w:val="es-ES"/>
+        </w:rPr>
+        <w:t>Se comprueban, asimismo, las variables físicas del producto. No se encuentran valores negativos, pero sí algunos productos con product_weight_g igual a cero. Como un producto físico no debería pesar realmente 0 gramos, estos valores se interpretan como información faltante codificada de forma errónea.</w:t>
+      </w:r>
+    </w:p>
+    <w:p>
+      <w:pPr>
+        <w:pStyle w:val="15"/>
+        <w:numPr>
+          <w:ilvl w:val="0"/>
+          <w:numId w:val="0"/>
+        </w:numPr>
+        <w:ind w:left="360" w:leftChars="0"/>
+        <w:rPr>
+          <w:rFonts w:hint="default"/>
+          <w:b/>
+          <w:bCs w:val="0"/>
+          <w:color w:val="auto"/>
+          <w:sz w:val="22"/>
+          <w:szCs w:val="22"/>
+          <w:lang w:val="es-ES"/>
+        </w:rPr>
+      </w:pPr>
+      <w:r>
+        <w:rPr>
+          <w:rFonts w:hint="default"/>
+          <w:b/>
+          <w:bCs w:val="0"/>
+          <w:color w:val="auto"/>
+          <w:sz w:val="22"/>
+          <w:szCs w:val="22"/>
+          <w:lang w:val="es-ES"/>
+        </w:rPr>
+        <w:t>Por este motivo, los valores de product_weight_g que son cero se convierten en NaN.</w:t>
+      </w:r>
+      <w:r>
+        <w:rPr>
+          <w:rFonts w:hint="default"/>
+          <w:b w:val="0"/>
+          <w:bCs/>
+          <w:color w:val="auto"/>
+          <w:sz w:val="22"/>
+          <w:szCs w:val="22"/>
+          <w:lang w:val="es-ES"/>
+        </w:rPr>
+        <w:t xml:space="preserve"> </w:t>
+      </w:r>
+      <w:r>
+        <w:rPr>
+          <w:rFonts w:hint="default"/>
+          <w:b/>
+          <w:bCs w:val="0"/>
+          <w:color w:val="auto"/>
+          <w:sz w:val="22"/>
+          <w:szCs w:val="22"/>
+          <w:lang w:val="es-ES"/>
+        </w:rPr>
+        <w:t>No se aplican correcciones de longitud, altura o anchura, ya que estas variables no tienen valores negativos ni cero.</w:t>
+      </w:r>
+    </w:p>
+    <w:p>
+      <w:pPr>
+        <w:pStyle w:val="15"/>
+        <w:numPr>
+          <w:ilvl w:val="0"/>
+          <w:numId w:val="0"/>
+        </w:numPr>
+        <w:ind w:left="360" w:leftChars="0"/>
+        <w:rPr>
+          <w:rFonts w:hint="default"/>
+          <w:b w:val="0"/>
+          <w:bCs/>
+          <w:color w:val="auto"/>
+          <w:sz w:val="22"/>
+          <w:szCs w:val="22"/>
+          <w:lang w:val="es-ES"/>
+        </w:rPr>
+      </w:pPr>
+      <w:r>
+        <w:rPr>
+          <w:rFonts w:hint="default"/>
+          <w:b w:val="0"/>
+          <w:bCs/>
+          <w:color w:val="auto"/>
+          <w:sz w:val="22"/>
+          <w:szCs w:val="22"/>
+          <w:lang w:val="es-ES"/>
+        </w:rPr>
+        <w:t>La tabla sellers cuenta con 3.095 registros y 4 variables: seller_id, seller_zip_code_prefix, seller_city y seller_state. No se encontraron valores nulos ni duplicados exactos.</w:t>
+      </w:r>
+    </w:p>
+    <w:p>
+      <w:pPr>
+        <w:pStyle w:val="15"/>
+        <w:numPr>
+          <w:ilvl w:val="0"/>
+          <w:numId w:val="0"/>
+        </w:numPr>
+        <w:ind w:left="360" w:leftChars="0"/>
+        <w:rPr>
+          <w:rFonts w:hint="default"/>
+          <w:b/>
+          <w:bCs w:val="0"/>
+          <w:color w:val="auto"/>
+          <w:sz w:val="22"/>
+          <w:szCs w:val="22"/>
+          <w:lang w:val="es-ES"/>
+        </w:rPr>
+      </w:pPr>
+      <w:r>
+        <w:rPr>
+          <w:rFonts w:hint="default"/>
+          <w:b/>
+          <w:bCs w:val="0"/>
+          <w:color w:val="auto"/>
+          <w:sz w:val="22"/>
+          <w:szCs w:val="22"/>
+          <w:lang w:val="es-ES"/>
+        </w:rPr>
+        <w:t>La limpieza aplicada sobre sellers consiste en tratar a seller_zip_code_prefix como variable categórica, normalizar a minúsculas seller_city y eliminar espacios innecesarios. También se pone seller_state en mayúsculas.</w:t>
+      </w:r>
+    </w:p>
+    <w:p>
+      <w:pPr>
+        <w:pStyle w:val="15"/>
+        <w:numPr>
+          <w:ilvl w:val="0"/>
+          <w:numId w:val="0"/>
+        </w:numPr>
+        <w:ind w:left="360" w:leftChars="0"/>
+        <w:rPr>
+          <w:rFonts w:hint="default"/>
+          <w:b/>
+          <w:bCs w:val="0"/>
+          <w:color w:val="auto"/>
+          <w:sz w:val="22"/>
+          <w:szCs w:val="22"/>
+          <w:lang w:val="es-ES"/>
+        </w:rPr>
+      </w:pPr>
+      <w:r>
+        <w:rPr>
+          <w:rFonts w:hint="default"/>
+          <w:b/>
+          <w:bCs w:val="0"/>
+          <w:color w:val="auto"/>
+          <w:sz w:val="22"/>
+          <w:szCs w:val="22"/>
+          <w:lang w:val="es-ES"/>
+        </w:rPr>
+        <w:t>Finalmente, todas las tablas limpias se exportan dentro de la carpeta data/processed. Esta separación permite conservar los archivos originales en raw y poder trabajar posteriormente con versiones preparadas para su carga en PostgreSQL.</w:t>
+      </w:r>
+    </w:p>
+    <w:p>
+      <w:pPr>
+        <w:pStyle w:val="15"/>
+        <w:numPr>
+          <w:ilvl w:val="0"/>
+          <w:numId w:val="0"/>
+        </w:numPr>
+        <w:ind w:left="360" w:leftChars="0"/>
+        <w:rPr>
+          <w:rFonts w:hint="default"/>
+          <w:b w:val="0"/>
+          <w:bCs/>
+          <w:color w:val="auto"/>
+          <w:sz w:val="22"/>
+          <w:szCs w:val="22"/>
+          <w:lang w:val="es-ES"/>
+        </w:rPr>
+      </w:pPr>
+      <w:r>
+        <w:rPr>
+          <w:rFonts w:hint="default"/>
+          <w:b/>
+          <w:bCs w:val="0"/>
+          <w:color w:val="auto"/>
+          <w:sz w:val="22"/>
+          <w:szCs w:val="22"/>
+          <w:lang w:val="es-ES"/>
+        </w:rPr>
+        <w:t>En conjunto, esta fase de limpieza prepara los datos para ser consumidos por la capa core. Las transformaciones realizadas corrigen formatos, reducen duplicidades, normalizan variables territoriales y conservan los valores ausentes que pueden tener significado operativo dentro del proceso logístico</w:t>
+      </w:r>
+      <w:r>
+        <w:rPr>
+          <w:rFonts w:hint="default"/>
+          <w:b w:val="0"/>
+          <w:bCs/>
+          <w:color w:val="auto"/>
+          <w:sz w:val="22"/>
+          <w:szCs w:val="22"/>
+          <w:lang w:val="es-ES"/>
+        </w:rPr>
+        <w:t>.</w:t>
+      </w:r>
+    </w:p>
+    <w:p>
+      <w:pPr>
+        <w:pStyle w:val="15"/>
+        <w:numPr>
+          <w:ilvl w:val="0"/>
+          <w:numId w:val="0"/>
+        </w:numPr>
+        <w:ind w:left="360" w:leftChars="0"/>
+        <w:rPr>
+          <w:rFonts w:hint="default"/>
+        </w:rPr>
+      </w:pPr>
+      <w:r>
+        <w:rPr>
+          <w:rFonts w:hint="default"/>
+        </w:rPr>
+        <w:t xml:space="preserve">5.2    Modelo relacional en PostgreSQL </w:t>
+      </w:r>
+    </w:p>
+    <w:p>
+      <w:pPr>
+        <w:pStyle w:val="15"/>
+        <w:numPr>
+          <w:ilvl w:val="0"/>
+          <w:numId w:val="0"/>
+        </w:numPr>
+        <w:ind w:left="360" w:leftChars="0"/>
+        <w:rPr>
+          <w:rFonts w:hint="default" w:ascii="Calibri" w:hAnsi="Calibri" w:eastAsia="SimSun"/>
+          <w:b w:val="0"/>
+          <w:bCs/>
+          <w:color w:val="auto"/>
+          <w:sz w:val="24"/>
+          <w:szCs w:val="24"/>
+        </w:rPr>
+      </w:pPr>
+      <w:r>
+        <w:rPr>
+          <w:rFonts w:hint="default" w:ascii="Calibri" w:hAnsi="Calibri" w:eastAsia="SimSun"/>
+          <w:b w:val="0"/>
+          <w:bCs/>
+          <w:color w:val="auto"/>
+          <w:sz w:val="24"/>
+          <w:szCs w:val="24"/>
+        </w:rPr>
+        <w:t>Una vez terminada la preparación inicial de los datos,</w:t>
+      </w:r>
+      <w:r>
+        <w:rPr>
+          <w:rFonts w:hint="default" w:ascii="Calibri" w:hAnsi="Calibri" w:eastAsia="SimSun"/>
+          <w:b/>
+          <w:bCs w:val="0"/>
+          <w:color w:val="auto"/>
+          <w:sz w:val="24"/>
+          <w:szCs w:val="24"/>
+        </w:rPr>
+        <w:t xml:space="preserve"> se implementó una primera capa relacional en PostgreSQL bajo el esquema core.</w:t>
+      </w:r>
+      <w:r>
+        <w:rPr>
+          <w:rFonts w:hint="default" w:ascii="Calibri" w:hAnsi="Calibri" w:eastAsia="SimSun"/>
+          <w:b w:val="0"/>
+          <w:bCs/>
+          <w:color w:val="auto"/>
+          <w:sz w:val="24"/>
+          <w:szCs w:val="24"/>
+        </w:rPr>
+        <w:t xml:space="preserve"> </w:t>
+      </w:r>
+      <w:r>
+        <w:rPr>
+          <w:rFonts w:hint="default" w:ascii="Calibri" w:hAnsi="Calibri" w:eastAsia="SimSun"/>
+          <w:b/>
+          <w:bCs w:val="0"/>
+          <w:color w:val="auto"/>
+          <w:sz w:val="24"/>
+          <w:szCs w:val="24"/>
+        </w:rPr>
+        <w:t>Esta capa tiene el objetivo de conservar la estructura transaccional original del marketplace</w:t>
+      </w:r>
+      <w:r>
+        <w:rPr>
+          <w:rFonts w:hint="default" w:ascii="Calibri" w:hAnsi="Calibri" w:eastAsia="SimSun"/>
+          <w:b w:val="0"/>
+          <w:bCs/>
+          <w:color w:val="auto"/>
+          <w:sz w:val="24"/>
+          <w:szCs w:val="24"/>
+        </w:rPr>
+        <w:t xml:space="preserve">, </w:t>
+      </w:r>
+      <w:r>
+        <w:rPr>
+          <w:rFonts w:hint="default" w:ascii="Calibri" w:hAnsi="Calibri" w:eastAsia="SimSun"/>
+          <w:b/>
+          <w:bCs w:val="0"/>
+          <w:color w:val="auto"/>
+          <w:sz w:val="24"/>
+          <w:szCs w:val="24"/>
+        </w:rPr>
+        <w:t>manteniendo tablas diferenciadas para pedidos, clientes, vendedores, productos, pagos, reseñas, líneas de pedido y geolocalización.</w:t>
+      </w:r>
+      <w:r>
+        <w:rPr>
+          <w:rFonts w:hint="default" w:ascii="Calibri" w:hAnsi="Calibri" w:eastAsia="SimSun"/>
+          <w:b w:val="0"/>
+          <w:bCs/>
+          <w:color w:val="auto"/>
+          <w:sz w:val="24"/>
+          <w:szCs w:val="24"/>
+        </w:rPr>
+        <w:t xml:space="preserve"> Se construyó mediante scripts SQL, en los que se definieron los identificadores, las claves primarias, las relaciones entre las entidades y los tipos de datos adecuados para fechas, importes, variables categóricas y coordenadas geográficas.</w:t>
+      </w:r>
+    </w:p>
+    <w:p>
+      <w:pPr>
+        <w:pStyle w:val="15"/>
+        <w:numPr>
+          <w:ilvl w:val="0"/>
+          <w:numId w:val="0"/>
+        </w:numPr>
+        <w:ind w:left="360" w:leftChars="0"/>
+        <w:rPr>
+          <w:rFonts w:hint="default" w:ascii="Calibri" w:hAnsi="Calibri" w:eastAsia="SimSun"/>
+          <w:b w:val="0"/>
+          <w:bCs/>
+          <w:color w:val="auto"/>
+          <w:sz w:val="24"/>
+          <w:szCs w:val="24"/>
+        </w:rPr>
+      </w:pPr>
+      <w:r>
+        <w:rPr>
+          <w:rFonts w:hint="default" w:ascii="Calibri" w:hAnsi="Calibri" w:eastAsia="SimSun"/>
+          <w:b/>
+          <w:bCs w:val="0"/>
+          <w:color w:val="auto"/>
+          <w:sz w:val="24"/>
+          <w:szCs w:val="24"/>
+        </w:rPr>
+        <w:t>Esta capa no tiene todavía la finalidad de producir indicadores agregados, sino de organizar los datos en un modelo relacional trazable y coherente.</w:t>
+      </w:r>
+      <w:r>
+        <w:rPr>
+          <w:rFonts w:hint="default" w:ascii="Calibri" w:hAnsi="Calibri" w:eastAsia="SimSun"/>
+          <w:b w:val="0"/>
+          <w:bCs/>
+          <w:color w:val="auto"/>
+          <w:sz w:val="24"/>
+          <w:szCs w:val="24"/>
+        </w:rPr>
+        <w:t xml:space="preserve"> Por lo mismo, se hizo una </w:t>
+      </w:r>
+      <w:r>
+        <w:rPr>
+          <w:rFonts w:hint="default" w:ascii="Calibri" w:hAnsi="Calibri" w:eastAsia="SimSun"/>
+          <w:b/>
+          <w:bCs w:val="0"/>
+          <w:color w:val="auto"/>
+          <w:sz w:val="24"/>
+          <w:szCs w:val="24"/>
+        </w:rPr>
+        <w:t>separación nítida entre entidades de naturaleza distinta</w:t>
+      </w:r>
+      <w:r>
+        <w:rPr>
+          <w:rFonts w:hint="default" w:ascii="Calibri" w:hAnsi="Calibri" w:eastAsia="SimSun"/>
+          <w:b w:val="0"/>
+          <w:bCs/>
+          <w:color w:val="auto"/>
+          <w:sz w:val="24"/>
+          <w:szCs w:val="24"/>
+        </w:rPr>
+        <w:t xml:space="preserve">. Orders contiene los pedidos, customers los clientes, sellers los vendedores, products los productos, order_payments los pagos, order_reviews las reseñas, y order_items las líneas de pedido. </w:t>
+      </w:r>
+      <w:r>
+        <w:rPr>
+          <w:rFonts w:hint="default" w:ascii="Calibri" w:hAnsi="Calibri" w:eastAsia="SimSun"/>
+          <w:b/>
+          <w:bCs w:val="0"/>
+          <w:color w:val="auto"/>
+          <w:sz w:val="24"/>
+          <w:szCs w:val="24"/>
+        </w:rPr>
+        <w:t>Esta organización permite conservar la granularidad original del dataset</w:t>
+      </w:r>
+      <w:r>
+        <w:rPr>
+          <w:rFonts w:hint="default" w:ascii="Calibri" w:hAnsi="Calibri" w:eastAsia="SimSun"/>
+          <w:b w:val="0"/>
+          <w:bCs/>
+          <w:color w:val="auto"/>
+          <w:sz w:val="24"/>
+          <w:szCs w:val="24"/>
+        </w:rPr>
+        <w:t>, facilitando que las transformaciones posteriores puedan efectuarse de manera controlada.</w:t>
+      </w:r>
+    </w:p>
+    <w:p>
+      <w:pPr>
+        <w:pStyle w:val="15"/>
+        <w:numPr>
+          <w:ilvl w:val="0"/>
+          <w:numId w:val="0"/>
+        </w:numPr>
+        <w:ind w:left="360" w:leftChars="0"/>
+        <w:rPr>
+          <w:rFonts w:hint="default" w:ascii="Calibri" w:hAnsi="Calibri" w:eastAsia="SimSun"/>
+          <w:b w:val="0"/>
+          <w:bCs/>
+          <w:color w:val="auto"/>
+          <w:sz w:val="24"/>
+          <w:szCs w:val="24"/>
+        </w:rPr>
+      </w:pPr>
+    </w:p>
+    <w:p>
+      <w:pPr>
+        <w:pStyle w:val="15"/>
+        <w:numPr>
+          <w:ilvl w:val="0"/>
+          <w:numId w:val="0"/>
+        </w:numPr>
+        <w:ind w:left="360" w:leftChars="0"/>
+        <w:rPr>
+          <w:rFonts w:hint="default" w:ascii="Calibri" w:hAnsi="Calibri" w:eastAsia="SimSun"/>
+          <w:b w:val="0"/>
+          <w:bCs/>
+          <w:color w:val="auto"/>
+          <w:sz w:val="24"/>
+          <w:szCs w:val="24"/>
+        </w:rPr>
+      </w:pPr>
+    </w:p>
+    <w:p>
+      <w:pPr>
+        <w:pStyle w:val="15"/>
+        <w:numPr>
+          <w:ilvl w:val="0"/>
+          <w:numId w:val="0"/>
+        </w:numPr>
+        <w:ind w:left="360" w:leftChars="0"/>
+        <w:rPr>
+          <w:rFonts w:hint="default" w:ascii="Calibri" w:hAnsi="Calibri" w:eastAsia="SimSun"/>
+          <w:b w:val="0"/>
+          <w:bCs/>
+          <w:color w:val="auto"/>
+          <w:sz w:val="24"/>
+          <w:szCs w:val="24"/>
+        </w:rPr>
+      </w:pPr>
+    </w:p>
+    <w:p>
+      <w:pPr>
+        <w:pStyle w:val="15"/>
+        <w:numPr>
+          <w:ilvl w:val="0"/>
+          <w:numId w:val="0"/>
+        </w:numPr>
+        <w:ind w:left="360" w:leftChars="0"/>
+        <w:rPr>
+          <w:rFonts w:hint="default" w:ascii="Calibri" w:hAnsi="Calibri" w:eastAsia="SimSun"/>
+          <w:b w:val="0"/>
+          <w:bCs/>
+          <w:color w:val="auto"/>
+          <w:sz w:val="24"/>
+          <w:szCs w:val="24"/>
+        </w:rPr>
+      </w:pPr>
+    </w:p>
+    <w:p>
+      <w:pPr>
+        <w:pStyle w:val="15"/>
+        <w:numPr>
+          <w:ilvl w:val="0"/>
+          <w:numId w:val="0"/>
+        </w:numPr>
+        <w:ind w:left="360" w:leftChars="0"/>
+        <w:rPr>
+          <w:rFonts w:hint="default" w:ascii="Calibri" w:hAnsi="Calibri" w:cs="Calibri"/>
+          <w:b/>
+          <w:bCs w:val="0"/>
+          <w:color w:val="auto"/>
+          <w:sz w:val="22"/>
+          <w:szCs w:val="22"/>
+          <w:lang w:val="es-ES"/>
+        </w:rPr>
+      </w:pPr>
+      <w:r>
+        <w:rPr>
+          <w:rFonts w:hint="default" w:ascii="Calibri" w:hAnsi="Calibri" w:eastAsia="SimSun" w:cs="Calibri"/>
+          <w:b/>
+          <w:bCs w:val="0"/>
+          <w:color w:val="auto"/>
+          <w:sz w:val="24"/>
+          <w:szCs w:val="24"/>
+        </w:rPr>
+        <w:t>Figura X. Esquema relacional del modelo core implementado en PostgreSQL</w:t>
+      </w:r>
+    </w:p>
+    <w:p>
+      <w:pPr>
+        <w:pStyle w:val="15"/>
+        <w:numPr>
+          <w:ilvl w:val="0"/>
+          <w:numId w:val="0"/>
+        </w:numPr>
+        <w:ind w:left="360" w:leftChars="0"/>
+        <w:rPr>
+          <w:rFonts w:hint="default"/>
+          <w:b w:val="0"/>
+          <w:bCs/>
+          <w:color w:val="auto"/>
+          <w:sz w:val="22"/>
+          <w:szCs w:val="22"/>
+          <w:lang w:val="es-ES"/>
+        </w:rPr>
+      </w:pPr>
+      <w:r>
+        <w:rPr>
+          <w:rFonts w:hint="default"/>
+          <w:b w:val="0"/>
+          <w:bCs/>
+          <w:color w:val="auto"/>
+          <w:sz w:val="22"/>
+          <w:szCs w:val="22"/>
+          <w:lang w:val="es-ES"/>
+        </w:rPr>
+        <w:drawing>
+          <wp:inline distT="0" distB="0" distL="114300" distR="114300">
+            <wp:extent cx="5554980" cy="4389755"/>
+            <wp:effectExtent l="0" t="0" r="7620" b="10795"/>
+            <wp:docPr id="3" name="Imagen 3" descr="modelo_relacional_tansaccional"/>
+            <wp:cNvGraphicFramePr>
+              <a:graphicFrameLocks xmlns:a="http://schemas.openxmlformats.org/drawingml/2006/main" noChangeAspect="1"/>
+            </wp:cNvGraphicFramePr>
+            <a:graphic xmlns:a="http://schemas.openxmlformats.org/drawingml/2006/main">
+              <a:graphicData uri="http://schemas.openxmlformats.org/drawingml/2006/picture">
+                <pic:pic xmlns:pic="http://schemas.openxmlformats.org/drawingml/2006/picture">
+                  <pic:nvPicPr>
+                    <pic:cNvPr id="3" name="Imagen 3" descr="modelo_relacional_tansaccional"/>
+                    <pic:cNvPicPr>
+                      <a:picLocks noChangeAspect="1"/>
+                    </pic:cNvPicPr>
+                  </pic:nvPicPr>
+                  <pic:blipFill>
+                    <a:blip r:embed="rId11"/>
+                    <a:stretch>
+                      <a:fillRect/>
+                    </a:stretch>
+                  </pic:blipFill>
+                  <pic:spPr>
+                    <a:xfrm>
+                      <a:off x="0" y="0"/>
+                      <a:ext cx="5554980" cy="4389755"/>
+                    </a:xfrm>
+                    <a:prstGeom prst="rect">
+                      <a:avLst/>
+                    </a:prstGeom>
+                  </pic:spPr>
+                </pic:pic>
+              </a:graphicData>
+            </a:graphic>
+          </wp:inline>
+        </w:drawing>
+      </w:r>
+    </w:p>
+    <w:p>
+      <w:pPr>
+        <w:pStyle w:val="15"/>
+        <w:numPr>
+          <w:ilvl w:val="0"/>
+          <w:numId w:val="0"/>
+        </w:numPr>
+        <w:ind w:left="360" w:leftChars="0"/>
+        <w:rPr>
+          <w:rFonts w:hint="default"/>
+          <w:b w:val="0"/>
+          <w:bCs/>
+          <w:color w:val="auto"/>
+          <w:sz w:val="22"/>
+          <w:szCs w:val="22"/>
+          <w:lang w:val="es-ES"/>
+        </w:rPr>
+      </w:pPr>
+      <w:r>
+        <w:rPr>
+          <w:rFonts w:hint="default" w:ascii="Calibri" w:hAnsi="Calibri" w:eastAsia="SimSun" w:cs="Calibri"/>
+          <w:color w:val="auto"/>
+          <w:sz w:val="24"/>
+          <w:szCs w:val="24"/>
+        </w:rPr>
+        <w:t>Nota. Elaboración propia a partir del modelo implementado en PostgreSQL.</w:t>
+      </w:r>
+    </w:p>
+    <w:p>
+      <w:pPr>
+        <w:pStyle w:val="15"/>
+        <w:numPr>
+          <w:ilvl w:val="0"/>
+          <w:numId w:val="0"/>
+        </w:numPr>
+        <w:ind w:left="360" w:leftChars="0"/>
+        <w:rPr>
+          <w:rFonts w:hint="default"/>
+          <w:b w:val="0"/>
+          <w:bCs/>
+          <w:color w:val="auto"/>
+          <w:sz w:val="22"/>
+          <w:szCs w:val="22"/>
+          <w:lang w:val="es-ES"/>
+        </w:rPr>
+      </w:pPr>
+      <w:r>
+        <w:rPr>
+          <w:rFonts w:hint="default"/>
+          <w:b/>
+          <w:bCs w:val="0"/>
+          <w:color w:val="auto"/>
+          <w:sz w:val="22"/>
+          <w:szCs w:val="22"/>
+          <w:lang w:val="es-ES"/>
+        </w:rPr>
+        <w:t>El modelo core tiene una tabla central, orders, ya que cada registro representa un pedido realizado en la plataforma.</w:t>
+      </w:r>
+      <w:r>
+        <w:rPr>
+          <w:rFonts w:hint="default"/>
+          <w:b w:val="0"/>
+          <w:bCs/>
+          <w:color w:val="auto"/>
+          <w:sz w:val="22"/>
+          <w:szCs w:val="22"/>
+          <w:lang w:val="es-ES"/>
+        </w:rPr>
+        <w:t xml:space="preserve"> En esta tabla se guarda el id del pedido, el cliente asociado, el estado del pedido y las fechas importantes del ciclo logístico: fecha de compra, fecha de aprobación, fecha de entrega al transportista, fecha de entrega al cliente y fecha estimada de entrega. Estas variables temporales son necesarias para el cálculo posterior de indicadores como el tiempo total de entrega, el tiempo hasta la aprobación, el retraso en relación a la fecha estimada o la puntualidad del pedido.</w:t>
+      </w:r>
+    </w:p>
+    <w:p>
+      <w:pPr>
+        <w:pStyle w:val="15"/>
+        <w:numPr>
+          <w:ilvl w:val="0"/>
+          <w:numId w:val="0"/>
+        </w:numPr>
+        <w:ind w:left="360" w:leftChars="0"/>
+        <w:rPr>
+          <w:rFonts w:hint="default"/>
+          <w:b w:val="0"/>
+          <w:bCs/>
+          <w:color w:val="auto"/>
+          <w:sz w:val="22"/>
+          <w:szCs w:val="22"/>
+          <w:lang w:val="es-ES"/>
+        </w:rPr>
+      </w:pPr>
+      <w:r>
+        <w:rPr>
+          <w:rFonts w:hint="default"/>
+          <w:b/>
+          <w:bCs w:val="0"/>
+          <w:color w:val="auto"/>
+          <w:sz w:val="22"/>
+          <w:szCs w:val="22"/>
+          <w:lang w:val="es-ES"/>
+        </w:rPr>
+        <w:t>La tabla customers está relacionada con orders a través de customer_id.</w:t>
+      </w:r>
+      <w:r>
+        <w:rPr>
+          <w:rFonts w:hint="default"/>
+          <w:b w:val="0"/>
+          <w:bCs/>
+          <w:color w:val="auto"/>
+          <w:sz w:val="22"/>
+          <w:szCs w:val="22"/>
+          <w:lang w:val="es-ES"/>
+        </w:rPr>
+        <w:t xml:space="preserve"> </w:t>
+      </w:r>
+      <w:r>
+        <w:rPr>
+          <w:rFonts w:hint="default"/>
+          <w:b/>
+          <w:bCs w:val="0"/>
+          <w:color w:val="auto"/>
+          <w:sz w:val="22"/>
+          <w:szCs w:val="22"/>
+          <w:lang w:val="es-ES"/>
+        </w:rPr>
+        <w:t>Esta relación permite asociar a cada pedido la información geográfica del cliente, incluyendo ciudad, estado y prefijo postal.</w:t>
+      </w:r>
+      <w:r>
+        <w:rPr>
+          <w:rFonts w:hint="default"/>
+          <w:b w:val="0"/>
+          <w:bCs/>
+          <w:color w:val="auto"/>
+          <w:sz w:val="22"/>
+          <w:szCs w:val="22"/>
+          <w:lang w:val="es-ES"/>
+        </w:rPr>
+        <w:t xml:space="preserve"> Los prefijos postales, por otra parte, permiten vincular conceptualmente esta tabla con geolocations, la cual incluye datos de latitud, longitud, ciudad y estado, aunque e</w:t>
+      </w:r>
+      <w:r>
+        <w:rPr>
+          <w:rFonts w:hint="default"/>
+          <w:b/>
+          <w:bCs w:val="0"/>
+          <w:color w:val="auto"/>
+          <w:sz w:val="22"/>
+          <w:szCs w:val="22"/>
+          <w:lang w:val="es-ES"/>
+        </w:rPr>
+        <w:t>n esta capa no se definió una clave foránea formal hacia dicha tabla. Esta estructura permite incorporar una dimensión territorial al análisis logístico</w:t>
+      </w:r>
+      <w:r>
+        <w:rPr>
+          <w:rFonts w:hint="default"/>
+          <w:b w:val="0"/>
+          <w:bCs/>
+          <w:color w:val="auto"/>
+          <w:sz w:val="22"/>
+          <w:szCs w:val="22"/>
+          <w:lang w:val="es-ES"/>
+        </w:rPr>
+        <w:t>, de especial relevancia para estudiar diferencias de rendimiento por estado o para comparar la localización del cliente con la del vendedor.</w:t>
+      </w:r>
+    </w:p>
+    <w:p>
+      <w:pPr>
+        <w:pStyle w:val="15"/>
+        <w:numPr>
+          <w:ilvl w:val="0"/>
+          <w:numId w:val="0"/>
+        </w:numPr>
+        <w:ind w:left="360" w:leftChars="0"/>
+        <w:rPr>
+          <w:rFonts w:hint="default"/>
+          <w:b w:val="0"/>
+          <w:bCs/>
+          <w:color w:val="auto"/>
+          <w:sz w:val="22"/>
+          <w:szCs w:val="22"/>
+          <w:lang w:val="es-ES"/>
+        </w:rPr>
+      </w:pPr>
+      <w:r>
+        <w:rPr>
+          <w:rFonts w:hint="default"/>
+          <w:b/>
+          <w:bCs w:val="0"/>
+          <w:color w:val="auto"/>
+          <w:sz w:val="22"/>
+          <w:szCs w:val="22"/>
+          <w:lang w:val="es-ES"/>
+        </w:rPr>
+        <w:t>En cuanto a la implementación, cada tabla principal del esquema core se definió con una clave primaria que permite identificar de forma única cada registro</w:t>
+      </w:r>
+      <w:r>
+        <w:rPr>
+          <w:rFonts w:hint="default"/>
+          <w:b w:val="0"/>
+          <w:bCs/>
+          <w:color w:val="auto"/>
+          <w:sz w:val="22"/>
+          <w:szCs w:val="22"/>
+          <w:lang w:val="es-ES"/>
+        </w:rPr>
+        <w:t>. Para orders, la clave primaria es order_id, ya que cada fila representa un pedido único. Para clientes, vendedores y productos se emplearon como llaves primarias customer_id, seller_id y product_id, respectivamente. Las claves permiten relacionar las entidades principales del modelo y mantener la trazabilidad de cada operación durante el flujo de datos.</w:t>
+      </w:r>
+    </w:p>
+    <w:p>
+      <w:pPr>
+        <w:pStyle w:val="15"/>
+        <w:numPr>
+          <w:ilvl w:val="0"/>
+          <w:numId w:val="0"/>
+        </w:numPr>
+        <w:ind w:left="360" w:leftChars="0"/>
+        <w:rPr>
+          <w:rFonts w:hint="default"/>
+          <w:b w:val="0"/>
+          <w:bCs/>
+          <w:color w:val="auto"/>
+          <w:sz w:val="22"/>
+          <w:szCs w:val="22"/>
+          <w:lang w:val="es-ES"/>
+        </w:rPr>
+      </w:pPr>
+      <w:r>
+        <w:rPr>
+          <w:rFonts w:hint="default"/>
+          <w:b/>
+          <w:bCs w:val="0"/>
+          <w:color w:val="auto"/>
+          <w:sz w:val="22"/>
+          <w:szCs w:val="22"/>
+          <w:lang w:val="es-ES"/>
+        </w:rPr>
+        <w:t>Otras tablas, además de las claves primarias simples, requieren una granularidad mayor. Es el caso de order_items donde un mismo pedido puede agrupar varias líneas de producto.</w:t>
+      </w:r>
+      <w:r>
+        <w:rPr>
+          <w:rFonts w:hint="default"/>
+          <w:b w:val="0"/>
+          <w:bCs/>
+          <w:color w:val="auto"/>
+          <w:sz w:val="22"/>
+          <w:szCs w:val="22"/>
+          <w:lang w:val="es-ES"/>
+        </w:rPr>
+        <w:t xml:space="preserve"> Por tanto, </w:t>
+      </w:r>
+      <w:r>
+        <w:rPr>
+          <w:rFonts w:hint="default"/>
+          <w:b/>
+          <w:bCs w:val="0"/>
+          <w:color w:val="auto"/>
+          <w:sz w:val="22"/>
+          <w:szCs w:val="22"/>
+          <w:lang w:val="es-ES"/>
+        </w:rPr>
+        <w:t>para identificar cada línea no sólo se utilizará el order_id, sino la combinación entre order_id y order_item_id</w:t>
+      </w:r>
+      <w:r>
+        <w:rPr>
+          <w:rFonts w:hint="default"/>
+          <w:b w:val="0"/>
+          <w:bCs/>
+          <w:color w:val="auto"/>
+          <w:sz w:val="22"/>
+          <w:szCs w:val="22"/>
+          <w:lang w:val="es-ES"/>
+        </w:rPr>
+        <w:t xml:space="preserve">. </w:t>
+      </w:r>
+      <w:r>
+        <w:rPr>
+          <w:rFonts w:hint="default"/>
+          <w:b/>
+          <w:bCs w:val="0"/>
+          <w:color w:val="auto"/>
+          <w:sz w:val="22"/>
+          <w:szCs w:val="22"/>
+          <w:lang w:val="es-ES"/>
+        </w:rPr>
+        <w:t>Esta clave compuesta permite diferenciar las diferentes líneas de un mismo pedido y evita que durante la carga se sobreescriban o dupliquen registros</w:t>
+      </w:r>
+      <w:r>
+        <w:rPr>
+          <w:rFonts w:hint="default"/>
+          <w:b w:val="0"/>
+          <w:bCs/>
+          <w:color w:val="auto"/>
+          <w:sz w:val="22"/>
+          <w:szCs w:val="22"/>
+          <w:lang w:val="es-ES"/>
+        </w:rPr>
+        <w:t>. De forma análoga</w:t>
+      </w:r>
+      <w:r>
+        <w:rPr>
+          <w:rFonts w:hint="default"/>
+          <w:b/>
+          <w:bCs w:val="0"/>
+          <w:color w:val="auto"/>
+          <w:sz w:val="22"/>
+          <w:szCs w:val="22"/>
+          <w:lang w:val="es-ES"/>
+        </w:rPr>
+        <w:t>, en order_payments se emplea la secuencia de pago relacionada con el pedido</w:t>
+      </w:r>
+      <w:r>
+        <w:rPr>
+          <w:rFonts w:hint="default"/>
+          <w:b w:val="0"/>
+          <w:bCs/>
+          <w:color w:val="auto"/>
+          <w:sz w:val="22"/>
+          <w:szCs w:val="22"/>
+          <w:lang w:val="es-ES"/>
+        </w:rPr>
+        <w:t xml:space="preserve"> para expresar que un mismo pedido puede contar con más de una operación de pago.</w:t>
+      </w:r>
+    </w:p>
+    <w:p>
+      <w:pPr>
+        <w:pStyle w:val="15"/>
+        <w:numPr>
+          <w:ilvl w:val="0"/>
+          <w:numId w:val="0"/>
+        </w:numPr>
+        <w:ind w:left="360" w:leftChars="0"/>
+        <w:rPr>
+          <w:rFonts w:hint="default"/>
+          <w:b w:val="0"/>
+          <w:bCs/>
+          <w:color w:val="auto"/>
+          <w:sz w:val="22"/>
+          <w:szCs w:val="22"/>
+          <w:lang w:val="es-ES"/>
+        </w:rPr>
+      </w:pPr>
+      <w:r>
+        <w:rPr>
+          <w:rFonts w:hint="default"/>
+          <w:b/>
+          <w:bCs w:val="0"/>
+          <w:color w:val="auto"/>
+          <w:sz w:val="22"/>
+          <w:szCs w:val="22"/>
+          <w:lang w:val="es-ES"/>
+        </w:rPr>
+        <w:t>Las claves foráneas sirven para expresar las relaciones entre tablas</w:t>
+      </w:r>
+      <w:r>
+        <w:rPr>
+          <w:rFonts w:hint="default"/>
+          <w:b w:val="0"/>
+          <w:bCs/>
+          <w:color w:val="auto"/>
+          <w:sz w:val="22"/>
+          <w:szCs w:val="22"/>
+          <w:lang w:val="es-ES"/>
+        </w:rPr>
+        <w:t>. La tabla orders se relaciona con customers mediante customer_id, mientras que order_items se relaciona con orders mediante order_id, con products mediante product_id y con sellers mediante seller_id. La estructura es tal que es posible navegar desde un pedido en el modelo, hasta sus productos y sus vendedores relacionados. Por otro lado, order_payments y order_reviews están relacionados con orders a través de order_id, añadiendo al modelo información financiera y de satisfacción del cliente. En order_reviews se creó además una clave primaria técnica mediante review_row_id, manteniendo review_id como identificador original de la reseña.</w:t>
+      </w:r>
+    </w:p>
+    <w:p>
+      <w:pPr>
+        <w:pStyle w:val="15"/>
+        <w:numPr>
+          <w:ilvl w:val="0"/>
+          <w:numId w:val="0"/>
+        </w:numPr>
+        <w:ind w:left="360" w:leftChars="0"/>
+        <w:rPr>
+          <w:rFonts w:hint="default"/>
+          <w:b w:val="0"/>
+          <w:bCs/>
+          <w:color w:val="auto"/>
+          <w:sz w:val="22"/>
+          <w:szCs w:val="22"/>
+          <w:lang w:val="es-ES"/>
+        </w:rPr>
+      </w:pPr>
+      <w:r>
+        <w:rPr>
+          <w:rFonts w:hint="default"/>
+          <w:b/>
+          <w:bCs w:val="0"/>
+          <w:color w:val="auto"/>
+          <w:sz w:val="22"/>
+          <w:szCs w:val="22"/>
+          <w:lang w:val="es-ES"/>
+        </w:rPr>
+        <w:t>Una parte importante de la implementación fue asegurarse de que las relaciones entre tablas fueran coherentes antes de construir la capa analítica. Se comprobó para ello que los identificadores utilizados como claves foráneas tuvieran correspondencia en sus tablas de referencia</w:t>
+      </w:r>
+      <w:r>
+        <w:rPr>
+          <w:rFonts w:hint="default"/>
+          <w:b w:val="0"/>
+          <w:bCs/>
+          <w:color w:val="auto"/>
+          <w:sz w:val="22"/>
+          <w:szCs w:val="22"/>
+          <w:lang w:val="es-ES"/>
+        </w:rPr>
+        <w:t xml:space="preserve">. Por ejemplo, los customer_id presentes en orders debían existir previamente en customers, los product_id de order_items debían existir en products y los seller_id de order_items debían existir en sellers. </w:t>
+      </w:r>
+      <w:r>
+        <w:rPr>
+          <w:rFonts w:hint="default"/>
+          <w:b/>
+          <w:bCs w:val="0"/>
+          <w:color w:val="auto"/>
+          <w:sz w:val="22"/>
+          <w:szCs w:val="22"/>
+          <w:lang w:val="es-ES"/>
+        </w:rPr>
+        <w:t>Este control es fundamental para evitar errores posteriores en las uniones entre tablas y para garantizar la integridad del modelo</w:t>
+      </w:r>
+      <w:r>
+        <w:rPr>
+          <w:rFonts w:hint="default"/>
+          <w:b w:val="0"/>
+          <w:bCs/>
+          <w:color w:val="auto"/>
+          <w:sz w:val="22"/>
+          <w:szCs w:val="22"/>
+          <w:lang w:val="es-ES"/>
+        </w:rPr>
+        <w:t>.</w:t>
+      </w:r>
+    </w:p>
+    <w:p>
+      <w:pPr>
+        <w:pStyle w:val="15"/>
+        <w:numPr>
+          <w:ilvl w:val="0"/>
+          <w:numId w:val="0"/>
+        </w:numPr>
+        <w:ind w:left="360" w:leftChars="0"/>
+        <w:rPr>
+          <w:rFonts w:hint="default"/>
+          <w:b w:val="0"/>
+          <w:bCs/>
+          <w:color w:val="auto"/>
+          <w:sz w:val="22"/>
+          <w:szCs w:val="22"/>
+          <w:lang w:val="es-ES"/>
+        </w:rPr>
+      </w:pPr>
+      <w:r>
+        <w:rPr>
+          <w:rFonts w:hint="default"/>
+          <w:b/>
+          <w:bCs w:val="0"/>
+          <w:color w:val="auto"/>
+          <w:sz w:val="22"/>
+          <w:szCs w:val="22"/>
+          <w:lang w:val="es-ES"/>
+        </w:rPr>
+        <w:t>También fue preciso tratar de forma específica las relaciones de muchos a muchos.</w:t>
+      </w:r>
+      <w:r>
+        <w:rPr>
+          <w:rFonts w:hint="default"/>
+          <w:b w:val="0"/>
+          <w:bCs/>
+          <w:color w:val="auto"/>
+          <w:sz w:val="22"/>
+          <w:szCs w:val="22"/>
+          <w:lang w:val="es-ES"/>
+        </w:rPr>
+        <w:t xml:space="preserve"> En el dataset, </w:t>
+      </w:r>
+      <w:r>
+        <w:rPr>
+          <w:rFonts w:hint="default"/>
+          <w:b/>
+          <w:bCs w:val="0"/>
+          <w:color w:val="auto"/>
+          <w:sz w:val="22"/>
+          <w:szCs w:val="22"/>
+          <w:lang w:val="es-ES"/>
+        </w:rPr>
+        <w:t>un pedido puede incluir varios productos, y un producto puede estar presente en varios pedidos.</w:t>
+      </w:r>
+      <w:r>
+        <w:rPr>
+          <w:rFonts w:hint="default"/>
+          <w:b w:val="0"/>
+          <w:bCs/>
+          <w:color w:val="auto"/>
+          <w:sz w:val="22"/>
+          <w:szCs w:val="22"/>
+          <w:lang w:val="es-ES"/>
+        </w:rPr>
+        <w:t xml:space="preserve"> De la misma manera, </w:t>
+      </w:r>
+      <w:r>
+        <w:rPr>
+          <w:rFonts w:hint="default"/>
+          <w:b/>
+          <w:bCs w:val="0"/>
+          <w:color w:val="auto"/>
+          <w:sz w:val="22"/>
+          <w:szCs w:val="22"/>
+          <w:lang w:val="es-ES"/>
+        </w:rPr>
+        <w:t>un pedido puede estar asociado a varios vendedores cuando este contenga productos vendidos por distintos sellers. Estas relaciones no se modelan directamente como una relación de orders a products o de orders a sellers, sino que se resuelven a través de la tabla order_items. Esta tabla actúa de tabla intermedia y permite conservar el detalle de cada línea de pedido.</w:t>
+      </w:r>
+    </w:p>
+    <w:p>
+      <w:pPr>
+        <w:pStyle w:val="15"/>
+        <w:numPr>
+          <w:ilvl w:val="0"/>
+          <w:numId w:val="0"/>
+        </w:numPr>
+        <w:ind w:left="360" w:leftChars="0"/>
+        <w:rPr>
+          <w:rFonts w:hint="default"/>
+          <w:b w:val="0"/>
+          <w:bCs/>
+          <w:color w:val="auto"/>
+          <w:sz w:val="22"/>
+          <w:szCs w:val="22"/>
+          <w:lang w:val="es-ES"/>
+        </w:rPr>
+      </w:pPr>
+      <w:r>
+        <w:rPr>
+          <w:rFonts w:hint="default"/>
+          <w:b/>
+          <w:bCs w:val="0"/>
+          <w:color w:val="auto"/>
+          <w:sz w:val="22"/>
+          <w:szCs w:val="22"/>
+          <w:lang w:val="es-ES"/>
+        </w:rPr>
+        <w:t>Desde el punto de vista técnico, order_items es una tabla especialmente relevante, ya que conecta el pedido con las dimensiones producto y vendedor.</w:t>
+      </w:r>
+      <w:r>
+        <w:rPr>
+          <w:rFonts w:hint="default"/>
+          <w:b w:val="0"/>
+          <w:bCs/>
+          <w:color w:val="auto"/>
+          <w:sz w:val="22"/>
+          <w:szCs w:val="22"/>
+          <w:lang w:val="es-ES"/>
+        </w:rPr>
+        <w:t xml:space="preserve"> Aparte de los identificadores, </w:t>
+      </w:r>
+      <w:r>
+        <w:rPr>
+          <w:rFonts w:hint="default"/>
+          <w:b/>
+          <w:bCs w:val="0"/>
+          <w:color w:val="auto"/>
+          <w:sz w:val="22"/>
+          <w:szCs w:val="22"/>
+          <w:lang w:val="es-ES"/>
+        </w:rPr>
+        <w:t>incluye variables económicas y logísticas a nivel de línea, tales como el precio del producto, el coste de envío y la fecha límite de envío. Esta desagregación permite después construir métricas agregadas por pedido, producto, vendedor o categoría, sin perder la trazabilidad de las operaciones originales</w:t>
+      </w:r>
+    </w:p>
+    <w:p>
+      <w:pPr>
+        <w:pStyle w:val="15"/>
+        <w:numPr>
+          <w:ilvl w:val="0"/>
+          <w:numId w:val="0"/>
+        </w:numPr>
+        <w:ind w:left="360" w:leftChars="0"/>
+        <w:rPr>
+          <w:rFonts w:hint="default"/>
+          <w:b w:val="0"/>
+          <w:bCs/>
+          <w:color w:val="auto"/>
+          <w:sz w:val="22"/>
+          <w:szCs w:val="22"/>
+          <w:lang w:val="es-ES"/>
+        </w:rPr>
+      </w:pPr>
+      <w:r>
+        <w:rPr>
+          <w:rFonts w:hint="default"/>
+          <w:b w:val="0"/>
+          <w:bCs/>
+          <w:color w:val="auto"/>
+          <w:sz w:val="22"/>
+          <w:szCs w:val="22"/>
+          <w:lang w:val="es-ES"/>
+        </w:rPr>
+        <w:t>Los productos se guardan en la tabla products y se relacionan con order_items a través de product_id. En esta tabla se incluyen atributos tales como: Categoría del producto, peso, longitud, altura y anchura. Estas variables permiten estudiar posteriormente si ciertas características físicas o categorías de producto se asocian a mayores plazos de entrega o a una mayor probabilidad de retraso. La tabla sellers, por su parte, se relaciona con order_items mediante seller_id e incluye la localización del vendedor, lo cual permite comparar el estado del vendedor con el estado del cliente.</w:t>
+      </w:r>
+    </w:p>
+    <w:p>
+      <w:pPr>
+        <w:pStyle w:val="15"/>
+        <w:numPr>
+          <w:ilvl w:val="0"/>
+          <w:numId w:val="0"/>
+        </w:numPr>
+        <w:ind w:left="360" w:leftChars="0"/>
+        <w:rPr>
+          <w:rFonts w:hint="default"/>
+          <w:b w:val="0"/>
+          <w:bCs/>
+          <w:color w:val="auto"/>
+          <w:sz w:val="22"/>
+          <w:szCs w:val="22"/>
+          <w:lang w:val="es-ES"/>
+        </w:rPr>
+      </w:pPr>
+      <w:r>
+        <w:rPr>
+          <w:rFonts w:hint="default"/>
+          <w:b w:val="0"/>
+          <w:bCs/>
+          <w:color w:val="auto"/>
+          <w:sz w:val="22"/>
+          <w:szCs w:val="22"/>
+          <w:lang w:val="es-ES"/>
+        </w:rPr>
+        <w:t>El modelo también incluye las tablas order_payments y order_reviews, ambas relacionadas con orders por order_id. La tabla order_payments recoge por cada pedido las operaciones de pago asociadas, tipo de pago, número de cuotas y valor pagado. La tabla order_reviews sirve para guardar las reseñas de los clientes, con la puntuación de satisfacción y el comentario asociado a cada una. Además,</w:t>
+      </w:r>
+      <w:r>
+        <w:rPr>
+          <w:rFonts w:hint="default"/>
+          <w:b/>
+          <w:bCs w:val="0"/>
+          <w:color w:val="auto"/>
+          <w:sz w:val="22"/>
+          <w:szCs w:val="22"/>
+          <w:lang w:val="es-ES"/>
+        </w:rPr>
+        <w:t xml:space="preserve"> en order_reviews se creó una clave primaria técnica mediante review_row_id, conservando review_id como identificador original de la reseña. Estas dos tablas amplían el análisis logístico a dimensiones económicas y de satisfacción</w:t>
+      </w:r>
+      <w:r>
+        <w:rPr>
+          <w:rFonts w:hint="default"/>
+          <w:b w:val="0"/>
+          <w:bCs/>
+          <w:color w:val="auto"/>
+          <w:sz w:val="22"/>
+          <w:szCs w:val="22"/>
+          <w:lang w:val="es-ES"/>
+        </w:rPr>
+        <w:t>, estudiando si los retrasos se relacionan con peores valoraciones, o si ciertos rangos de valor económico presentan comportamientos logísticos distintos.</w:t>
+      </w:r>
+    </w:p>
+    <w:p>
+      <w:pPr>
+        <w:pStyle w:val="15"/>
+        <w:numPr>
+          <w:ilvl w:val="0"/>
+          <w:numId w:val="0"/>
+        </w:numPr>
+        <w:ind w:left="360" w:leftChars="0"/>
+        <w:rPr>
+          <w:rFonts w:hint="default"/>
+          <w:b w:val="0"/>
+          <w:bCs/>
+          <w:color w:val="auto"/>
+          <w:sz w:val="22"/>
+          <w:szCs w:val="22"/>
+          <w:lang w:val="es-ES"/>
+        </w:rPr>
+      </w:pPr>
+      <w:r>
+        <w:rPr>
+          <w:rFonts w:hint="default"/>
+          <w:b w:val="0"/>
+          <w:bCs/>
+          <w:color w:val="auto"/>
+          <w:sz w:val="22"/>
+          <w:szCs w:val="22"/>
+          <w:lang w:val="es-ES"/>
+        </w:rPr>
+        <w:t>Respecto a los tipos de datos,</w:t>
+      </w:r>
+      <w:r>
+        <w:rPr>
+          <w:rFonts w:hint="default"/>
+          <w:b/>
+          <w:bCs w:val="0"/>
+          <w:color w:val="auto"/>
+          <w:sz w:val="22"/>
+          <w:szCs w:val="22"/>
+          <w:lang w:val="es-ES"/>
+        </w:rPr>
+        <w:t xml:space="preserve"> los identificadores se almacenaron como variables de tipo texto</w:t>
+      </w:r>
+      <w:r>
+        <w:rPr>
+          <w:rFonts w:hint="default"/>
+          <w:b w:val="0"/>
+          <w:bCs/>
+          <w:color w:val="auto"/>
+          <w:sz w:val="22"/>
+          <w:szCs w:val="22"/>
+          <w:lang w:val="es-ES"/>
+        </w:rPr>
+        <w:t xml:space="preserve"> ya que no poseen significado numérico y se utilizan únicamente como claves de relación. </w:t>
+      </w:r>
+      <w:r>
+        <w:rPr>
+          <w:rFonts w:hint="default"/>
+          <w:b/>
+          <w:bCs w:val="0"/>
+          <w:color w:val="auto"/>
+          <w:sz w:val="22"/>
+          <w:szCs w:val="22"/>
+          <w:lang w:val="es-ES"/>
+        </w:rPr>
+        <w:t>Aunque algunos campos están compuestos por números, como los prefijos postales, éstos se mantuvieron como texto pues su función no es realizar operaciones matemáticas sino identificar zonas geográficas. Con esta decisión se evitan problemas como la pérdida de los ceros iniciales o la mala interpretación del dato.</w:t>
+      </w:r>
+    </w:p>
+    <w:p>
+      <w:pPr>
+        <w:pStyle w:val="15"/>
+        <w:numPr>
+          <w:ilvl w:val="0"/>
+          <w:numId w:val="0"/>
+        </w:numPr>
+        <w:ind w:left="360" w:leftChars="0"/>
+        <w:rPr>
+          <w:rFonts w:hint="default"/>
+          <w:b w:val="0"/>
+          <w:bCs/>
+          <w:color w:val="auto"/>
+          <w:sz w:val="22"/>
+          <w:szCs w:val="22"/>
+          <w:lang w:val="es-ES"/>
+        </w:rPr>
+      </w:pPr>
+      <w:r>
+        <w:rPr>
+          <w:rFonts w:hint="default"/>
+          <w:b/>
+          <w:bCs w:val="0"/>
+          <w:color w:val="auto"/>
+          <w:sz w:val="22"/>
+          <w:szCs w:val="22"/>
+          <w:lang w:val="es-ES"/>
+        </w:rPr>
+        <w:t>Las fechas se convirtieron a tipos temporales adecuados para poder calcular diferencias entre eventos logísticos</w:t>
+      </w:r>
+      <w:r>
+        <w:rPr>
+          <w:rFonts w:hint="default"/>
+          <w:b w:val="0"/>
+          <w:bCs/>
+          <w:color w:val="auto"/>
+          <w:sz w:val="22"/>
+          <w:szCs w:val="22"/>
+          <w:lang w:val="es-ES"/>
+        </w:rPr>
+        <w:t>. Esto resulta de particular importancia en la tabla orders, donde las fechas del ciclo del pedido permiten medir el tiempo transcurrido entre la compra, la aprobación, el envío al transportista, la entrega al cliente y la fecha estimada de entrega. Con estas variables, en la capa de analytics se podrán construir indicadores derivados como los días de retraso, el tiempo total de entrega o la clasificación del pedido como retrasado o no retrasado.</w:t>
+      </w:r>
+    </w:p>
+    <w:p>
+      <w:pPr>
+        <w:pStyle w:val="15"/>
+        <w:numPr>
+          <w:ilvl w:val="0"/>
+          <w:numId w:val="0"/>
+        </w:numPr>
+        <w:ind w:left="360" w:leftChars="0"/>
+        <w:rPr>
+          <w:rFonts w:hint="default"/>
+          <w:b w:val="0"/>
+          <w:bCs/>
+          <w:color w:val="auto"/>
+          <w:sz w:val="22"/>
+          <w:szCs w:val="22"/>
+          <w:lang w:val="es-ES"/>
+        </w:rPr>
+      </w:pPr>
+      <w:r>
+        <w:rPr>
+          <w:rFonts w:hint="default"/>
+          <w:b/>
+          <w:bCs w:val="0"/>
+          <w:color w:val="auto"/>
+          <w:sz w:val="22"/>
+          <w:szCs w:val="22"/>
+          <w:lang w:val="es-ES"/>
+        </w:rPr>
+        <w:t>Los valores monetarios como price, freight_value y payment_value, se conservaron como valores numéricos de tipo double precision para poder utilizarlos posteriormente en agregaciones, sumas y promedios.</w:t>
+      </w:r>
+      <w:r>
+        <w:rPr>
+          <w:rFonts w:hint="default"/>
+          <w:b w:val="0"/>
+          <w:bCs/>
+          <w:color w:val="auto"/>
+          <w:sz w:val="22"/>
+          <w:szCs w:val="22"/>
+          <w:lang w:val="es-ES"/>
+        </w:rPr>
+        <w:t xml:space="preserve"> </w:t>
+      </w:r>
+      <w:r>
+        <w:rPr>
+          <w:rFonts w:hint="default"/>
+          <w:b/>
+          <w:bCs w:val="0"/>
+          <w:color w:val="auto"/>
+          <w:sz w:val="22"/>
+          <w:szCs w:val="22"/>
+          <w:lang w:val="es-ES"/>
+        </w:rPr>
+        <w:t>Las variables geográficas como latitud y longitud, se guardaron también como valores numéricos de precisión decimal. Las variables categóricas por su parte como order_status, payment_type, customer_city, customer_state o product_category_name se mantuvieron como texto</w:t>
+      </w:r>
+      <w:r>
+        <w:rPr>
+          <w:rFonts w:hint="default"/>
+          <w:b w:val="0"/>
+          <w:bCs/>
+          <w:color w:val="auto"/>
+          <w:sz w:val="22"/>
+          <w:szCs w:val="22"/>
+          <w:lang w:val="es-ES"/>
+        </w:rPr>
+        <w:t xml:space="preserve"> pues su función es clasificar o describir registros.</w:t>
+      </w:r>
+    </w:p>
+    <w:p>
+      <w:pPr>
+        <w:pStyle w:val="15"/>
+        <w:numPr>
+          <w:ilvl w:val="0"/>
+          <w:numId w:val="0"/>
+        </w:numPr>
+        <w:ind w:left="360" w:leftChars="0"/>
+        <w:rPr>
+          <w:rFonts w:hint="default"/>
+          <w:b w:val="0"/>
+          <w:bCs/>
+          <w:color w:val="auto"/>
+          <w:sz w:val="22"/>
+          <w:szCs w:val="22"/>
+          <w:lang w:val="es-ES"/>
+        </w:rPr>
+      </w:pPr>
+      <w:r>
+        <w:rPr>
+          <w:rFonts w:hint="default"/>
+          <w:b/>
+          <w:bCs w:val="0"/>
+          <w:color w:val="auto"/>
+          <w:sz w:val="22"/>
+          <w:szCs w:val="22"/>
+          <w:lang w:val="es-ES"/>
+        </w:rPr>
+        <w:t>También en esta fase se revisó posteriormente mediante consultas de validación la existencia de valores nulos y duplicados</w:t>
+      </w:r>
+      <w:r>
+        <w:rPr>
+          <w:rFonts w:hint="default"/>
+          <w:b w:val="0"/>
+          <w:bCs/>
+          <w:color w:val="auto"/>
+          <w:sz w:val="22"/>
+          <w:szCs w:val="22"/>
+          <w:lang w:val="es-ES"/>
+        </w:rPr>
+        <w:t>. Las claves primarias se verificaron como únicas en las tablas principales, tales como orders, customers, sellers y products. En tablas con granularidad múltiple (order_items), se comprobó la unicidad de la combinación order_id y order_item_id. Estas comprobaciones permitieron confirmar que el modelo mantenía una estructura relacional consistente, antes de pasar a la construcción de la capa analytics.</w:t>
+      </w:r>
+    </w:p>
+    <w:p>
+      <w:pPr>
+        <w:pStyle w:val="15"/>
+        <w:numPr>
+          <w:ilvl w:val="0"/>
+          <w:numId w:val="0"/>
+        </w:numPr>
+        <w:ind w:left="360" w:leftChars="0"/>
+        <w:rPr>
+          <w:rFonts w:hint="default"/>
+          <w:b w:val="0"/>
+          <w:bCs/>
+          <w:color w:val="auto"/>
+          <w:sz w:val="22"/>
+          <w:szCs w:val="22"/>
+          <w:lang w:val="es-ES"/>
+        </w:rPr>
+      </w:pPr>
+    </w:p>
+    <w:p>
+      <w:pPr>
+        <w:pStyle w:val="15"/>
+        <w:numPr>
+          <w:ilvl w:val="0"/>
+          <w:numId w:val="0"/>
+        </w:numPr>
+        <w:ind w:left="360" w:leftChars="0"/>
+        <w:rPr>
+          <w:rFonts w:hint="default"/>
+          <w:b w:val="0"/>
+          <w:bCs/>
+          <w:color w:val="auto"/>
+          <w:sz w:val="22"/>
+          <w:szCs w:val="22"/>
+          <w:lang w:val="es-ES"/>
+        </w:rPr>
+      </w:pPr>
+      <w:r>
+        <w:rPr>
+          <w:rFonts w:hint="default"/>
+          <w:b/>
+          <w:bCs w:val="0"/>
+          <w:color w:val="auto"/>
+          <w:sz w:val="22"/>
+          <w:szCs w:val="22"/>
+          <w:lang w:val="es-ES"/>
+        </w:rPr>
+        <w:t>Otro procedimiento importante fue comprobar que las claves que se usan para relacionar tablas, no generaran pérdidas de registros al hacer las uniones. Por ejemplo, se comprobó que los pedidos presentes en order_items, order_payments y order_reviews pudieran vincularse correctamente con orders antes de construir las tablas analíticas.</w:t>
+      </w:r>
+      <w:r>
+        <w:rPr>
+          <w:rFonts w:hint="default"/>
+          <w:b w:val="0"/>
+          <w:bCs/>
+          <w:color w:val="auto"/>
+          <w:sz w:val="22"/>
+          <w:szCs w:val="22"/>
+          <w:lang w:val="es-ES"/>
+        </w:rPr>
+        <w:t xml:space="preserve"> De igual forma, se verificó que los productos y vendedores asociados a las líneas de pedido, existieran en sus tablas de referencia respectivas. Estas validaciones disminuyen la probabilidad de obtener métricas sesgadas por la pérdida de datos en los procesos de unión.</w:t>
+      </w:r>
+    </w:p>
+    <w:p>
+      <w:pPr>
+        <w:pStyle w:val="15"/>
+        <w:numPr>
+          <w:ilvl w:val="0"/>
+          <w:numId w:val="0"/>
+        </w:numPr>
+        <w:ind w:left="360" w:leftChars="0"/>
+        <w:rPr>
+          <w:rFonts w:hint="default"/>
+          <w:b/>
+          <w:bCs w:val="0"/>
+          <w:color w:val="auto"/>
+          <w:sz w:val="22"/>
+          <w:szCs w:val="22"/>
+          <w:lang w:val="es-ES"/>
+        </w:rPr>
+      </w:pPr>
+      <w:r>
+        <w:rPr>
+          <w:rFonts w:hint="default"/>
+          <w:b w:val="0"/>
+          <w:bCs/>
+          <w:color w:val="auto"/>
+          <w:sz w:val="22"/>
+          <w:szCs w:val="22"/>
+          <w:lang w:val="es-ES"/>
+        </w:rPr>
+        <w:t>En la Figura X se muestra el diagrama relacional del modelo core implementado en PostgreSQL. En ella se puede ver que orders actúa como el núcleo del modelo, conectado con customers, order_items, order_payments y order_reviews. Por otra parte, order_items es la tabla de unión entre orders, products y sellers y sirve para mantener el detalle de cada línea de pedido.</w:t>
+      </w:r>
+      <w:r>
+        <w:rPr>
+          <w:rFonts w:hint="default"/>
+          <w:b/>
+          <w:bCs w:val="0"/>
+          <w:color w:val="auto"/>
+          <w:sz w:val="22"/>
+          <w:szCs w:val="22"/>
+          <w:lang w:val="es-ES"/>
+        </w:rPr>
+        <w:t xml:space="preserve"> La estructura mantiene un equilibrio entre normalización, trazabilidad y la posibilidad de explotación posterior.</w:t>
+      </w:r>
+    </w:p>
+    <w:p>
+      <w:pPr>
+        <w:pStyle w:val="15"/>
+        <w:numPr>
+          <w:ilvl w:val="0"/>
+          <w:numId w:val="0"/>
+        </w:numPr>
+        <w:ind w:left="360" w:leftChars="0"/>
+        <w:rPr>
+          <w:rFonts w:hint="default"/>
+          <w:b w:val="0"/>
+          <w:bCs/>
+          <w:color w:val="auto"/>
+          <w:sz w:val="22"/>
+          <w:szCs w:val="22"/>
+          <w:lang w:val="es-ES"/>
+        </w:rPr>
+      </w:pPr>
+      <w:r>
+        <w:rPr>
+          <w:rFonts w:hint="default"/>
+          <w:b w:val="0"/>
+          <w:bCs/>
+          <w:color w:val="auto"/>
+          <w:sz w:val="22"/>
+          <w:szCs w:val="22"/>
+          <w:lang w:val="es-ES"/>
+        </w:rPr>
+        <w:t>El diseño relacional permite evitar mezclar prematuramente información de distinta naturaleza. En orders se guardan las variables propias del pedido, en products las del producto, en sellers las del vendedor y en sus tablas respectivas las variables de pago y reseña. Esta separación ayuda a evitar redundancias, hace que sea más fácil entender cómo funciona el modelo y permite validar claves, recuentos e importes antes de armar la capa analítica.</w:t>
+      </w:r>
+    </w:p>
+    <w:p>
+      <w:pPr>
+        <w:pStyle w:val="15"/>
+        <w:numPr>
+          <w:ilvl w:val="0"/>
+          <w:numId w:val="0"/>
+        </w:numPr>
+        <w:ind w:left="360" w:leftChars="0"/>
+        <w:rPr>
+          <w:rFonts w:hint="default"/>
+          <w:b w:val="0"/>
+          <w:bCs/>
+          <w:color w:val="auto"/>
+          <w:sz w:val="22"/>
+          <w:szCs w:val="22"/>
+          <w:lang w:val="es-ES"/>
+        </w:rPr>
+      </w:pPr>
+      <w:r>
+        <w:rPr>
+          <w:rFonts w:hint="default"/>
+          <w:b w:val="0"/>
+          <w:bCs/>
+          <w:color w:val="auto"/>
+          <w:sz w:val="22"/>
+          <w:szCs w:val="22"/>
+          <w:lang w:val="es-ES"/>
+        </w:rPr>
+        <w:t>Sin embargo, si bien el modelo core es apto para almacenar y organizar los datos de forma estructurada, no representa el formato más eficiente para la explotación analítica directa. Para calcular indicadores logísticos o alimentar un dashboard en Power BI, se haría necesario hacer múltiples uniones entre tablas y aplicar agregaciones repetidas. Por ello, esta capa se emplea como base relacional limpia sobre la que posteriormente se construye, en el apartado siguiente, una capa analytics orientada específicamente al análisis del rendimiento logístico.</w:t>
+      </w:r>
+    </w:p>
+    <w:p>
+      <w:pPr>
+        <w:pStyle w:val="15"/>
+        <w:numPr>
+          <w:ilvl w:val="0"/>
+          <w:numId w:val="0"/>
+        </w:numPr>
+        <w:ind w:left="360" w:leftChars="0"/>
+        <w:rPr>
+          <w:rFonts w:hint="default"/>
+        </w:rPr>
+      </w:pPr>
+      <w:r>
+        <w:rPr>
+          <w:rFonts w:hint="default"/>
+        </w:rPr>
+        <w:t>5.3    Capa analítica dimensional y validación</w:t>
+      </w:r>
+    </w:p>
+    <w:p>
+      <w:pPr>
+        <w:pStyle w:val="15"/>
+        <w:numPr>
+          <w:ilvl w:val="0"/>
+          <w:numId w:val="0"/>
+        </w:numPr>
+        <w:ind w:left="360" w:leftChars="0"/>
+        <w:rPr>
+          <w:rFonts w:hint="default"/>
+          <w:b w:val="0"/>
+          <w:bCs/>
+          <w:color w:val="auto"/>
+          <w:sz w:val="22"/>
+          <w:szCs w:val="22"/>
+          <w:lang w:val="es-ES"/>
+        </w:rPr>
+      </w:pPr>
+      <w:r>
+        <w:rPr>
+          <w:rFonts w:hint="default"/>
+          <w:b/>
+          <w:bCs w:val="0"/>
+          <w:color w:val="auto"/>
+          <w:sz w:val="22"/>
+          <w:szCs w:val="22"/>
+          <w:lang w:val="es-ES"/>
+        </w:rPr>
+        <w:t>A partir del modelo relacional core, se construyó una segunda capa bajo el esquema analytics</w:t>
+      </w:r>
+      <w:r>
+        <w:rPr>
+          <w:rFonts w:hint="default"/>
+          <w:b w:val="0"/>
+          <w:bCs/>
+          <w:color w:val="auto"/>
+          <w:sz w:val="22"/>
+          <w:szCs w:val="22"/>
+          <w:lang w:val="es-ES"/>
+        </w:rPr>
+        <w:t>,</w:t>
+      </w:r>
+      <w:r>
+        <w:rPr>
+          <w:rFonts w:hint="default"/>
+          <w:b/>
+          <w:bCs w:val="0"/>
+          <w:color w:val="auto"/>
+          <w:sz w:val="22"/>
+          <w:szCs w:val="22"/>
+          <w:lang w:val="es-ES"/>
+        </w:rPr>
+        <w:t xml:space="preserve"> orientada a la explotación analítica de los datos. La capa core mantiene intacta la estructura transaccional original del marketplace, mientras que la capa analytics reestructura esa información en un modelo más adecuado para el cálculo de indicadores, la elaboración de consultas agregadas y la conexión con Power BI.</w:t>
+      </w:r>
+    </w:p>
+    <w:p>
+      <w:pPr>
+        <w:pStyle w:val="15"/>
+        <w:numPr>
+          <w:ilvl w:val="0"/>
+          <w:numId w:val="0"/>
+        </w:numPr>
+        <w:ind w:left="360" w:leftChars="0"/>
+        <w:rPr>
+          <w:rFonts w:hint="default"/>
+          <w:b w:val="0"/>
+          <w:bCs/>
+          <w:color w:val="auto"/>
+          <w:sz w:val="22"/>
+          <w:szCs w:val="22"/>
+          <w:lang w:val="es-ES"/>
+        </w:rPr>
+      </w:pPr>
+      <w:r>
+        <w:rPr>
+          <w:rFonts w:hint="default"/>
+          <w:b w:val="0"/>
+          <w:bCs/>
+          <w:color w:val="auto"/>
+          <w:sz w:val="22"/>
+          <w:szCs w:val="22"/>
+          <w:lang w:val="es-ES"/>
+        </w:rPr>
+        <w:t>Esta capa se desarrolló en PostgreSQL utilizando scripts SQL diferentes para la creación de tablas y la inserción de datos.</w:t>
+      </w:r>
+      <w:r>
+        <w:rPr>
+          <w:rFonts w:hint="default"/>
+          <w:b/>
+          <w:bCs w:val="0"/>
+          <w:color w:val="auto"/>
+          <w:sz w:val="22"/>
+          <w:szCs w:val="22"/>
+          <w:lang w:val="es-ES"/>
+        </w:rPr>
+        <w:t xml:space="preserve"> Primero se definieron las tablas dimensionales y de hechos, incluyendo sus claves primarias y foráneas. Después, se rellenaron estas tablas a partir de las tablas limpias del esquema core, aplicando transformaciones ligeras, agregaciones a nivel de pedido, y variables derivadas relacionadas con el rendimiento logístico.</w:t>
+      </w:r>
+    </w:p>
+    <w:p>
+      <w:pPr>
+        <w:pStyle w:val="15"/>
+        <w:numPr>
+          <w:ilvl w:val="0"/>
+          <w:numId w:val="0"/>
+        </w:numPr>
+        <w:ind w:left="360" w:leftChars="0"/>
+        <w:rPr>
+          <w:rFonts w:hint="default"/>
+          <w:b w:val="0"/>
+          <w:bCs/>
+          <w:color w:val="auto"/>
+          <w:sz w:val="22"/>
+          <w:szCs w:val="22"/>
+          <w:lang w:val="es-ES"/>
+        </w:rPr>
+      </w:pPr>
+      <w:r>
+        <w:rPr>
+          <w:rFonts w:hint="default"/>
+          <w:b w:val="0"/>
+          <w:bCs/>
+          <w:color w:val="auto"/>
+          <w:sz w:val="22"/>
+          <w:szCs w:val="22"/>
+          <w:lang w:val="es-ES"/>
+        </w:rPr>
+        <w:t>El modelo de analytics adopta una estructura dimensional tipo constelación ligera, formada por varias dimensiones compartidas y dos tablas de hecho principales. Las dimensiones construidas fueron dim_geography, dim_customer, dim_seller, dim_product, dim_order_status y dim_date. Las tablas de hecho fueron fact_orders y fact_order_items. La separación permite analizar el rendimiento logístico desde distintos niveles de granularidad: pedido completo y línea individual de pedido.</w:t>
+      </w:r>
+    </w:p>
+    <w:p>
+      <w:pPr>
+        <w:pStyle w:val="15"/>
+        <w:numPr>
+          <w:ilvl w:val="0"/>
+          <w:numId w:val="0"/>
+        </w:numPr>
+        <w:ind w:left="360" w:leftChars="0"/>
+        <w:rPr>
+          <w:rFonts w:hint="default" w:ascii="Calibri" w:hAnsi="Calibri" w:eastAsia="SimSun" w:cs="Calibri"/>
+          <w:color w:val="auto"/>
+          <w:sz w:val="24"/>
+          <w:szCs w:val="24"/>
+          <w:lang w:val="es-ES"/>
+        </w:rPr>
+      </w:pPr>
+      <w:r>
+        <w:rPr>
+          <w:rFonts w:hint="default" w:ascii="Calibri" w:hAnsi="Calibri" w:eastAsia="SimSun" w:cs="Calibri"/>
+          <w:color w:val="auto"/>
+          <w:sz w:val="24"/>
+          <w:szCs w:val="24"/>
+        </w:rPr>
+        <w:t>Figura X. Esquema dimensional de la capa analytics implementada en PostgreSQ</w:t>
+      </w:r>
+      <w:r>
+        <w:rPr>
+          <w:rFonts w:hint="default" w:ascii="Calibri" w:hAnsi="Calibri" w:eastAsia="SimSun" w:cs="Calibri"/>
+          <w:color w:val="auto"/>
+          <w:sz w:val="24"/>
+          <w:szCs w:val="24"/>
+          <w:lang w:val="es-ES"/>
+        </w:rPr>
+        <w:t>l</w:t>
+      </w:r>
+    </w:p>
+    <w:p>
+      <w:pPr>
+        <w:pStyle w:val="15"/>
+        <w:numPr>
+          <w:ilvl w:val="0"/>
+          <w:numId w:val="0"/>
+        </w:numPr>
+        <w:ind w:left="360" w:leftChars="0"/>
+        <w:rPr>
+          <w:rFonts w:hint="default" w:ascii="Calibri" w:hAnsi="Calibri" w:eastAsia="SimSun" w:cs="Calibri"/>
+          <w:color w:val="auto"/>
+          <w:sz w:val="24"/>
+          <w:szCs w:val="24"/>
+          <w:lang w:val="es-ES"/>
+        </w:rPr>
+      </w:pPr>
+      <w:r>
+        <w:rPr>
+          <w:rFonts w:ascii="SimSun" w:hAnsi="SimSun" w:eastAsia="SimSun" w:cs="SimSun"/>
+          <w:sz w:val="24"/>
+          <w:szCs w:val="24"/>
+        </w:rPr>
+        <w:drawing>
+          <wp:inline distT="0" distB="0" distL="114300" distR="114300">
+            <wp:extent cx="304800" cy="304800"/>
+            <wp:effectExtent l="0" t="0" r="0" b="0"/>
+            <wp:docPr id="2" name="Imagen 1" descr="IMG_256"/>
+            <wp:cNvGraphicFramePr>
+              <a:graphicFrameLocks xmlns:a="http://schemas.openxmlformats.org/drawingml/2006/main" noChangeAspect="1"/>
+            </wp:cNvGraphicFramePr>
+            <a:graphic xmlns:a="http://schemas.openxmlformats.org/drawingml/2006/main">
+              <a:graphicData uri="http://schemas.openxmlformats.org/drawingml/2006/picture">
+                <pic:pic xmlns:pic="http://schemas.openxmlformats.org/drawingml/2006/picture">
+                  <pic:nvPicPr>
+                    <pic:cNvPr id="2" name="Imagen 1" descr="IMG_256"/>
+                    <pic:cNvPicPr>
+                      <a:picLocks noChangeAspect="1"/>
+                    </pic:cNvPicPr>
+                  </pic:nvPicPr>
+                  <pic:blipFill>
+                    <a:blip r:embed="rId12"/>
+                    <a:stretch>
+                      <a:fillRect/>
+                    </a:stretch>
+                  </pic:blipFill>
+                  <pic:spPr>
+                    <a:xfrm>
+                      <a:off x="0" y="0"/>
+                      <a:ext cx="304800" cy="304800"/>
+                    </a:xfrm>
+                    <a:prstGeom prst="rect">
+                      <a:avLst/>
+                    </a:prstGeom>
+                    <a:noFill/>
+                    <a:ln w="9525">
+                      <a:noFill/>
+                    </a:ln>
+                  </pic:spPr>
+                </pic:pic>
+              </a:graphicData>
+            </a:graphic>
+          </wp:inline>
+        </w:drawing>
+      </w:r>
+      <w:r>
+        <w:rPr>
+          <w:rFonts w:ascii="SimSun" w:hAnsi="SimSun" w:eastAsia="SimSun" w:cs="SimSun"/>
+          <w:sz w:val="24"/>
+          <w:szCs w:val="24"/>
+        </w:rPr>
+        <w:drawing>
+          <wp:inline distT="0" distB="0" distL="114300" distR="114300">
+            <wp:extent cx="304800" cy="304800"/>
+            <wp:effectExtent l="0" t="0" r="0" b="0"/>
+            <wp:docPr id="4" name="Imagen 2" descr="IMG_256"/>
+            <wp:cNvGraphicFramePr>
+              <a:graphicFrameLocks xmlns:a="http://schemas.openxmlformats.org/drawingml/2006/main" noChangeAspect="1"/>
+            </wp:cNvGraphicFramePr>
+            <a:graphic xmlns:a="http://schemas.openxmlformats.org/drawingml/2006/main">
+              <a:graphicData uri="http://schemas.openxmlformats.org/drawingml/2006/picture">
+                <pic:pic xmlns:pic="http://schemas.openxmlformats.org/drawingml/2006/picture">
+                  <pic:nvPicPr>
+                    <pic:cNvPr id="4" name="Imagen 2" descr="IMG_256"/>
+                    <pic:cNvPicPr>
+                      <a:picLocks noChangeAspect="1"/>
+                    </pic:cNvPicPr>
+                  </pic:nvPicPr>
+                  <pic:blipFill>
+                    <a:blip r:embed="rId12"/>
+                    <a:stretch>
+                      <a:fillRect/>
+                    </a:stretch>
+                  </pic:blipFill>
+                  <pic:spPr>
+                    <a:xfrm>
+                      <a:off x="0" y="0"/>
+                      <a:ext cx="304800" cy="304800"/>
+                    </a:xfrm>
+                    <a:prstGeom prst="rect">
+                      <a:avLst/>
+                    </a:prstGeom>
+                    <a:noFill/>
+                    <a:ln w="9525">
+                      <a:noFill/>
+                    </a:ln>
+                  </pic:spPr>
+                </pic:pic>
+              </a:graphicData>
+            </a:graphic>
+          </wp:inline>
+        </w:drawing>
+      </w:r>
+      <w:r>
+        <w:rPr>
+          <w:rFonts w:hint="default" w:ascii="Calibri" w:hAnsi="Calibri" w:eastAsia="SimSun" w:cs="Calibri"/>
+          <w:color w:val="auto"/>
+          <w:sz w:val="24"/>
+          <w:szCs w:val="24"/>
+          <w:lang w:val="es-ES"/>
+        </w:rPr>
+        <w:drawing>
+          <wp:inline distT="0" distB="0" distL="114300" distR="114300">
+            <wp:extent cx="5396230" cy="4044315"/>
+            <wp:effectExtent l="0" t="0" r="13970" b="13335"/>
+            <wp:docPr id="5" name="Imagen 5" descr="ChatGPT Image 16 ago 2026, 12_29_28"/>
+            <wp:cNvGraphicFramePr>
+              <a:graphicFrameLocks xmlns:a="http://schemas.openxmlformats.org/drawingml/2006/main" noChangeAspect="1"/>
+            </wp:cNvGraphicFramePr>
+            <a:graphic xmlns:a="http://schemas.openxmlformats.org/drawingml/2006/main">
+              <a:graphicData uri="http://schemas.openxmlformats.org/drawingml/2006/picture">
+                <pic:pic xmlns:pic="http://schemas.openxmlformats.org/drawingml/2006/picture">
+                  <pic:nvPicPr>
+                    <pic:cNvPr id="5" name="Imagen 5" descr="ChatGPT Image 16 ago 2026, 12_29_28"/>
+                    <pic:cNvPicPr>
+                      <a:picLocks noChangeAspect="1"/>
+                    </pic:cNvPicPr>
+                  </pic:nvPicPr>
+                  <pic:blipFill>
+                    <a:blip r:embed="rId13"/>
+                    <a:stretch>
+                      <a:fillRect/>
+                    </a:stretch>
+                  </pic:blipFill>
+                  <pic:spPr>
+                    <a:xfrm>
+                      <a:off x="0" y="0"/>
+                      <a:ext cx="5396230" cy="4044315"/>
+                    </a:xfrm>
+                    <a:prstGeom prst="rect">
+                      <a:avLst/>
+                    </a:prstGeom>
+                  </pic:spPr>
+                </pic:pic>
+              </a:graphicData>
+            </a:graphic>
+          </wp:inline>
+        </w:drawing>
+      </w:r>
+    </w:p>
+    <w:p>
+      <w:pPr>
+        <w:pStyle w:val="15"/>
+        <w:numPr>
+          <w:ilvl w:val="0"/>
+          <w:numId w:val="0"/>
+        </w:numPr>
+        <w:ind w:left="360" w:leftChars="0"/>
+        <w:rPr>
+          <w:rFonts w:hint="default"/>
+          <w:b w:val="0"/>
+          <w:bCs/>
+          <w:color w:val="auto"/>
+          <w:sz w:val="22"/>
+          <w:szCs w:val="22"/>
+          <w:lang w:val="es-ES"/>
+        </w:rPr>
+      </w:pPr>
+      <w:r>
+        <w:rPr>
+          <w:rFonts w:hint="default" w:ascii="Calibri" w:hAnsi="Calibri" w:eastAsia="SimSun" w:cs="Calibri"/>
+          <w:color w:val="auto"/>
+          <w:sz w:val="24"/>
+          <w:szCs w:val="24"/>
+        </w:rPr>
+        <w:t>Nota. Elaboración propia a partir del modelo implementado en PostgreSQL.</w:t>
+      </w:r>
+    </w:p>
+    <w:p>
+      <w:pPr>
+        <w:pStyle w:val="15"/>
+        <w:numPr>
+          <w:ilvl w:val="0"/>
+          <w:numId w:val="0"/>
+        </w:numPr>
+        <w:ind w:left="360" w:leftChars="0"/>
+        <w:rPr>
+          <w:rFonts w:hint="default" w:ascii="Calibri" w:hAnsi="Calibri" w:eastAsia="SimSun"/>
+          <w:b w:val="0"/>
+          <w:bCs/>
+          <w:color w:val="auto"/>
+          <w:sz w:val="24"/>
+          <w:szCs w:val="24"/>
+          <w:lang w:val="es-ES"/>
+        </w:rPr>
+      </w:pPr>
+      <w:r>
+        <w:rPr>
+          <w:rFonts w:hint="default" w:ascii="Calibri" w:hAnsi="Calibri" w:eastAsia="SimSun"/>
+          <w:b/>
+          <w:bCs w:val="0"/>
+          <w:color w:val="auto"/>
+          <w:sz w:val="24"/>
+          <w:szCs w:val="24"/>
+          <w:lang w:val="es-ES"/>
+        </w:rPr>
+        <w:t>La tabla fact_orders es la tabla de hechos principal del modelo analítico. El nivel de detalle es de un registro por pedido, identificado con order_id.</w:t>
+      </w:r>
+      <w:r>
+        <w:rPr>
+          <w:rFonts w:hint="default" w:ascii="Calibri" w:hAnsi="Calibri" w:eastAsia="SimSun"/>
+          <w:b w:val="0"/>
+          <w:bCs/>
+          <w:color w:val="auto"/>
+          <w:sz w:val="24"/>
+          <w:szCs w:val="24"/>
+          <w:lang w:val="es-ES"/>
+        </w:rPr>
+        <w:t xml:space="preserve"> Esta tabla integra</w:t>
+      </w:r>
+      <w:r>
+        <w:rPr>
+          <w:rFonts w:hint="default" w:ascii="Calibri" w:hAnsi="Calibri" w:eastAsia="SimSun"/>
+          <w:b/>
+          <w:bCs w:val="0"/>
+          <w:color w:val="auto"/>
+          <w:sz w:val="24"/>
+          <w:szCs w:val="24"/>
+          <w:lang w:val="es-ES"/>
+        </w:rPr>
+        <w:t xml:space="preserve"> variables de orders, order_items, order_payments y order_reviews, </w:t>
+      </w:r>
+      <w:r>
+        <w:rPr>
+          <w:rFonts w:hint="default" w:ascii="Calibri" w:hAnsi="Calibri" w:eastAsia="SimSun"/>
+          <w:b w:val="0"/>
+          <w:bCs/>
+          <w:color w:val="auto"/>
+          <w:sz w:val="24"/>
+          <w:szCs w:val="24"/>
+          <w:lang w:val="es-ES"/>
+        </w:rPr>
+        <w:t>con el fin de disponer en una única estructura los principales indicadores del pedido. Entre ellas se encuentran el estado del pedido, el cliente asociado, las fechas clave del ciclo logístico, los importes agregados, el número de productos, el número de vendedores, el valor total pagado y la puntuación media de las reseñas.</w:t>
+      </w:r>
+    </w:p>
+    <w:p>
+      <w:pPr>
+        <w:pStyle w:val="15"/>
+        <w:numPr>
+          <w:ilvl w:val="0"/>
+          <w:numId w:val="0"/>
+        </w:numPr>
+        <w:ind w:left="360" w:leftChars="0"/>
+        <w:rPr>
+          <w:rFonts w:hint="default" w:ascii="Calibri" w:hAnsi="Calibri" w:eastAsia="SimSun"/>
+          <w:b w:val="0"/>
+          <w:bCs/>
+          <w:color w:val="auto"/>
+          <w:sz w:val="24"/>
+          <w:szCs w:val="24"/>
+          <w:lang w:val="es-ES"/>
+        </w:rPr>
+      </w:pPr>
+      <w:r>
+        <w:rPr>
+          <w:rFonts w:hint="default" w:ascii="Calibri" w:hAnsi="Calibri" w:eastAsia="SimSun"/>
+          <w:b/>
+          <w:bCs w:val="0"/>
+          <w:color w:val="auto"/>
+          <w:sz w:val="24"/>
+          <w:szCs w:val="24"/>
+          <w:lang w:val="es-ES"/>
+        </w:rPr>
+        <w:t>Una parte fundamental de esta tabla es la incorporación de métricas derivadas temporales. A partir de las fechas originales del pedido se construyeron variables como approval_time_days, carrier_dispatch_time_days, delivery_time_days, total_delivery_time_days y delay_days.</w:t>
+      </w:r>
+      <w:r>
+        <w:rPr>
+          <w:rFonts w:hint="default" w:ascii="Calibri" w:hAnsi="Calibri" w:eastAsia="SimSun"/>
+          <w:b w:val="0"/>
+          <w:bCs/>
+          <w:color w:val="auto"/>
+          <w:sz w:val="24"/>
+          <w:szCs w:val="24"/>
+          <w:lang w:val="es-ES"/>
+        </w:rPr>
+        <w:t xml:space="preserve"> Estas métricas permiten medir distintas etapas del proceso logístico: el tiempo transcurrido entre la compra y la aprobación, el tiempo hasta que se entrega al transportista, el tiempo de entrega al cliente, el tiempo total de entrega, y la diferencia entre la fecha real y la fecha estimada de entrega.</w:t>
+      </w:r>
+    </w:p>
+    <w:p>
+      <w:pPr>
+        <w:pStyle w:val="15"/>
+        <w:numPr>
+          <w:ilvl w:val="0"/>
+          <w:numId w:val="0"/>
+        </w:numPr>
+        <w:ind w:left="360" w:leftChars="0"/>
+        <w:rPr>
+          <w:rFonts w:hint="default" w:ascii="Calibri" w:hAnsi="Calibri" w:eastAsia="SimSun"/>
+          <w:b w:val="0"/>
+          <w:bCs/>
+          <w:color w:val="auto"/>
+          <w:sz w:val="24"/>
+          <w:szCs w:val="24"/>
+          <w:lang w:val="es-ES"/>
+        </w:rPr>
+      </w:pPr>
+      <w:r>
+        <w:rPr>
+          <w:rFonts w:hint="default" w:ascii="Calibri" w:hAnsi="Calibri" w:eastAsia="SimSun"/>
+          <w:b/>
+          <w:bCs w:val="0"/>
+          <w:color w:val="auto"/>
+          <w:sz w:val="24"/>
+          <w:szCs w:val="24"/>
+          <w:lang w:val="es-ES"/>
+        </w:rPr>
+        <w:t>También se creó la variable booleana is_delayed,</w:t>
+      </w:r>
+      <w:r>
+        <w:rPr>
+          <w:rFonts w:hint="default" w:ascii="Calibri" w:hAnsi="Calibri" w:eastAsia="SimSun"/>
+          <w:b w:val="0"/>
+          <w:bCs/>
+          <w:color w:val="auto"/>
+          <w:sz w:val="24"/>
+          <w:szCs w:val="24"/>
+          <w:lang w:val="es-ES"/>
+        </w:rPr>
+        <w:t xml:space="preserve"> que indica si el pedido se entregó después de la fecha estimada. Esta variable es crucial para el análisis subsiguiente, puesto que permite categorizar los pedidos en retrasados y no retrasados y calcular tasas de retraso por vendedor, categoría, estado, mes, complejidad del pedido o valor económico. </w:t>
+      </w:r>
+      <w:r>
+        <w:rPr>
+          <w:rFonts w:hint="default" w:ascii="Calibri" w:hAnsi="Calibri" w:eastAsia="SimSun"/>
+          <w:b/>
+          <w:bCs w:val="0"/>
+          <w:color w:val="auto"/>
+          <w:sz w:val="24"/>
+          <w:szCs w:val="24"/>
+          <w:lang w:val="es-ES"/>
+        </w:rPr>
+        <w:t>Al construir esta variable dentro de fact_orders, se evita que se tenga que recalcularla en cada consulta analítica.</w:t>
+      </w:r>
+    </w:p>
+    <w:p>
+      <w:pPr>
+        <w:pStyle w:val="15"/>
+        <w:numPr>
+          <w:ilvl w:val="0"/>
+          <w:numId w:val="0"/>
+        </w:numPr>
+        <w:ind w:left="360" w:leftChars="0"/>
+        <w:rPr>
+          <w:rFonts w:hint="default" w:ascii="Calibri" w:hAnsi="Calibri" w:eastAsia="SimSun"/>
+          <w:b w:val="0"/>
+          <w:bCs/>
+          <w:color w:val="auto"/>
+          <w:sz w:val="24"/>
+          <w:szCs w:val="24"/>
+          <w:lang w:val="es-ES"/>
+        </w:rPr>
+      </w:pPr>
+      <w:r>
+        <w:rPr>
+          <w:rFonts w:hint="default" w:ascii="Calibri" w:hAnsi="Calibri" w:eastAsia="SimSun"/>
+          <w:b w:val="0"/>
+          <w:bCs/>
+          <w:color w:val="auto"/>
+          <w:sz w:val="24"/>
+          <w:szCs w:val="24"/>
+          <w:lang w:val="es-ES"/>
+        </w:rPr>
+        <w:t>La</w:t>
+      </w:r>
+      <w:r>
+        <w:rPr>
+          <w:rFonts w:hint="default" w:ascii="Calibri" w:hAnsi="Calibri" w:eastAsia="SimSun"/>
+          <w:b/>
+          <w:bCs w:val="0"/>
+          <w:color w:val="auto"/>
+          <w:sz w:val="24"/>
+          <w:szCs w:val="24"/>
+          <w:lang w:val="es-ES"/>
+        </w:rPr>
+        <w:t xml:space="preserve"> tabla fact_orders incorpora también agregaciones económicas y operativas. A partir de order_items se calcularon los valores total_items_value, total_freight_value, y los valores number_of_items, number_of_products y number_of_sellers.</w:t>
+      </w:r>
+      <w:r>
+        <w:rPr>
+          <w:rFonts w:hint="default" w:ascii="Calibri" w:hAnsi="Calibri" w:eastAsia="SimSun"/>
+          <w:b w:val="0"/>
+          <w:bCs/>
+          <w:color w:val="auto"/>
+          <w:sz w:val="24"/>
+          <w:szCs w:val="24"/>
+          <w:lang w:val="es-ES"/>
+        </w:rPr>
+        <w:t xml:space="preserve"> Desde order_payments s</w:t>
+      </w:r>
+      <w:r>
+        <w:rPr>
+          <w:rFonts w:hint="default" w:ascii="Calibri" w:hAnsi="Calibri" w:eastAsia="SimSun"/>
+          <w:b/>
+          <w:bCs w:val="0"/>
+          <w:color w:val="auto"/>
+          <w:sz w:val="24"/>
+          <w:szCs w:val="24"/>
+          <w:lang w:val="es-ES"/>
+        </w:rPr>
+        <w:t>e calcularon total_payment_value, number_of_payment_operations y max_payment_installments</w:t>
+      </w:r>
+      <w:r>
+        <w:rPr>
+          <w:rFonts w:hint="default" w:ascii="Calibri" w:hAnsi="Calibri" w:eastAsia="SimSun"/>
+          <w:b w:val="0"/>
+          <w:bCs/>
+          <w:color w:val="auto"/>
+          <w:sz w:val="24"/>
+          <w:szCs w:val="24"/>
+          <w:lang w:val="es-ES"/>
+        </w:rPr>
+        <w:t>. Finalmente,</w:t>
+      </w:r>
+      <w:r>
+        <w:rPr>
+          <w:rFonts w:hint="default" w:ascii="Calibri" w:hAnsi="Calibri" w:eastAsia="SimSun"/>
+          <w:b/>
+          <w:bCs w:val="0"/>
+          <w:color w:val="auto"/>
+          <w:sz w:val="24"/>
+          <w:szCs w:val="24"/>
+          <w:lang w:val="es-ES"/>
+        </w:rPr>
+        <w:t xml:space="preserve"> se calcularon avg_review_score y number_of_reviews a partir de order_reviews.</w:t>
+      </w:r>
+      <w:r>
+        <w:rPr>
+          <w:rFonts w:hint="default" w:ascii="Calibri" w:hAnsi="Calibri" w:eastAsia="SimSun"/>
+          <w:b w:val="0"/>
+          <w:bCs/>
+          <w:color w:val="auto"/>
+          <w:sz w:val="24"/>
+          <w:szCs w:val="24"/>
+          <w:lang w:val="es-ES"/>
+        </w:rPr>
+        <w:t xml:space="preserve"> De esta forma, la tabla recoge en una única fila información logística, económica y de satisfacción del cliente a nivel de pedido.</w:t>
+      </w:r>
+    </w:p>
+    <w:p>
+      <w:pPr>
+        <w:pStyle w:val="15"/>
+        <w:numPr>
+          <w:ilvl w:val="0"/>
+          <w:numId w:val="0"/>
+        </w:numPr>
+        <w:ind w:left="360" w:leftChars="0"/>
+        <w:rPr>
+          <w:rFonts w:hint="default" w:ascii="Calibri" w:hAnsi="Calibri" w:eastAsia="SimSun"/>
+          <w:b w:val="0"/>
+          <w:bCs/>
+          <w:color w:val="auto"/>
+          <w:sz w:val="24"/>
+          <w:szCs w:val="24"/>
+          <w:lang w:val="es-ES"/>
+        </w:rPr>
+      </w:pPr>
+      <w:r>
+        <w:rPr>
+          <w:rFonts w:hint="default" w:ascii="Calibri" w:hAnsi="Calibri" w:eastAsia="SimSun"/>
+          <w:b/>
+          <w:bCs w:val="0"/>
+          <w:color w:val="auto"/>
+          <w:sz w:val="24"/>
+          <w:szCs w:val="24"/>
+          <w:lang w:val="es-ES"/>
+        </w:rPr>
+        <w:t>La segunda tabla de hechos, fact_order_items, se mantiene en nivel de detalle de línea de pedido. La clave primaria está compuesta por la combinación de order_id y order_item_id</w:t>
+      </w:r>
+      <w:r>
+        <w:rPr>
+          <w:rFonts w:hint="default" w:ascii="Calibri" w:hAnsi="Calibri" w:eastAsia="SimSun"/>
+          <w:b w:val="0"/>
+          <w:bCs/>
+          <w:color w:val="auto"/>
+          <w:sz w:val="24"/>
+          <w:szCs w:val="24"/>
+          <w:lang w:val="es-ES"/>
+        </w:rPr>
+        <w:t xml:space="preserve">. </w:t>
+      </w:r>
+      <w:r>
+        <w:rPr>
+          <w:rFonts w:hint="default" w:ascii="Calibri" w:hAnsi="Calibri" w:eastAsia="SimSun"/>
+          <w:b/>
+          <w:bCs w:val="0"/>
+          <w:color w:val="auto"/>
+          <w:sz w:val="24"/>
+          <w:szCs w:val="24"/>
+          <w:lang w:val="es-ES"/>
+        </w:rPr>
+        <w:t>Esta tabla conserva el detalle de cada producto vendido dentro de cada pedido</w:t>
+      </w:r>
+      <w:r>
+        <w:rPr>
+          <w:rFonts w:hint="default" w:ascii="Calibri" w:hAnsi="Calibri" w:eastAsia="SimSun"/>
+          <w:b w:val="0"/>
+          <w:bCs/>
+          <w:color w:val="auto"/>
+          <w:sz w:val="24"/>
+          <w:szCs w:val="24"/>
+          <w:lang w:val="es-ES"/>
+        </w:rPr>
+        <w:t xml:space="preserve"> y</w:t>
+      </w:r>
+      <w:r>
+        <w:rPr>
+          <w:rFonts w:hint="default" w:ascii="Calibri" w:hAnsi="Calibri" w:eastAsia="SimSun"/>
+          <w:b/>
+          <w:bCs w:val="0"/>
+          <w:color w:val="auto"/>
+          <w:sz w:val="24"/>
+          <w:szCs w:val="24"/>
+          <w:lang w:val="es-ES"/>
+        </w:rPr>
+        <w:t xml:space="preserve"> cuenta con customer_id, product_id, seller_id, shipping_date_key, shipping_limit_date, price, freight_value y line_total_value.</w:t>
+      </w:r>
+      <w:r>
+        <w:rPr>
+          <w:rFonts w:hint="default" w:ascii="Calibri" w:hAnsi="Calibri" w:eastAsia="SimSun"/>
+          <w:b w:val="0"/>
+          <w:bCs/>
+          <w:color w:val="auto"/>
+          <w:sz w:val="24"/>
+          <w:szCs w:val="24"/>
+          <w:lang w:val="es-ES"/>
+        </w:rPr>
+        <w:t xml:space="preserve"> Su objetivo es posibilitar análisis más desagregados, especialmente análisis por producto, vendedor, categoría, peso, volumen y coste de envío por línea.</w:t>
+      </w:r>
+    </w:p>
+    <w:p>
+      <w:pPr>
+        <w:pStyle w:val="15"/>
+        <w:numPr>
+          <w:ilvl w:val="0"/>
+          <w:numId w:val="0"/>
+        </w:numPr>
+        <w:ind w:left="360" w:leftChars="0"/>
+        <w:rPr>
+          <w:rFonts w:hint="default" w:ascii="Calibri" w:hAnsi="Calibri" w:eastAsia="SimSun"/>
+          <w:b w:val="0"/>
+          <w:bCs/>
+          <w:color w:val="auto"/>
+          <w:sz w:val="24"/>
+          <w:szCs w:val="24"/>
+          <w:lang w:val="es-ES"/>
+        </w:rPr>
+      </w:pPr>
+      <w:r>
+        <w:rPr>
+          <w:rFonts w:hint="default" w:ascii="Calibri" w:hAnsi="Calibri" w:eastAsia="SimSun"/>
+          <w:b/>
+          <w:bCs w:val="0"/>
+          <w:color w:val="auto"/>
+          <w:sz w:val="24"/>
+          <w:szCs w:val="24"/>
+          <w:lang w:val="es-ES"/>
+        </w:rPr>
+        <w:t>La coexistencia de fact_orders y fact_order_items permite trabajar con dos niveles analíticos que se complementan entre sí.</w:t>
+      </w:r>
+      <w:r>
+        <w:rPr>
+          <w:rFonts w:hint="default" w:ascii="Calibri" w:hAnsi="Calibri" w:eastAsia="SimSun"/>
+          <w:b w:val="0"/>
+          <w:bCs/>
+          <w:color w:val="auto"/>
+          <w:sz w:val="24"/>
+          <w:szCs w:val="24"/>
+          <w:lang w:val="es-ES"/>
+        </w:rPr>
+        <w:t xml:space="preserve"> fact_orders es más adecuada para indicadores generales de la orden, como tasa de retraso, tiempo promedio de entrega, valor total pagado o review score promedio. fact_order_items, por el contrario, permite estudiar fenómenos que dependen del detalle de las líneas, como la participación de vendedores, productos concretos, categorías, costes de envío por línea o características físicas de los productos.</w:t>
+      </w:r>
+    </w:p>
+    <w:p>
+      <w:pPr>
+        <w:pStyle w:val="15"/>
+        <w:numPr>
+          <w:ilvl w:val="0"/>
+          <w:numId w:val="0"/>
+        </w:numPr>
+        <w:ind w:left="360" w:leftChars="0"/>
+        <w:rPr>
+          <w:rFonts w:hint="default" w:ascii="Calibri" w:hAnsi="Calibri" w:eastAsia="SimSun"/>
+          <w:b w:val="0"/>
+          <w:bCs/>
+          <w:color w:val="auto"/>
+          <w:sz w:val="24"/>
+          <w:szCs w:val="24"/>
+          <w:lang w:val="es-ES"/>
+        </w:rPr>
+      </w:pPr>
+      <w:r>
+        <w:rPr>
+          <w:rFonts w:hint="default" w:ascii="Calibri" w:hAnsi="Calibri" w:eastAsia="SimSun"/>
+          <w:b/>
+          <w:bCs w:val="0"/>
+          <w:color w:val="auto"/>
+          <w:sz w:val="24"/>
+          <w:szCs w:val="24"/>
+          <w:lang w:val="es-ES"/>
+        </w:rPr>
+        <w:t xml:space="preserve">Las dimensiones se crearon para dar contexto a las tablas de hechos. </w:t>
+      </w:r>
+      <w:r>
+        <w:rPr>
+          <w:rFonts w:hint="default" w:ascii="Calibri" w:hAnsi="Calibri" w:eastAsia="SimSun"/>
+          <w:b w:val="0"/>
+          <w:bCs/>
+          <w:color w:val="auto"/>
+          <w:sz w:val="24"/>
+          <w:szCs w:val="24"/>
+          <w:lang w:val="es-ES"/>
+        </w:rPr>
+        <w:t>dim_customer contiene la información geográfica y de identificación del cliente, mientras que dim_seller contiene la información equivalente para los vendedores. Las dos dimensiones están relacionadas con dim_geography mediante el código postal. Esta dimensión geográfica se construyó de manera ampliada integrando los códigos postales presentes en geolocations, customers y sellers. Para las geolocalizaciones que tenían coordenadas disponibles, se insertaron latitud y longitud, y si no las tenían, se dejaron como valores nulos.</w:t>
+      </w:r>
+    </w:p>
+    <w:p>
+      <w:pPr>
+        <w:pStyle w:val="15"/>
+        <w:numPr>
+          <w:ilvl w:val="0"/>
+          <w:numId w:val="0"/>
+        </w:numPr>
+        <w:ind w:left="360" w:leftChars="0"/>
+        <w:rPr>
+          <w:rFonts w:hint="default" w:ascii="Calibri" w:hAnsi="Calibri" w:eastAsia="SimSun"/>
+          <w:b w:val="0"/>
+          <w:bCs/>
+          <w:color w:val="auto"/>
+          <w:sz w:val="24"/>
+          <w:szCs w:val="24"/>
+          <w:lang w:val="es-ES"/>
+        </w:rPr>
+      </w:pPr>
+      <w:r>
+        <w:rPr>
+          <w:rFonts w:hint="default" w:ascii="Calibri" w:hAnsi="Calibri" w:eastAsia="SimSun"/>
+          <w:b w:val="0"/>
+          <w:bCs/>
+          <w:color w:val="auto"/>
+          <w:sz w:val="24"/>
+          <w:szCs w:val="24"/>
+          <w:lang w:val="es-ES"/>
+        </w:rPr>
+        <w:t>La dimensión dim_product recoge los datos del producto: product_id, product_category_name, product_weight_g, product_length_cm, product_height_cm, product_width_cm. También se calculó product_volume_cm3 como el producto de longitud, altura y anchura. Esta variable derivada permite analizar en un momento posterior si el volumen del producto está relacionado con mayores tiempos de entrega o mayor probabilidad de retraso.</w:t>
+      </w:r>
+    </w:p>
+    <w:p>
+      <w:pPr>
+        <w:pStyle w:val="15"/>
+        <w:numPr>
+          <w:ilvl w:val="0"/>
+          <w:numId w:val="0"/>
+        </w:numPr>
+        <w:ind w:left="360" w:leftChars="0"/>
+        <w:rPr>
+          <w:rFonts w:hint="default" w:ascii="Calibri" w:hAnsi="Calibri" w:eastAsia="SimSun"/>
+          <w:b w:val="0"/>
+          <w:bCs/>
+          <w:color w:val="auto"/>
+          <w:sz w:val="24"/>
+          <w:szCs w:val="24"/>
+          <w:lang w:val="es-ES"/>
+        </w:rPr>
+      </w:pPr>
+      <w:r>
+        <w:rPr>
+          <w:rFonts w:hint="default" w:ascii="Calibri" w:hAnsi="Calibri" w:eastAsia="SimSun"/>
+          <w:b/>
+          <w:bCs w:val="0"/>
+          <w:color w:val="auto"/>
+          <w:sz w:val="24"/>
+          <w:szCs w:val="24"/>
+          <w:lang w:val="es-ES"/>
+        </w:rPr>
+        <w:t>Se creó la dimensión dim_date para facilitar el análisis en el tiempo. Se recogieron todas las fechas relevantes de orders y order_items (fecha de compra, aprobación, entrega al transportista, entrega al cliente, fecha estimada de entrega, fecha límite de envío) para poblarlas. Para cada fecha se creó una clave entera date_key con formato YYYYMMDD, y también se generaron atributos como año, mes, nombre del mes, día, día de la semana y trimestre. Esta dimensión permite analizar la evolución temporal de los pedidos y construir indicadores mensuales o trimestrales.</w:t>
+      </w:r>
+    </w:p>
+    <w:p>
+      <w:pPr>
+        <w:pStyle w:val="15"/>
+        <w:numPr>
+          <w:ilvl w:val="0"/>
+          <w:numId w:val="0"/>
+        </w:numPr>
+        <w:ind w:left="360" w:leftChars="0"/>
+        <w:rPr>
+          <w:rFonts w:hint="default" w:ascii="Calibri" w:hAnsi="Calibri" w:eastAsia="SimSun"/>
+          <w:b w:val="0"/>
+          <w:bCs/>
+          <w:color w:val="auto"/>
+          <w:sz w:val="24"/>
+          <w:szCs w:val="24"/>
+          <w:lang w:val="es-ES"/>
+        </w:rPr>
+      </w:pPr>
+      <w:r>
+        <w:rPr>
+          <w:rFonts w:hint="default" w:ascii="Calibri" w:hAnsi="Calibri" w:eastAsia="SimSun"/>
+          <w:b w:val="0"/>
+          <w:bCs/>
+          <w:color w:val="auto"/>
+          <w:sz w:val="24"/>
+          <w:szCs w:val="24"/>
+          <w:lang w:val="es-ES"/>
+        </w:rPr>
+        <w:t>T</w:t>
+      </w:r>
+      <w:r>
+        <w:rPr>
+          <w:rFonts w:hint="default" w:ascii="Calibri" w:hAnsi="Calibri" w:eastAsia="SimSun"/>
+          <w:b/>
+          <w:bCs w:val="0"/>
+          <w:color w:val="auto"/>
+          <w:sz w:val="24"/>
+          <w:szCs w:val="24"/>
+          <w:lang w:val="es-ES"/>
+        </w:rPr>
+        <w:t>ambién se creó dim_order_status, que recoge los diferentes status de pedido existentes en la tabla orders. Es una dimensión sencilla que permite normalizar el uso de estados y enlazar fact_orders con un conjunto controlado de valores. La elección ayuda a conservar una organización más clara y permite agilizar la creación de filtros o segmentaciones por estado del pedido</w:t>
+      </w:r>
+      <w:r>
+        <w:rPr>
+          <w:rFonts w:hint="default" w:ascii="Calibri" w:hAnsi="Calibri" w:eastAsia="SimSun"/>
+          <w:b w:val="0"/>
+          <w:bCs/>
+          <w:color w:val="auto"/>
+          <w:sz w:val="24"/>
+          <w:szCs w:val="24"/>
+          <w:lang w:val="es-ES"/>
+        </w:rPr>
+        <w:t>.</w:t>
+      </w:r>
+    </w:p>
+    <w:p>
+      <w:pPr>
+        <w:pStyle w:val="15"/>
+        <w:numPr>
+          <w:ilvl w:val="0"/>
+          <w:numId w:val="0"/>
+        </w:numPr>
+        <w:ind w:left="360" w:leftChars="0"/>
+        <w:rPr>
+          <w:rFonts w:hint="default" w:ascii="Calibri" w:hAnsi="Calibri" w:eastAsia="SimSun"/>
+          <w:b w:val="0"/>
+          <w:bCs/>
+          <w:color w:val="auto"/>
+          <w:sz w:val="24"/>
+          <w:szCs w:val="24"/>
+          <w:lang w:val="es-ES"/>
+        </w:rPr>
+      </w:pPr>
+      <w:r>
+        <w:rPr>
+          <w:rFonts w:hint="default" w:ascii="Calibri" w:hAnsi="Calibri" w:eastAsia="SimSun"/>
+          <w:b/>
+          <w:bCs w:val="0"/>
+          <w:color w:val="auto"/>
+          <w:sz w:val="24"/>
+          <w:szCs w:val="24"/>
+          <w:lang w:val="es-ES"/>
+        </w:rPr>
+        <w:t>Desde el punto de vista de la implementación, la carga de la capa analytics se realizó mediante sentencias INSERT INTO ... SELECCIÓN. En algunos casos estas inserciones incorporan CTEs para preparar agregaciones antes de insertar los datos</w:t>
+      </w:r>
+      <w:r>
+        <w:rPr>
+          <w:rFonts w:hint="default" w:ascii="Calibri" w:hAnsi="Calibri" w:eastAsia="SimSun"/>
+          <w:b w:val="0"/>
+          <w:bCs/>
+          <w:color w:val="auto"/>
+          <w:sz w:val="24"/>
+          <w:szCs w:val="24"/>
+          <w:lang w:val="es-ES"/>
+        </w:rPr>
+        <w:t>. Por ejemplo, las agregaciones anteriores de los pedidos para poblar fact_orders se crearon a partir de order_items, order_payments y order_reviews. Esto permitió el cálculo de métricas agregadas antes de su unión a la tabla principal de pedidos.</w:t>
       </w:r>
       <w:bookmarkStart w:id="5" w:name="_GoBack"/>
       <w:bookmarkEnd w:id="5"/>
-      <w:r>
-        <w:rPr>
-          <w:rFonts w:hint="default"/>
-          <w:b/>
-          <w:bCs w:val="0"/>
-          <w:color w:val="auto"/>
-          <w:sz w:val="22"/>
-          <w:szCs w:val="22"/>
-          <w:lang w:val="es-ES"/>
-        </w:rPr>
-        <w:t>normalizan en varias tablas relacionadas.</w:t>
-      </w:r>
-      <w:r>
-        <w:rPr>
-          <w:rFonts w:hint="default"/>
-          <w:b w:val="0"/>
-          <w:bCs/>
-          <w:color w:val="auto"/>
-          <w:sz w:val="22"/>
-          <w:szCs w:val="22"/>
-          <w:lang w:val="es-ES"/>
-        </w:rPr>
-        <w:t xml:space="preserve"> Por ejemplo, la dimensión geográfica podría descomponerse en prefijo postal, ciudad y estado.</w:t>
-      </w:r>
-    </w:p>
-    <w:p>
-      <w:pPr>
-        <w:pStyle w:val="15"/>
-        <w:numPr>
-          <w:numId w:val="0"/>
-        </w:numPr>
-        <w:ind w:left="360" w:leftChars="0"/>
-        <w:rPr>
-          <w:rFonts w:hint="default"/>
-          <w:b w:val="0"/>
-          <w:bCs/>
-          <w:color w:val="auto"/>
-          <w:sz w:val="22"/>
-          <w:szCs w:val="22"/>
-          <w:lang w:val="es-ES"/>
-        </w:rPr>
-      </w:pPr>
-      <w:r>
-        <w:rPr>
-          <w:rFonts w:hint="default"/>
-          <w:b/>
-          <w:bCs w:val="0"/>
-          <w:color w:val="auto"/>
-          <w:sz w:val="22"/>
-          <w:szCs w:val="22"/>
-          <w:lang w:val="es-ES"/>
-        </w:rPr>
-        <w:t xml:space="preserve">El modelo copo de nieve permite disminuir las redundancias y representar mejor las jerarquías internas. </w:t>
-      </w:r>
-      <w:r>
-        <w:rPr>
-          <w:rFonts w:hint="default"/>
-          <w:b w:val="0"/>
-          <w:bCs/>
-          <w:color w:val="auto"/>
-          <w:sz w:val="22"/>
-          <w:szCs w:val="22"/>
-          <w:lang w:val="es-ES"/>
-        </w:rPr>
-        <w:t xml:space="preserve">Sin embargo, </w:t>
-      </w:r>
-      <w:r>
-        <w:rPr>
-          <w:rFonts w:hint="default"/>
-          <w:b/>
-          <w:bCs w:val="0"/>
-          <w:color w:val="auto"/>
-          <w:sz w:val="22"/>
-          <w:szCs w:val="22"/>
-          <w:lang w:val="es-ES"/>
-        </w:rPr>
-        <w:t>el número de tablas y relaciones también crece, lo cual puede dificultar las consultas y hacer que la conexión con herramientas de visualización sea menos direct</w:t>
-      </w:r>
-      <w:r>
-        <w:rPr>
-          <w:rFonts w:hint="default"/>
-          <w:b w:val="0"/>
-          <w:bCs/>
-          <w:color w:val="auto"/>
-          <w:sz w:val="22"/>
-          <w:szCs w:val="22"/>
-          <w:lang w:val="es-ES"/>
-        </w:rPr>
-        <w:t>a. Para este trabajo, no parece necesaria esa complejidad adicional.</w:t>
-      </w:r>
-    </w:p>
-    <w:p>
-      <w:pPr>
-        <w:pStyle w:val="15"/>
-        <w:numPr>
-          <w:numId w:val="0"/>
-        </w:numPr>
-        <w:ind w:left="360" w:leftChars="0"/>
-        <w:rPr>
-          <w:rFonts w:hint="default"/>
-          <w:b w:val="0"/>
-          <w:bCs/>
-          <w:color w:val="auto"/>
-          <w:sz w:val="22"/>
-          <w:szCs w:val="22"/>
-          <w:lang w:val="es-ES"/>
-        </w:rPr>
-      </w:pPr>
-      <w:r>
-        <w:rPr>
-          <w:rFonts w:hint="default"/>
-          <w:b/>
-          <w:bCs w:val="0"/>
-          <w:color w:val="auto"/>
-          <w:sz w:val="22"/>
-          <w:szCs w:val="22"/>
-          <w:lang w:val="es-ES"/>
-        </w:rPr>
-        <w:t>Las alternativas estudiadas presentan, por tanto, dos riesgos contrarios. Una tabla plana sería demasiado simple, por un lado, y podría ocultar la riqueza estructural del dataset. Por otro lado, un copo de nieve completo introducirían una complejidad superior a la necesaria para el alcance del trabajo.</w:t>
-      </w:r>
-    </w:p>
-    <w:p>
-      <w:pPr>
-        <w:pStyle w:val="15"/>
-        <w:numPr>
-          <w:numId w:val="0"/>
-        </w:numPr>
-        <w:ind w:left="360" w:leftChars="0"/>
-        <w:rPr>
-          <w:rFonts w:hint="default"/>
-          <w:b/>
-          <w:bCs w:val="0"/>
-          <w:color w:val="auto"/>
-          <w:sz w:val="22"/>
-          <w:szCs w:val="22"/>
-          <w:lang w:val="es-ES"/>
-        </w:rPr>
-      </w:pPr>
-      <w:r>
-        <w:rPr>
-          <w:rFonts w:hint="default"/>
-          <w:b/>
-          <w:bCs w:val="0"/>
-          <w:color w:val="auto"/>
-          <w:sz w:val="22"/>
-          <w:szCs w:val="22"/>
-          <w:lang w:val="es-ES"/>
-        </w:rPr>
-        <w:t>La solución más equilibrada pasa por combinar una capa relacional limpia con una capa dimensional de tipo constelación ligera. Esta opción permite mantener la trazabilidad del modelo relacional y, al mismo tiempo, construir una estructura analítica más adecuada para el cálculo de indicadores, la creación de visualizaciones y la preparación de una posible capa predictiva.</w:t>
-      </w:r>
-    </w:p>
-    <w:p>
-      <w:pPr>
-        <w:pStyle w:val="15"/>
-        <w:numPr>
-          <w:numId w:val="0"/>
-        </w:numPr>
-        <w:ind w:left="360" w:leftChars="0"/>
-        <w:rPr>
-          <w:rFonts w:hint="default"/>
-          <w:b w:val="0"/>
-          <w:bCs/>
-          <w:color w:val="auto"/>
-          <w:sz w:val="22"/>
-          <w:szCs w:val="22"/>
-          <w:lang w:val="es-ES"/>
-        </w:rPr>
-      </w:pPr>
-      <w:r>
-        <w:rPr>
-          <w:rFonts w:hint="default"/>
-          <w:b/>
-          <w:bCs w:val="0"/>
-          <w:color w:val="auto"/>
-          <w:sz w:val="22"/>
-          <w:szCs w:val="22"/>
-          <w:lang w:val="es-ES"/>
-        </w:rPr>
-        <w:t>En este sentido, la arquitectura final no reemplaza el modelo relacional por un modelo dimensional, sino que utiliza ambos de forma complementaria</w:t>
-      </w:r>
-      <w:r>
-        <w:rPr>
-          <w:rFonts w:hint="default"/>
-          <w:b w:val="0"/>
-          <w:bCs/>
-          <w:color w:val="auto"/>
-          <w:sz w:val="22"/>
-          <w:szCs w:val="22"/>
-          <w:lang w:val="es-ES"/>
-        </w:rPr>
-        <w:t>. La capa core mantiene las entidades originales y sus relaciones, mientras que la capa analytics reestructura la información en tablas de hechos y dimensiones orientadas al análisis.</w:t>
-      </w:r>
+    </w:p>
+    <w:p>
+      <w:pPr>
+        <w:pStyle w:val="15"/>
+        <w:numPr>
+          <w:ilvl w:val="0"/>
+          <w:numId w:val="0"/>
+        </w:numPr>
+        <w:ind w:left="360" w:leftChars="0"/>
+        <w:rPr>
+          <w:rFonts w:hint="default" w:ascii="Calibri" w:hAnsi="Calibri" w:eastAsia="SimSun"/>
+          <w:b/>
+          <w:bCs w:val="0"/>
+          <w:color w:val="auto"/>
+          <w:sz w:val="24"/>
+          <w:szCs w:val="24"/>
+          <w:lang w:val="es-ES"/>
+        </w:rPr>
+      </w:pPr>
+      <w:r>
+        <w:rPr>
+          <w:rFonts w:hint="default" w:ascii="Calibri" w:hAnsi="Calibri" w:eastAsia="SimSun"/>
+          <w:b/>
+          <w:bCs w:val="0"/>
+          <w:color w:val="auto"/>
+          <w:sz w:val="24"/>
+          <w:szCs w:val="24"/>
+          <w:lang w:val="es-ES"/>
+        </w:rPr>
+        <w:t>La construcción de esta capa analítica facilita las consultas posteriores. Sin ella, cada análisis requeriría hacer joins repetidos entre orders, order_items, payments, reviews, customers, products y sellers, y volver a calcular tiempos, importes y métricas derivadas. Al llevar esta lógica a fact_orders y fact_order_items, las consultas de análisis se vuelven más simples, reutilizables y menos propensas a errores.</w:t>
+      </w:r>
+    </w:p>
+    <w:p>
+      <w:pPr>
+        <w:pStyle w:val="15"/>
+        <w:numPr>
+          <w:ilvl w:val="0"/>
+          <w:numId w:val="0"/>
+        </w:numPr>
+        <w:ind w:left="360" w:leftChars="0"/>
+        <w:rPr>
+          <w:rFonts w:hint="default" w:ascii="Calibri" w:hAnsi="Calibri" w:eastAsia="SimSun"/>
+          <w:b w:val="0"/>
+          <w:bCs/>
+          <w:color w:val="auto"/>
+          <w:sz w:val="24"/>
+          <w:szCs w:val="24"/>
+          <w:lang w:val="es-ES"/>
+        </w:rPr>
+      </w:pPr>
+      <w:r>
+        <w:rPr>
+          <w:rFonts w:hint="default" w:ascii="Calibri" w:hAnsi="Calibri" w:eastAsia="SimSun"/>
+          <w:b/>
+          <w:bCs w:val="0"/>
+          <w:color w:val="auto"/>
+          <w:sz w:val="24"/>
+          <w:szCs w:val="24"/>
+          <w:lang w:val="es-ES"/>
+        </w:rPr>
+        <w:t>Después de crear y poblar la capa analytics, se hicieron varias validaciones</w:t>
+      </w:r>
+      <w:r>
+        <w:rPr>
+          <w:rFonts w:hint="default" w:ascii="Calibri" w:hAnsi="Calibri" w:eastAsia="SimSun"/>
+          <w:b w:val="0"/>
+          <w:bCs/>
+          <w:color w:val="auto"/>
+          <w:sz w:val="24"/>
+          <w:szCs w:val="24"/>
+          <w:lang w:val="es-ES"/>
+        </w:rPr>
+        <w:t xml:space="preserve"> </w:t>
+      </w:r>
+      <w:r>
+        <w:rPr>
+          <w:rFonts w:hint="default" w:ascii="Calibri" w:hAnsi="Calibri" w:eastAsia="SimSun"/>
+          <w:b/>
+          <w:bCs w:val="0"/>
+          <w:color w:val="auto"/>
+          <w:sz w:val="24"/>
+          <w:szCs w:val="24"/>
+          <w:lang w:val="es-ES"/>
+        </w:rPr>
+        <w:t>para comprobar la consistencia del modelo.</w:t>
+      </w:r>
+      <w:r>
+        <w:rPr>
+          <w:rFonts w:hint="default" w:ascii="Calibri" w:hAnsi="Calibri" w:eastAsia="SimSun"/>
+          <w:b w:val="0"/>
+          <w:bCs/>
+          <w:color w:val="auto"/>
+          <w:sz w:val="24"/>
+          <w:szCs w:val="24"/>
+          <w:lang w:val="es-ES"/>
+        </w:rPr>
+        <w:t xml:space="preserve"> Primero </w:t>
+      </w:r>
+      <w:r>
+        <w:rPr>
+          <w:rFonts w:hint="default" w:ascii="Calibri" w:hAnsi="Calibri" w:eastAsia="SimSun"/>
+          <w:b/>
+          <w:bCs w:val="0"/>
+          <w:color w:val="auto"/>
+          <w:sz w:val="24"/>
+          <w:szCs w:val="24"/>
+          <w:lang w:val="es-ES"/>
+        </w:rPr>
+        <w:t>se comprobó el número de registros de las dimensiones y de las tablas de hechos</w:t>
+      </w:r>
+      <w:r>
+        <w:rPr>
+          <w:rFonts w:hint="default" w:ascii="Calibri" w:hAnsi="Calibri" w:eastAsia="SimSun"/>
+          <w:b w:val="0"/>
+          <w:bCs/>
+          <w:color w:val="auto"/>
+          <w:sz w:val="24"/>
+          <w:szCs w:val="24"/>
+          <w:lang w:val="es-ES"/>
+        </w:rPr>
+        <w:t>. Esta comprobación sirve para verificar que las tablas se hayan cargado correctamente y que no queden vacías por errores en las inserciones o en las relaciones con core.</w:t>
+      </w:r>
+    </w:p>
+    <w:p>
+      <w:pPr>
+        <w:pStyle w:val="15"/>
+        <w:numPr>
+          <w:ilvl w:val="0"/>
+          <w:numId w:val="0"/>
+        </w:numPr>
+        <w:ind w:left="360" w:leftChars="0"/>
+        <w:rPr>
+          <w:rFonts w:hint="default" w:ascii="Calibri" w:hAnsi="Calibri" w:eastAsia="SimSun"/>
+          <w:b w:val="0"/>
+          <w:bCs/>
+          <w:color w:val="auto"/>
+          <w:sz w:val="24"/>
+          <w:szCs w:val="24"/>
+          <w:lang w:val="es-ES"/>
+        </w:rPr>
+      </w:pPr>
+      <w:r>
+        <w:rPr>
+          <w:rFonts w:hint="default" w:ascii="Calibri" w:hAnsi="Calibri" w:eastAsia="SimSun"/>
+          <w:b/>
+          <w:bCs w:val="0"/>
+          <w:color w:val="auto"/>
+          <w:sz w:val="24"/>
+          <w:szCs w:val="24"/>
+          <w:lang w:val="es-ES"/>
+        </w:rPr>
+        <w:t xml:space="preserve">También se comprobó la granularidad de fact_orders. </w:t>
+      </w:r>
+      <w:r>
+        <w:rPr>
+          <w:rFonts w:hint="default" w:ascii="Calibri" w:hAnsi="Calibri" w:eastAsia="SimSun"/>
+          <w:b w:val="0"/>
+          <w:bCs/>
+          <w:color w:val="auto"/>
+          <w:sz w:val="24"/>
+          <w:szCs w:val="24"/>
+          <w:lang w:val="es-ES"/>
+        </w:rPr>
+        <w:t>Como esta tabla debe tener una única fila por pedido se verificó que el total de filas sea igual al número de order_id distintos y que no existan pedidos duplicados. Esta validación es importante, ya que cualquier duplicidad en fact_orders afectaría directamente al cálculo de indicadores generales como el número total de pedidos, la tasa de retraso o el tiempo medio de entrega.</w:t>
+      </w:r>
+    </w:p>
+    <w:p>
+      <w:pPr>
+        <w:pStyle w:val="15"/>
+        <w:numPr>
+          <w:ilvl w:val="0"/>
+          <w:numId w:val="0"/>
+        </w:numPr>
+        <w:ind w:left="360" w:leftChars="0"/>
+        <w:rPr>
+          <w:rFonts w:hint="default" w:ascii="Calibri" w:hAnsi="Calibri" w:eastAsia="SimSun"/>
+          <w:b w:val="0"/>
+          <w:bCs/>
+          <w:color w:val="auto"/>
+          <w:sz w:val="24"/>
+          <w:szCs w:val="24"/>
+          <w:lang w:val="es-ES"/>
+        </w:rPr>
+      </w:pPr>
+      <w:r>
+        <w:rPr>
+          <w:rFonts w:hint="default" w:ascii="Calibri" w:hAnsi="Calibri" w:eastAsia="SimSun"/>
+          <w:b w:val="0"/>
+          <w:bCs/>
+          <w:color w:val="auto"/>
+          <w:sz w:val="24"/>
+          <w:szCs w:val="24"/>
+          <w:lang w:val="es-ES"/>
+        </w:rPr>
+        <w:t xml:space="preserve">De igual manera </w:t>
+      </w:r>
+      <w:r>
+        <w:rPr>
+          <w:rFonts w:hint="default" w:ascii="Calibri" w:hAnsi="Calibri" w:eastAsia="SimSun"/>
+          <w:b/>
+          <w:bCs w:val="0"/>
+          <w:color w:val="auto"/>
+          <w:sz w:val="24"/>
+          <w:szCs w:val="24"/>
+          <w:lang w:val="es-ES"/>
+        </w:rPr>
+        <w:t>se validó la granularidad de fact_order_items.</w:t>
+      </w:r>
+      <w:r>
+        <w:rPr>
+          <w:rFonts w:hint="default" w:ascii="Calibri" w:hAnsi="Calibri" w:eastAsia="SimSun"/>
+          <w:b w:val="0"/>
+          <w:bCs/>
+          <w:color w:val="auto"/>
+          <w:sz w:val="24"/>
+          <w:szCs w:val="24"/>
+          <w:lang w:val="es-ES"/>
+        </w:rPr>
+        <w:t xml:space="preserve"> En este caso, la </w:t>
+      </w:r>
+      <w:r>
+        <w:rPr>
+          <w:rFonts w:hint="default" w:ascii="Calibri" w:hAnsi="Calibri" w:eastAsia="SimSun"/>
+          <w:b/>
+          <w:bCs w:val="0"/>
+          <w:color w:val="auto"/>
+          <w:sz w:val="24"/>
+          <w:szCs w:val="24"/>
+          <w:lang w:val="es-ES"/>
+        </w:rPr>
+        <w:t>unidad mínima de análisis es el conjunto formado por order_id y order_item_id.</w:t>
+      </w:r>
+      <w:r>
+        <w:rPr>
+          <w:rFonts w:hint="default" w:ascii="Calibri" w:hAnsi="Calibri" w:eastAsia="SimSun"/>
+          <w:b w:val="0"/>
+          <w:bCs/>
+          <w:color w:val="auto"/>
+          <w:sz w:val="24"/>
+          <w:szCs w:val="24"/>
+          <w:lang w:val="es-ES"/>
+        </w:rPr>
+        <w:t xml:space="preserve"> </w:t>
+      </w:r>
+      <w:r>
+        <w:rPr>
+          <w:rFonts w:hint="default" w:ascii="Calibri" w:hAnsi="Calibri" w:eastAsia="SimSun"/>
+          <w:b/>
+          <w:bCs w:val="0"/>
+          <w:color w:val="auto"/>
+          <w:sz w:val="24"/>
+          <w:szCs w:val="24"/>
+          <w:lang w:val="es-ES"/>
+        </w:rPr>
+        <w:t>Por ello, se comprobó que no hubiese duplicados para dicha combinación y que el número de filas fuese coherente con la tabla core.order_items.</w:t>
+      </w:r>
+      <w:r>
+        <w:rPr>
+          <w:rFonts w:hint="default" w:ascii="Calibri" w:hAnsi="Calibri" w:eastAsia="SimSun"/>
+          <w:b w:val="0"/>
+          <w:bCs/>
+          <w:color w:val="auto"/>
+          <w:sz w:val="24"/>
+          <w:szCs w:val="24"/>
+          <w:lang w:val="es-ES"/>
+        </w:rPr>
+        <w:t xml:space="preserve"> Esta revisión sirve para verificar que el detalle de líneas de pedido se trasladó correctamente a la capa analítica.</w:t>
+      </w:r>
+    </w:p>
+    <w:p>
+      <w:pPr>
+        <w:pStyle w:val="15"/>
+        <w:numPr>
+          <w:ilvl w:val="0"/>
+          <w:numId w:val="0"/>
+        </w:numPr>
+        <w:ind w:left="360" w:leftChars="0"/>
+        <w:rPr>
+          <w:rFonts w:hint="default" w:ascii="Calibri" w:hAnsi="Calibri" w:eastAsia="SimSun"/>
+          <w:b/>
+          <w:bCs w:val="0"/>
+          <w:color w:val="auto"/>
+          <w:sz w:val="24"/>
+          <w:szCs w:val="24"/>
+          <w:lang w:val="es-ES"/>
+        </w:rPr>
+      </w:pPr>
+      <w:r>
+        <w:rPr>
+          <w:rFonts w:hint="default" w:ascii="Calibri" w:hAnsi="Calibri" w:eastAsia="SimSun"/>
+          <w:b/>
+          <w:bCs w:val="0"/>
+          <w:color w:val="auto"/>
+          <w:sz w:val="24"/>
+          <w:szCs w:val="24"/>
+          <w:lang w:val="es-ES"/>
+        </w:rPr>
+        <w:t>Una verificación importante fue la de los importes agregados.</w:t>
+      </w:r>
+      <w:r>
+        <w:rPr>
+          <w:rFonts w:hint="default" w:ascii="Calibri" w:hAnsi="Calibri" w:eastAsia="SimSun"/>
+          <w:b w:val="0"/>
+          <w:bCs/>
+          <w:color w:val="auto"/>
+          <w:sz w:val="24"/>
+          <w:szCs w:val="24"/>
+          <w:lang w:val="es-ES"/>
+        </w:rPr>
+        <w:t xml:space="preserve"> </w:t>
+      </w:r>
+      <w:r>
+        <w:rPr>
+          <w:rFonts w:hint="default" w:ascii="Calibri" w:hAnsi="Calibri" w:eastAsia="SimSun"/>
+          <w:b/>
+          <w:bCs w:val="0"/>
+          <w:color w:val="auto"/>
+          <w:sz w:val="24"/>
+          <w:szCs w:val="24"/>
+          <w:lang w:val="es-ES"/>
+        </w:rPr>
+        <w:t>Se compararon los valores acumulados de total_items_value y total_freight_value en fact_orders con las sumas de price y freight_value de core.order_items.</w:t>
+      </w:r>
+      <w:r>
+        <w:rPr>
+          <w:rFonts w:hint="default" w:ascii="Calibri" w:hAnsi="Calibri" w:eastAsia="SimSun"/>
+          <w:b w:val="0"/>
+          <w:bCs/>
+          <w:color w:val="auto"/>
+          <w:sz w:val="24"/>
+          <w:szCs w:val="24"/>
+          <w:lang w:val="es-ES"/>
+        </w:rPr>
+        <w:t xml:space="preserve"> también </w:t>
+      </w:r>
+      <w:r>
+        <w:rPr>
+          <w:rFonts w:hint="default" w:ascii="Calibri" w:hAnsi="Calibri" w:eastAsia="SimSun"/>
+          <w:b/>
+          <w:bCs w:val="0"/>
+          <w:color w:val="auto"/>
+          <w:sz w:val="24"/>
+          <w:szCs w:val="24"/>
+          <w:lang w:val="es-ES"/>
+        </w:rPr>
+        <w:t>comparó total_payment_value con la suma de payment_value en core.order_payments</w:t>
+      </w:r>
+      <w:r>
+        <w:rPr>
+          <w:rFonts w:hint="default" w:ascii="Calibri" w:hAnsi="Calibri" w:eastAsia="SimSun"/>
+          <w:b w:val="0"/>
+          <w:bCs/>
+          <w:color w:val="auto"/>
+          <w:sz w:val="24"/>
+          <w:szCs w:val="24"/>
+          <w:lang w:val="es-ES"/>
+        </w:rPr>
+        <w:t xml:space="preserve">. </w:t>
+      </w:r>
+      <w:r>
+        <w:rPr>
+          <w:rFonts w:hint="default" w:ascii="Calibri" w:hAnsi="Calibri" w:eastAsia="SimSun"/>
+          <w:b/>
+          <w:bCs w:val="0"/>
+          <w:color w:val="auto"/>
+          <w:sz w:val="24"/>
+          <w:szCs w:val="24"/>
+          <w:lang w:val="es-ES"/>
+        </w:rPr>
+        <w:t>Estas comprobaciones tienen como objetivo asegurarse de que las agregaciones económicas que se han ido realizando durante la carga no hayan introducido ni pérdidas ni duplicidades.</w:t>
+      </w:r>
+    </w:p>
+    <w:p>
+      <w:pPr>
+        <w:pStyle w:val="15"/>
+        <w:numPr>
+          <w:ilvl w:val="0"/>
+          <w:numId w:val="0"/>
+        </w:numPr>
+        <w:ind w:left="360" w:leftChars="0"/>
+        <w:rPr>
+          <w:rFonts w:hint="default" w:ascii="Calibri" w:hAnsi="Calibri" w:eastAsia="SimSun"/>
+          <w:b w:val="0"/>
+          <w:bCs/>
+          <w:color w:val="auto"/>
+          <w:sz w:val="24"/>
+          <w:szCs w:val="24"/>
+          <w:lang w:val="es-ES"/>
+        </w:rPr>
+      </w:pPr>
+      <w:r>
+        <w:rPr>
+          <w:rFonts w:hint="default" w:ascii="Calibri" w:hAnsi="Calibri" w:eastAsia="SimSun"/>
+          <w:b w:val="0"/>
+          <w:bCs/>
+          <w:color w:val="auto"/>
+          <w:sz w:val="24"/>
+          <w:szCs w:val="24"/>
+          <w:lang w:val="es-ES"/>
+        </w:rPr>
+        <w:t>Se procedió también a la validación de las claves geográficas. Dado que la dim_geography es de referencia a los prefijos postales de clientes y vendedores</w:t>
+      </w:r>
+      <w:r>
+        <w:rPr>
+          <w:rFonts w:hint="default" w:ascii="Calibri" w:hAnsi="Calibri" w:eastAsia="SimSun"/>
+          <w:b/>
+          <w:bCs w:val="0"/>
+          <w:color w:val="auto"/>
+          <w:sz w:val="24"/>
+          <w:szCs w:val="24"/>
+          <w:lang w:val="es-ES"/>
+        </w:rPr>
+        <w:t xml:space="preserve"> se revisó si existían customer_zip_code_prefix o seller_zip_code_prefix que no estuvieran en la dimensión geográfica. Este punto es de especial importancia, porque los análisis a nivel de territorio dependen de que clientes y vendedores puedan ser correctamente vinculados a su información geográfica.</w:t>
+      </w:r>
+    </w:p>
+    <w:p>
+      <w:pPr>
+        <w:pStyle w:val="15"/>
+        <w:numPr>
+          <w:ilvl w:val="0"/>
+          <w:numId w:val="0"/>
+        </w:numPr>
+        <w:ind w:left="360" w:leftChars="0"/>
+        <w:rPr>
+          <w:rFonts w:hint="default" w:ascii="Calibri" w:hAnsi="Calibri" w:eastAsia="SimSun"/>
+          <w:b w:val="0"/>
+          <w:bCs/>
+          <w:color w:val="auto"/>
+          <w:sz w:val="24"/>
+          <w:szCs w:val="24"/>
+          <w:lang w:val="es-ES"/>
+        </w:rPr>
+      </w:pPr>
+      <w:r>
+        <w:rPr>
+          <w:rFonts w:hint="default" w:ascii="Calibri" w:hAnsi="Calibri" w:eastAsia="SimSun"/>
+          <w:b w:val="0"/>
+          <w:bCs/>
+          <w:color w:val="auto"/>
+          <w:sz w:val="24"/>
+          <w:szCs w:val="24"/>
+          <w:lang w:val="es-ES"/>
+        </w:rPr>
+        <w:t>Así, la capa analytics se convierte en la base técnica para las consultas de análisis y la visualización en Power BI. Sobre estas tablas, posteriormente se construyeron vistas orientadas a distintos bloques analíticos: indicadores generales, distribución de retrasos, rendimiento por vendedor, rendimiento por categoría de producto, análisis geográfico, satisfacción del cliente y evolución mensual. Estas vistas no suponen una sustitución de las tablas analytics, sino una capa adicional de consulta preparada para el dashboard.</w:t>
+      </w:r>
+    </w:p>
+    <w:p>
+      <w:pPr>
+        <w:pStyle w:val="15"/>
+        <w:numPr>
+          <w:ilvl w:val="0"/>
+          <w:numId w:val="0"/>
+        </w:numPr>
+        <w:ind w:left="360" w:leftChars="0"/>
+        <w:rPr>
+          <w:rFonts w:hint="default" w:ascii="Calibri" w:hAnsi="Calibri" w:eastAsia="SimSun"/>
+          <w:b/>
+          <w:bCs w:val="0"/>
+          <w:color w:val="auto"/>
+          <w:sz w:val="24"/>
+          <w:szCs w:val="24"/>
+          <w:lang w:val="es-ES"/>
+        </w:rPr>
+      </w:pPr>
+      <w:r>
+        <w:rPr>
+          <w:rFonts w:hint="default" w:ascii="Calibri" w:hAnsi="Calibri" w:eastAsia="SimSun"/>
+          <w:b/>
+          <w:bCs w:val="0"/>
+          <w:color w:val="auto"/>
+          <w:sz w:val="24"/>
+          <w:szCs w:val="24"/>
+          <w:lang w:val="es-ES"/>
+        </w:rPr>
+        <w:t>En conjunto, la construcción de la capa analítica dimensional permitió transformar el modelo relacional inicial, a una estructura más adecuada para el análisis de rendimiento logístico. La separación entre dimensiones y hechos, la definición de granularidades claras, la creación de métricas derivadas y las posteriores validaciones proporcionan una base sólida para responder a la pregunta de investigación y para desarrollar las visualizaciones e indicadores presentados en los siguientes apartados.</w:t>
+      </w:r>
+    </w:p>
+    <w:p>
+      <w:pPr>
+        <w:pStyle w:val="15"/>
+        <w:numPr>
+          <w:ilvl w:val="0"/>
+          <w:numId w:val="0"/>
+        </w:numPr>
+        <w:ind w:left="360" w:leftChars="0"/>
+        <w:rPr>
+          <w:rFonts w:hint="default" w:ascii="Calibri" w:hAnsi="Calibri" w:eastAsia="SimSun"/>
+          <w:b w:val="0"/>
+          <w:bCs/>
+          <w:color w:val="auto"/>
+          <w:sz w:val="24"/>
+          <w:szCs w:val="24"/>
+          <w:lang w:val="es-ES"/>
+        </w:rPr>
+      </w:pPr>
     </w:p>
     <w:sectPr>
+      <w:headerReference r:id="rId6" w:type="first"/>
+      <w:footerReference r:id="rId8" w:type="first"/>
       <w:headerReference r:id="rId5" w:type="default"/>
-      <w:footerReference r:id="rId6" w:type="default"/>
+      <w:footerReference r:id="rId7" w:type="default"/>
       <w:pgSz w:w="11906" w:h="16838"/>
       <w:pgMar w:top="1417" w:right="1701" w:bottom="1417" w:left="1701" w:header="708" w:footer="708" w:gutter="0"/>
       <w:cols w:space="708" w:num="1"/>
-      <w:titlePg/>
       <w:docGrid w:linePitch="360" w:charSpace="0"/>
     </w:sectPr>
   </w:body>
@@ -8925,9 +15048,38 @@
     <w:sdtContent>
       <w:p>
         <w:pPr>
+          <w:pStyle w:val="10"/>
+          <w:keepNext w:val="0"/>
+          <w:keepLines w:val="0"/>
+          <w:widowControl/>
+          <w:suppressLineNumbers w:val="0"/>
+          <w:spacing w:before="0" w:beforeAutospacing="0" w:after="0" w:afterAutospacing="0"/>
+          <w:ind w:left="0" w:right="0"/>
+          <w:rPr>
+            <w:rFonts w:hint="default"/>
+            <w:lang w:val="es-ES"/>
+          </w:rPr>
+        </w:pPr>
+      </w:p>
+      <w:p>
+        <w:pPr>
           <w:pStyle w:val="11"/>
-          <w:jc w:val="right"/>
+          <w:jc w:val="center"/>
         </w:pPr>
+        <w:r>
+          <w:rPr>
+            <w:rFonts w:hint="default"/>
+            <w:lang w:val="es-ES"/>
+          </w:rPr>
+          <w:tab/>
+        </w:r>
+        <w:r>
+          <w:rPr>
+            <w:rFonts w:hint="default"/>
+            <w:lang w:val="es-ES"/>
+          </w:rPr>
+          <w:tab/>
+        </w:r>
         <w:r>
           <w:fldChar w:fldCharType="begin"/>
         </w:r>
@@ -8949,6 +15101,11 @@
       </w:p>
     </w:sdtContent>
   </w:sdt>
+</w:ftr>
+</file>
+
+<file path=word/footer2.xml><?xml version="1.0" encoding="utf-8"?>
+<w:ftr xmlns:wpc="http://schemas.microsoft.com/office/word/2010/wordprocessingCanvas" xmlns:mc="http://schemas.openxmlformats.org/markup-compatibility/2006" xmlns:o="urn:schemas-microsoft-com:office:office" xmlns:r="http://schemas.openxmlformats.org/officeDocument/2006/relationships" xmlns:m="http://schemas.openxmlformats.org/officeDocument/2006/math" xmlns:v="urn:schemas-microsoft-com:vml" xmlns:wp14="http://schemas.microsoft.com/office/word/2010/wordprocessingDrawing" xmlns:wp="http://schemas.openxmlformats.org/drawingml/2006/wordprocessingDrawing" xmlns:w10="urn:schemas-microsoft-com:office:word" xmlns:w="http://schemas.openxmlformats.org/wordprocessingml/2006/main" xmlns:w14="http://schemas.microsoft.com/office/word/2010/wordml" xmlns:w15="http://schemas.microsoft.com/office/word/2012/wordml" xmlns:wpg="http://schemas.microsoft.com/office/word/2010/wordprocessingGroup" xmlns:wpi="http://schemas.microsoft.com/office/word/2010/wordprocessingInk" xmlns:wne="http://schemas.microsoft.com/office/word/2006/wordml" xmlns:wps="http://schemas.microsoft.com/office/word/2010/wordprocessingShape" xmlns:wpsCustomData="http://www.wps.cn/officeDocument/2013/wpsCustomData" mc:Ignorable="w14 w15 wp14">
   <w:p>
     <w:pPr>
       <w:pStyle w:val="11"/>
@@ -9050,6 +15207,16 @@
         </wp:anchor>
       </w:drawing>
     </w:r>
+  </w:p>
+</w:hdr>
+</file>
+
+<file path=word/header2.xml><?xml version="1.0" encoding="utf-8"?>
+<w:hdr xmlns:wpc="http://schemas.microsoft.com/office/word/2010/wordprocessingCanvas" xmlns:mc="http://schemas.openxmlformats.org/markup-compatibility/2006" xmlns:o="urn:schemas-microsoft-com:office:office" xmlns:r="http://schemas.openxmlformats.org/officeDocument/2006/relationships" xmlns:m="http://schemas.openxmlformats.org/officeDocument/2006/math" xmlns:v="urn:schemas-microsoft-com:vml" xmlns:wp14="http://schemas.microsoft.com/office/word/2010/wordprocessingDrawing" xmlns:wp="http://schemas.openxmlformats.org/drawingml/2006/wordprocessingDrawing" xmlns:w10="urn:schemas-microsoft-com:office:word" xmlns:w="http://schemas.openxmlformats.org/wordprocessingml/2006/main" xmlns:w14="http://schemas.microsoft.com/office/word/2010/wordml" xmlns:w15="http://schemas.microsoft.com/office/word/2012/wordml" xmlns:wpg="http://schemas.microsoft.com/office/word/2010/wordprocessingGroup" xmlns:wpi="http://schemas.microsoft.com/office/word/2010/wordprocessingInk" xmlns:wne="http://schemas.microsoft.com/office/word/2006/wordml" xmlns:wps="http://schemas.microsoft.com/office/word/2010/wordprocessingShape" xmlns:wpsCustomData="http://www.wps.cn/officeDocument/2013/wpsCustomData" mc:Ignorable="w14 w15 wp14">
+  <w:p>
+    <w:pPr>
+      <w:pStyle w:val="9"/>
+    </w:pPr>
   </w:p>
 </w:hdr>
 </file>
@@ -9286,7 +15453,7 @@
     <w:lsdException w:uiPriority="99" w:name="Document Map"/>
     <w:lsdException w:uiPriority="99" w:name="Plain Text"/>
     <w:lsdException w:uiPriority="99" w:name="E-mail Signature"/>
-    <w:lsdException w:uiPriority="99" w:name="Normal (Web)"/>
+    <w:lsdException w:qFormat="1" w:uiPriority="99" w:name="Normal (Web)"/>
     <w:lsdException w:uiPriority="99" w:name="HTML Acronym"/>
     <w:lsdException w:uiPriority="99" w:name="HTML Address"/>
     <w:lsdException w:uiPriority="99" w:name="HTML Cite"/>
@@ -9474,6 +15641,7 @@
     <w:name w:val="Normal (Web)"/>
     <w:semiHidden/>
     <w:unhideWhenUsed/>
+    <w:qFormat/>
     <w:uiPriority w:val="99"/>
     <w:pPr>
       <w:spacing w:before="0" w:beforeAutospacing="1" w:after="0" w:afterAutospacing="1"/>
@@ -9807,6 +15975,7 @@
     <w:basedOn w:val="3"/>
     <w:semiHidden/>
     <w:unhideWhenUsed/>
+    <w:qFormat/>
     <w:uiPriority w:val="99"/>
     <w:rPr>
       <w:color w:val="605E5C"/>
